--- a/专利技术交底书.docx
+++ b/专利技术交底书.docx
@@ -520,7 +520,7 @@
         <w:spacing w:line="360" w:lineRule="auto"/>
         <w:ind w:firstLine="420"/>
         <w:rPr>
-          <w:rFonts w:ascii="宋体" w:hAnsi="宋体" w:hint="eastAsia"/>
+          <w:rFonts w:ascii="宋体" w:hAnsi="宋体"/>
           <w:sz w:val="24"/>
         </w:rPr>
       </w:pPr>
@@ -847,6 +847,226 @@
           <w:sz w:val="24"/>
         </w:rPr>
       </w:pPr>
+      <w:r>
+        <w:rPr>
+          <w:rFonts w:ascii="宋体" w:hAnsi="宋体" w:hint="eastAsia"/>
+          <w:sz w:val="24"/>
+        </w:rPr>
+        <w:lastRenderedPageBreak/>
+        <w:t>同时，</w:t>
+      </w:r>
+      <w:r>
+        <w:rPr>
+          <w:rFonts w:ascii="MS Gothic" w:eastAsia="MS Gothic" w:hAnsi="MS Gothic" w:cs="MS Gothic" w:hint="eastAsia"/>
+          <w:sz w:val="24"/>
+        </w:rPr>
+        <w:t>​​</w:t>
+      </w:r>
+      <w:r>
+        <w:rPr>
+          <w:rFonts w:ascii="宋体" w:hAnsi="宋体" w:cs="宋体" w:hint="eastAsia"/>
+          <w:sz w:val="24"/>
+        </w:rPr>
+        <w:t>移动机器人技术</w:t>
+      </w:r>
+      <w:r>
+        <w:rPr>
+          <w:rFonts w:ascii="MS Gothic" w:eastAsia="MS Gothic" w:hAnsi="MS Gothic" w:cs="MS Gothic" w:hint="eastAsia"/>
+          <w:sz w:val="24"/>
+        </w:rPr>
+        <w:t>​​</w:t>
+      </w:r>
+      <w:r>
+        <w:rPr>
+          <w:rFonts w:ascii="宋体" w:hAnsi="宋体" w:cs="宋体" w:hint="eastAsia"/>
+          <w:sz w:val="24"/>
+        </w:rPr>
+        <w:t>，尤其是</w:t>
+      </w:r>
+      <w:r>
+        <w:rPr>
+          <w:rFonts w:ascii="MS Gothic" w:eastAsia="MS Gothic" w:hAnsi="MS Gothic" w:cs="MS Gothic" w:hint="eastAsia"/>
+          <w:sz w:val="24"/>
+        </w:rPr>
+        <w:t>​​</w:t>
+      </w:r>
+      <w:r>
+        <w:rPr>
+          <w:rFonts w:ascii="宋体" w:hAnsi="宋体" w:cs="宋体" w:hint="eastAsia"/>
+          <w:sz w:val="24"/>
+        </w:rPr>
+        <w:t>四足机器人（机器狗）</w:t>
+      </w:r>
+      <w:r>
+        <w:rPr>
+          <w:rFonts w:ascii="MS Gothic" w:eastAsia="MS Gothic" w:hAnsi="MS Gothic" w:cs="MS Gothic" w:hint="eastAsia"/>
+          <w:sz w:val="24"/>
+        </w:rPr>
+        <w:t>​​</w:t>
+      </w:r>
+      <w:r>
+        <w:rPr>
+          <w:rFonts w:ascii="宋体" w:hAnsi="宋体" w:cs="宋体" w:hint="eastAsia"/>
+          <w:sz w:val="24"/>
+        </w:rPr>
+        <w:t>，凭借其在复杂非结构化地形中卓越的运动能力（如爬楼梯、跨越障碍、适应崎岖地面），已成为执行巡检、侦查、运输、协作操作等任务的重要载体。为实现有效控制，机器</w:t>
+      </w:r>
+      <w:proofErr w:type="gramStart"/>
+      <w:r>
+        <w:rPr>
+          <w:rFonts w:ascii="宋体" w:hAnsi="宋体" w:cs="宋体" w:hint="eastAsia"/>
+          <w:sz w:val="24"/>
+        </w:rPr>
+        <w:t>狗需要</w:t>
+      </w:r>
+      <w:proofErr w:type="gramEnd"/>
+      <w:r>
+        <w:rPr>
+          <w:rFonts w:ascii="宋体" w:hAnsi="宋体" w:cs="宋体" w:hint="eastAsia"/>
+          <w:sz w:val="24"/>
+        </w:rPr>
+        <w:t>强大的</w:t>
+      </w:r>
+      <w:r>
+        <w:rPr>
+          <w:rFonts w:ascii="MS Gothic" w:eastAsia="MS Gothic" w:hAnsi="MS Gothic" w:cs="MS Gothic" w:hint="eastAsia"/>
+          <w:sz w:val="24"/>
+        </w:rPr>
+        <w:t>​​</w:t>
+      </w:r>
+      <w:r>
+        <w:rPr>
+          <w:rFonts w:ascii="宋体" w:hAnsi="宋体" w:cs="宋体" w:hint="eastAsia"/>
+          <w:sz w:val="24"/>
+        </w:rPr>
+        <w:t>环境感知</w:t>
+      </w:r>
+      <w:r>
+        <w:rPr>
+          <w:rFonts w:ascii="MS Gothic" w:eastAsia="MS Gothic" w:hAnsi="MS Gothic" w:cs="MS Gothic" w:hint="eastAsia"/>
+          <w:sz w:val="24"/>
+        </w:rPr>
+        <w:t>​​</w:t>
+      </w:r>
+      <w:r>
+        <w:rPr>
+          <w:rFonts w:ascii="宋体" w:hAnsi="宋体" w:cs="宋体" w:hint="eastAsia"/>
+          <w:sz w:val="24"/>
+        </w:rPr>
+        <w:t>（激光雷达、深度摄像头、</w:t>
+      </w:r>
+      <w:r>
+        <w:rPr>
+          <w:rFonts w:ascii="宋体" w:hAnsi="宋体"/>
+          <w:sz w:val="24"/>
+        </w:rPr>
+        <w:t>IMU</w:t>
+      </w:r>
+      <w:r>
+        <w:rPr>
+          <w:rFonts w:ascii="宋体" w:hAnsi="宋体" w:hint="eastAsia"/>
+          <w:sz w:val="24"/>
+        </w:rPr>
+        <w:t>等）、</w:t>
+      </w:r>
+      <w:r>
+        <w:rPr>
+          <w:rFonts w:ascii="MS Gothic" w:eastAsia="MS Gothic" w:hAnsi="MS Gothic" w:cs="MS Gothic" w:hint="eastAsia"/>
+          <w:sz w:val="24"/>
+        </w:rPr>
+        <w:t>​​</w:t>
+      </w:r>
+      <w:r>
+        <w:rPr>
+          <w:rFonts w:ascii="宋体" w:hAnsi="宋体" w:cs="宋体" w:hint="eastAsia"/>
+          <w:sz w:val="24"/>
+        </w:rPr>
+        <w:t>自主决策规划</w:t>
+      </w:r>
+      <w:r>
+        <w:rPr>
+          <w:rFonts w:ascii="MS Gothic" w:eastAsia="MS Gothic" w:hAnsi="MS Gothic" w:cs="MS Gothic" w:hint="eastAsia"/>
+          <w:sz w:val="24"/>
+        </w:rPr>
+        <w:t>​​</w:t>
+      </w:r>
+      <w:r>
+        <w:rPr>
+          <w:rFonts w:ascii="宋体" w:hAnsi="宋体" w:cs="宋体" w:hint="eastAsia"/>
+          <w:sz w:val="24"/>
+        </w:rPr>
+        <w:t>（定位、建图、路径</w:t>
+      </w:r>
+      <w:r>
+        <w:rPr>
+          <w:rFonts w:ascii="宋体" w:hAnsi="宋体"/>
+          <w:sz w:val="24"/>
+        </w:rPr>
+        <w:t>/</w:t>
+      </w:r>
+      <w:r>
+        <w:rPr>
+          <w:rFonts w:ascii="宋体" w:hAnsi="宋体" w:hint="eastAsia"/>
+          <w:sz w:val="24"/>
+        </w:rPr>
+        <w:t>轨迹规划）、以及</w:t>
+      </w:r>
+      <w:r>
+        <w:rPr>
+          <w:rFonts w:ascii="MS Gothic" w:eastAsia="MS Gothic" w:hAnsi="MS Gothic" w:cs="MS Gothic" w:hint="eastAsia"/>
+          <w:sz w:val="24"/>
+        </w:rPr>
+        <w:t>​​</w:t>
+      </w:r>
+      <w:r>
+        <w:rPr>
+          <w:rFonts w:ascii="宋体" w:hAnsi="宋体" w:cs="宋体" w:hint="eastAsia"/>
+          <w:sz w:val="24"/>
+        </w:rPr>
+        <w:t>鲁棒的执行控制系统</w:t>
+      </w:r>
+      <w:r>
+        <w:rPr>
+          <w:rFonts w:ascii="MS Gothic" w:eastAsia="MS Gothic" w:hAnsi="MS Gothic" w:cs="MS Gothic" w:hint="eastAsia"/>
+          <w:sz w:val="24"/>
+        </w:rPr>
+        <w:t>​​</w:t>
+      </w:r>
+      <w:r>
+        <w:rPr>
+          <w:rFonts w:ascii="宋体" w:hAnsi="宋体" w:cs="宋体" w:hint="eastAsia"/>
+          <w:sz w:val="24"/>
+        </w:rPr>
+        <w:t>。</w:t>
+      </w:r>
+      <w:r>
+        <w:rPr>
+          <w:rFonts w:ascii="MS Gothic" w:eastAsia="MS Gothic" w:hAnsi="MS Gothic" w:cs="MS Gothic" w:hint="eastAsia"/>
+          <w:sz w:val="24"/>
+        </w:rPr>
+        <w:t>​​</w:t>
+      </w:r>
+      <w:r>
+        <w:rPr>
+          <w:rFonts w:ascii="宋体" w:hAnsi="宋体" w:cs="宋体" w:hint="eastAsia"/>
+          <w:sz w:val="24"/>
+        </w:rPr>
+        <w:t>如何让人能更直观、高效、安全地指挥和控制这些复杂机器人系统，尤其在动态、多变的真实场景</w:t>
+      </w:r>
+      <w:r>
+        <w:rPr>
+          <w:rFonts w:ascii="宋体" w:hAnsi="宋体" w:hint="eastAsia"/>
+          <w:sz w:val="24"/>
+        </w:rPr>
+        <w:t>中，是人机交互与控制领域持续面临的关键挑战。</w:t>
+      </w:r>
+      <w:r>
+        <w:rPr>
+          <w:rFonts w:ascii="MS Gothic" w:eastAsia="MS Gothic" w:hAnsi="MS Gothic" w:cs="MS Gothic" w:hint="eastAsia"/>
+          <w:sz w:val="24"/>
+        </w:rPr>
+        <w:t>​​</w:t>
+      </w:r>
     </w:p>
     <w:p>
       <w:pPr>
@@ -854,221 +1074,37 @@
         <w:spacing w:line="360" w:lineRule="auto"/>
         <w:ind w:firstLine="420"/>
         <w:rPr>
-          <w:rFonts w:ascii="宋体" w:hAnsi="宋体" w:hint="eastAsia"/>
-          <w:sz w:val="24"/>
-        </w:rPr>
-      </w:pPr>
-      <w:r>
-        <w:rPr>
-          <w:rFonts w:ascii="宋体" w:hAnsi="宋体" w:hint="eastAsia"/>
-          <w:sz w:val="24"/>
-        </w:rPr>
-        <w:t>同时，</w:t>
-      </w:r>
-      <w:r>
-        <w:rPr>
-          <w:rFonts w:ascii="MS Gothic" w:eastAsia="MS Gothic" w:hAnsi="MS Gothic" w:cs="MS Gothic" w:hint="eastAsia"/>
-          <w:sz w:val="24"/>
-        </w:rPr>
-        <w:t>​​</w:t>
-      </w:r>
-      <w:r>
-        <w:rPr>
-          <w:rFonts w:ascii="宋体" w:hAnsi="宋体" w:cs="宋体" w:hint="eastAsia"/>
-          <w:sz w:val="24"/>
-        </w:rPr>
-        <w:t>移动机器人技术</w:t>
-      </w:r>
-      <w:r>
-        <w:rPr>
-          <w:rFonts w:ascii="MS Gothic" w:eastAsia="MS Gothic" w:hAnsi="MS Gothic" w:cs="MS Gothic" w:hint="eastAsia"/>
-          <w:sz w:val="24"/>
-        </w:rPr>
-        <w:t>​​</w:t>
-      </w:r>
-      <w:r>
-        <w:rPr>
-          <w:rFonts w:ascii="宋体" w:hAnsi="宋体" w:cs="宋体" w:hint="eastAsia"/>
-          <w:sz w:val="24"/>
-        </w:rPr>
-        <w:t>，尤其是</w:t>
-      </w:r>
-      <w:r>
-        <w:rPr>
-          <w:rFonts w:ascii="MS Gothic" w:eastAsia="MS Gothic" w:hAnsi="MS Gothic" w:cs="MS Gothic" w:hint="eastAsia"/>
-          <w:sz w:val="24"/>
-        </w:rPr>
-        <w:t>​​</w:t>
-      </w:r>
-      <w:r>
-        <w:rPr>
-          <w:rFonts w:ascii="宋体" w:hAnsi="宋体" w:cs="宋体" w:hint="eastAsia"/>
-          <w:sz w:val="24"/>
-        </w:rPr>
-        <w:t>四足机器人（机器狗）</w:t>
-      </w:r>
-      <w:r>
-        <w:rPr>
-          <w:rFonts w:ascii="MS Gothic" w:eastAsia="MS Gothic" w:hAnsi="MS Gothic" w:cs="MS Gothic" w:hint="eastAsia"/>
-          <w:sz w:val="24"/>
-        </w:rPr>
-        <w:t>​​</w:t>
-      </w:r>
-      <w:r>
-        <w:rPr>
-          <w:rFonts w:ascii="宋体" w:hAnsi="宋体" w:cs="宋体" w:hint="eastAsia"/>
-          <w:sz w:val="24"/>
-        </w:rPr>
-        <w:t>，凭借其在复杂非结构化地形中卓越的运动能力（如爬楼梯、跨越障碍、适应崎岖地面），已成为执行巡检、侦查、运输、协作操作等任务的重要载体。为实现有效控制，机器</w:t>
-      </w:r>
-      <w:proofErr w:type="gramStart"/>
-      <w:r>
-        <w:rPr>
-          <w:rFonts w:ascii="宋体" w:hAnsi="宋体" w:cs="宋体" w:hint="eastAsia"/>
-          <w:sz w:val="24"/>
-        </w:rPr>
-        <w:t>狗需要</w:t>
-      </w:r>
-      <w:proofErr w:type="gramEnd"/>
-      <w:r>
-        <w:rPr>
-          <w:rFonts w:ascii="宋体" w:hAnsi="宋体" w:cs="宋体" w:hint="eastAsia"/>
-          <w:sz w:val="24"/>
-        </w:rPr>
-        <w:t>强大的</w:t>
-      </w:r>
-      <w:r>
-        <w:rPr>
-          <w:rFonts w:ascii="MS Gothic" w:eastAsia="MS Gothic" w:hAnsi="MS Gothic" w:cs="MS Gothic" w:hint="eastAsia"/>
-          <w:sz w:val="24"/>
-        </w:rPr>
-        <w:t>​​</w:t>
-      </w:r>
-      <w:r>
-        <w:rPr>
-          <w:rFonts w:ascii="宋体" w:hAnsi="宋体" w:cs="宋体" w:hint="eastAsia"/>
-          <w:sz w:val="24"/>
-        </w:rPr>
-        <w:t>环境感知</w:t>
-      </w:r>
-      <w:r>
-        <w:rPr>
-          <w:rFonts w:ascii="MS Gothic" w:eastAsia="MS Gothic" w:hAnsi="MS Gothic" w:cs="MS Gothic" w:hint="eastAsia"/>
-          <w:sz w:val="24"/>
-        </w:rPr>
-        <w:t>​​</w:t>
-      </w:r>
-      <w:r>
-        <w:rPr>
-          <w:rFonts w:ascii="宋体" w:hAnsi="宋体" w:cs="宋体" w:hint="eastAsia"/>
-          <w:sz w:val="24"/>
-        </w:rPr>
-        <w:t>（激光雷达、深度摄像头、</w:t>
-      </w:r>
-      <w:r>
-        <w:rPr>
-          <w:rFonts w:ascii="宋体" w:hAnsi="宋体"/>
-          <w:sz w:val="24"/>
-        </w:rPr>
-        <w:t>IMU</w:t>
-      </w:r>
-      <w:r>
-        <w:rPr>
-          <w:rFonts w:ascii="宋体" w:hAnsi="宋体" w:hint="eastAsia"/>
-          <w:sz w:val="24"/>
-        </w:rPr>
-        <w:t>等）、</w:t>
-      </w:r>
-      <w:r>
-        <w:rPr>
-          <w:rFonts w:ascii="MS Gothic" w:eastAsia="MS Gothic" w:hAnsi="MS Gothic" w:cs="MS Gothic" w:hint="eastAsia"/>
-          <w:sz w:val="24"/>
-        </w:rPr>
-        <w:t>​​</w:t>
-      </w:r>
-      <w:r>
-        <w:rPr>
-          <w:rFonts w:ascii="宋体" w:hAnsi="宋体" w:cs="宋体" w:hint="eastAsia"/>
-          <w:sz w:val="24"/>
-        </w:rPr>
-        <w:t>自主决策规划</w:t>
-      </w:r>
-      <w:r>
-        <w:rPr>
-          <w:rFonts w:ascii="MS Gothic" w:eastAsia="MS Gothic" w:hAnsi="MS Gothic" w:cs="MS Gothic" w:hint="eastAsia"/>
-          <w:sz w:val="24"/>
-        </w:rPr>
-        <w:t>​​</w:t>
-      </w:r>
-      <w:r>
-        <w:rPr>
-          <w:rFonts w:ascii="宋体" w:hAnsi="宋体" w:cs="宋体" w:hint="eastAsia"/>
-          <w:sz w:val="24"/>
-        </w:rPr>
-        <w:t>（定位、建图、路径</w:t>
-      </w:r>
-      <w:r>
-        <w:rPr>
-          <w:rFonts w:ascii="宋体" w:hAnsi="宋体"/>
-          <w:sz w:val="24"/>
-        </w:rPr>
-        <w:t>/</w:t>
-      </w:r>
-      <w:r>
-        <w:rPr>
-          <w:rFonts w:ascii="宋体" w:hAnsi="宋体" w:hint="eastAsia"/>
-          <w:sz w:val="24"/>
-        </w:rPr>
-        <w:t>轨迹规划）、以及</w:t>
-      </w:r>
-      <w:r>
-        <w:rPr>
-          <w:rFonts w:ascii="MS Gothic" w:eastAsia="MS Gothic" w:hAnsi="MS Gothic" w:cs="MS Gothic" w:hint="eastAsia"/>
-          <w:sz w:val="24"/>
-        </w:rPr>
-        <w:t>​​</w:t>
-      </w:r>
-      <w:r>
-        <w:rPr>
-          <w:rFonts w:ascii="宋体" w:hAnsi="宋体" w:cs="宋体" w:hint="eastAsia"/>
-          <w:sz w:val="24"/>
-        </w:rPr>
-        <w:t>鲁棒的执行控制系统</w:t>
-      </w:r>
-      <w:r>
-        <w:rPr>
-          <w:rFonts w:ascii="MS Gothic" w:eastAsia="MS Gothic" w:hAnsi="MS Gothic" w:cs="MS Gothic" w:hint="eastAsia"/>
-          <w:sz w:val="24"/>
-        </w:rPr>
-        <w:t>​​</w:t>
-      </w:r>
-      <w:r>
-        <w:rPr>
-          <w:rFonts w:ascii="宋体" w:hAnsi="宋体" w:cs="宋体" w:hint="eastAsia"/>
-          <w:sz w:val="24"/>
-        </w:rPr>
-        <w:t>。</w:t>
-      </w:r>
-      <w:r>
-        <w:rPr>
-          <w:rFonts w:ascii="MS Gothic" w:eastAsia="MS Gothic" w:hAnsi="MS Gothic" w:cs="MS Gothic" w:hint="eastAsia"/>
-          <w:sz w:val="24"/>
-        </w:rPr>
-        <w:t>​​</w:t>
-      </w:r>
-      <w:r>
-        <w:rPr>
-          <w:rFonts w:ascii="宋体" w:hAnsi="宋体" w:cs="宋体" w:hint="eastAsia"/>
-          <w:sz w:val="24"/>
-        </w:rPr>
-        <w:t>如何让人能更直观、高效、安全地指挥和控制这些复杂机器人系统，尤其在动态、多变的真实场景</w:t>
-      </w:r>
-      <w:r>
-        <w:rPr>
-          <w:rFonts w:ascii="宋体" w:hAnsi="宋体" w:hint="eastAsia"/>
-          <w:sz w:val="24"/>
-        </w:rPr>
-        <w:t>中，是人机交互与控制领域持续面临的关键挑战。</w:t>
+          <w:rFonts w:ascii="宋体" w:hAnsi="宋体"/>
+          <w:sz w:val="24"/>
+        </w:rPr>
+      </w:pPr>
+      <w:r>
+        <w:rPr>
+          <w:rFonts w:ascii="MS Gothic" w:eastAsia="MS Gothic" w:hAnsi="MS Gothic" w:cs="MS Gothic" w:hint="eastAsia"/>
+          <w:sz w:val="24"/>
+        </w:rPr>
+        <w:t>​​</w:t>
+      </w:r>
+      <w:r>
+        <w:rPr>
+          <w:rFonts w:ascii="宋体" w:hAnsi="宋体"/>
+          <w:sz w:val="24"/>
+        </w:rPr>
+        <w:t>1</w:t>
+      </w:r>
+      <w:r>
+        <w:rPr>
+          <w:rFonts w:ascii="宋体" w:hAnsi="宋体"/>
+          <w:sz w:val="24"/>
+        </w:rPr>
+        <w:t xml:space="preserve">.2 </w:t>
+      </w:r>
+      <w:r>
+        <w:rPr>
+          <w:rFonts w:ascii="宋体" w:hAnsi="宋体" w:hint="eastAsia"/>
+          <w:sz w:val="24"/>
+        </w:rPr>
+        <w:t>最接近的现有技术</w:t>
       </w:r>
       <w:r>
         <w:rPr>
@@ -1084,44 +1120,32 @@
         <w:spacing w:line="360" w:lineRule="auto"/>
         <w:ind w:firstLine="420"/>
         <w:rPr>
-          <w:rFonts w:ascii="宋体" w:hAnsi="宋体" w:hint="eastAsia"/>
-          <w:sz w:val="24"/>
-        </w:rPr>
-      </w:pPr>
-      <w:r>
-        <w:rPr>
-          <w:rFonts w:ascii="MS Gothic" w:eastAsia="MS Gothic" w:hAnsi="MS Gothic" w:cs="MS Gothic" w:hint="eastAsia"/>
-          <w:sz w:val="24"/>
-        </w:rPr>
-        <w:t>​​</w:t>
-      </w:r>
-      <w:r>
-        <w:rPr>
-          <w:rFonts w:ascii="宋体" w:hAnsi="宋体"/>
-          <w:sz w:val="24"/>
-        </w:rPr>
-        <w:t>1</w:t>
-      </w:r>
-      <w:r>
-        <w:rPr>
-          <w:rFonts w:ascii="宋体" w:hAnsi="宋体"/>
-          <w:sz w:val="24"/>
-        </w:rPr>
-        <w:t xml:space="preserve">.2 </w:t>
-      </w:r>
-      <w:r>
-        <w:rPr>
-          <w:rFonts w:ascii="宋体" w:hAnsi="宋体" w:hint="eastAsia"/>
-          <w:sz w:val="24"/>
-        </w:rPr>
-        <w:t>最接近的现有技术</w:t>
-      </w:r>
-      <w:r>
-        <w:rPr>
-          <w:rFonts w:ascii="MS Gothic" w:eastAsia="MS Gothic" w:hAnsi="MS Gothic" w:cs="MS Gothic" w:hint="eastAsia"/>
-          <w:sz w:val="24"/>
-        </w:rPr>
-        <w:t>​​</w:t>
+          <w:rFonts w:ascii="宋体" w:hAnsi="宋体"/>
+          <w:sz w:val="24"/>
+        </w:rPr>
+      </w:pPr>
+      <w:r>
+        <w:rPr>
+          <w:rFonts w:ascii="宋体" w:hAnsi="宋体" w:hint="eastAsia"/>
+          <w:sz w:val="24"/>
+        </w:rPr>
+        <w:t>在机器</w:t>
+      </w:r>
+      <w:proofErr w:type="gramStart"/>
+      <w:r>
+        <w:rPr>
+          <w:rFonts w:ascii="宋体" w:hAnsi="宋体" w:hint="eastAsia"/>
+          <w:sz w:val="24"/>
+        </w:rPr>
+        <w:t>狗控制</w:t>
+      </w:r>
+      <w:proofErr w:type="gramEnd"/>
+      <w:r>
+        <w:rPr>
+          <w:rFonts w:ascii="宋体" w:hAnsi="宋体" w:hint="eastAsia"/>
+          <w:sz w:val="24"/>
+        </w:rPr>
+        <w:t>领域，现有主流的技术方案主要包括：</w:t>
       </w:r>
     </w:p>
     <w:p>
@@ -1136,26 +1160,52 @@
       </w:pPr>
       <w:r>
         <w:rPr>
-          <w:rFonts w:ascii="宋体" w:hAnsi="宋体" w:hint="eastAsia"/>
-          <w:sz w:val="24"/>
-        </w:rPr>
-        <w:t>在机器</w:t>
-      </w:r>
-      <w:proofErr w:type="gramStart"/>
-      <w:r>
-        <w:rPr>
-          <w:rFonts w:ascii="宋体" w:hAnsi="宋体" w:hint="eastAsia"/>
-          <w:sz w:val="24"/>
-        </w:rPr>
-        <w:t>狗控制</w:t>
-      </w:r>
-      <w:proofErr w:type="gramEnd"/>
-      <w:r>
-        <w:rPr>
-          <w:rFonts w:ascii="宋体" w:hAnsi="宋体" w:hint="eastAsia"/>
-          <w:sz w:val="24"/>
-        </w:rPr>
-        <w:t>领域，现有主流的技术方案主要包括：</w:t>
+          <w:rFonts w:ascii="MS Gothic" w:eastAsia="MS Gothic" w:hAnsi="MS Gothic" w:cs="MS Gothic" w:hint="eastAsia"/>
+          <w:sz w:val="24"/>
+        </w:rPr>
+        <w:t>​​</w:t>
+      </w:r>
+      <w:r>
+        <w:rPr>
+          <w:rFonts w:ascii="MS Gothic" w:eastAsiaTheme="minorEastAsia" w:hAnsi="MS Gothic" w:cs="MS Gothic" w:hint="eastAsia"/>
+          <w:sz w:val="24"/>
+        </w:rPr>
+        <w:t>1</w:t>
+      </w:r>
+      <w:r>
+        <w:rPr>
+          <w:rFonts w:ascii="MS Gothic" w:eastAsiaTheme="minorEastAsia" w:hAnsi="MS Gothic" w:cs="MS Gothic"/>
+          <w:sz w:val="24"/>
+        </w:rPr>
+        <w:t>.</w:t>
+      </w:r>
+      <w:r>
+        <w:rPr>
+          <w:rFonts w:ascii="宋体" w:hAnsi="宋体" w:hint="eastAsia"/>
+          <w:sz w:val="24"/>
+        </w:rPr>
+        <w:t>物理遥控器</w:t>
+      </w:r>
+      <w:r>
+        <w:rPr>
+          <w:rFonts w:ascii="宋体" w:hAnsi="宋体"/>
+          <w:sz w:val="24"/>
+        </w:rPr>
+        <w:t>/</w:t>
+      </w:r>
+      <w:r>
+        <w:rPr>
+          <w:rFonts w:ascii="宋体" w:hAnsi="宋体" w:hint="eastAsia"/>
+          <w:sz w:val="24"/>
+        </w:rPr>
+        <w:t>掌机控制：</w:t>
+      </w:r>
+      <w:r>
+        <w:rPr>
+          <w:rFonts w:ascii="MS Gothic" w:eastAsia="MS Gothic" w:hAnsi="MS Gothic" w:cs="MS Gothic" w:hint="eastAsia"/>
+          <w:sz w:val="24"/>
+        </w:rPr>
+        <w:t>​​</w:t>
       </w:r>
     </w:p>
     <w:p>
@@ -1177,24 +1227,54 @@
       </w:r>
       <w:r>
         <w:rPr>
-          <w:rFonts w:ascii="MS Gothic" w:eastAsiaTheme="minorEastAsia" w:hAnsi="MS Gothic" w:cs="MS Gothic" w:hint="eastAsia"/>
-          <w:sz w:val="24"/>
-        </w:rPr>
-        <w:t>1</w:t>
-      </w:r>
-      <w:r>
-        <w:rPr>
-          <w:rFonts w:ascii="MS Gothic" w:eastAsiaTheme="minorEastAsia" w:hAnsi="MS Gothic" w:cs="MS Gothic"/>
-          <w:sz w:val="24"/>
-        </w:rPr>
-        <w:t>.</w:t>
-      </w:r>
-      <w:r>
-        <w:rPr>
-          <w:rFonts w:ascii="宋体" w:hAnsi="宋体" w:hint="eastAsia"/>
-          <w:sz w:val="24"/>
-        </w:rPr>
-        <w:t>物理遥控器</w:t>
+          <w:rFonts w:ascii="宋体" w:hAnsi="宋体" w:hint="eastAsia"/>
+          <w:sz w:val="24"/>
+        </w:rPr>
+        <w:t>具体描述：</w:t>
+      </w:r>
+      <w:r>
+        <w:rPr>
+          <w:rFonts w:ascii="MS Gothic" w:eastAsia="MS Gothic" w:hAnsi="MS Gothic" w:cs="MS Gothic" w:hint="eastAsia"/>
+          <w:sz w:val="24"/>
+        </w:rPr>
+        <w:t>​​</w:t>
+      </w:r>
+      <w:r>
+        <w:rPr>
+          <w:rFonts w:ascii="宋体" w:hAnsi="宋体"/>
+          <w:sz w:val="24"/>
+        </w:rPr>
+        <w:t xml:space="preserve"> </w:t>
+      </w:r>
+      <w:r>
+        <w:rPr>
+          <w:rFonts w:ascii="宋体" w:hAnsi="宋体" w:hint="eastAsia"/>
+          <w:sz w:val="24"/>
+        </w:rPr>
+        <w:t>例如，云</w:t>
+      </w:r>
+      <w:proofErr w:type="gramStart"/>
+      <w:r>
+        <w:rPr>
+          <w:rFonts w:ascii="宋体" w:hAnsi="宋体" w:hint="eastAsia"/>
+          <w:sz w:val="24"/>
+        </w:rPr>
+        <w:t>深处绝影</w:t>
+      </w:r>
+      <w:proofErr w:type="gramEnd"/>
+      <w:r>
+        <w:rPr>
+          <w:rFonts w:ascii="宋体" w:hAnsi="宋体"/>
+          <w:sz w:val="24"/>
+        </w:rPr>
+        <w:t>Lite3</w:t>
+      </w:r>
+      <w:r>
+        <w:rPr>
+          <w:rFonts w:ascii="宋体" w:hAnsi="宋体" w:hint="eastAsia"/>
+          <w:sz w:val="24"/>
+        </w:rPr>
+        <w:t>机器狗通常配备专用的物理手柄或与智能设备（手机</w:t>
       </w:r>
       <w:r>
         <w:rPr>
@@ -1208,14 +1288,91 @@
           <w:rFonts w:ascii="宋体" w:hAnsi="宋体" w:hint="eastAsia"/>
           <w:sz w:val="24"/>
         </w:rPr>
-        <w:t>掌机控制：</w:t>
-      </w:r>
-      <w:r>
-        <w:rPr>
-          <w:rFonts w:ascii="MS Gothic" w:eastAsia="MS Gothic" w:hAnsi="MS Gothic" w:cs="MS Gothic" w:hint="eastAsia"/>
-          <w:sz w:val="24"/>
-        </w:rPr>
-        <w:t>​​</w:t>
+        <w:t>平板）通过</w:t>
+      </w:r>
+      <w:r>
+        <w:rPr>
+          <w:rFonts w:ascii="宋体" w:hAnsi="宋体"/>
+          <w:sz w:val="24"/>
+        </w:rPr>
+        <w:t>APP</w:t>
+      </w:r>
+      <w:r>
+        <w:rPr>
+          <w:rFonts w:ascii="宋体" w:hAnsi="宋体" w:hint="eastAsia"/>
+          <w:sz w:val="24"/>
+        </w:rPr>
+        <w:t>配合形成“掌机”。操作者需</w:t>
+      </w:r>
+      <w:r>
+        <w:rPr>
+          <w:rFonts w:ascii="MS Gothic" w:eastAsia="MS Gothic" w:hAnsi="MS Gothic" w:cs="MS Gothic" w:hint="eastAsia"/>
+          <w:sz w:val="24"/>
+        </w:rPr>
+        <w:t>​​</w:t>
+      </w:r>
+      <w:r>
+        <w:rPr>
+          <w:rFonts w:ascii="宋体" w:hAnsi="宋体" w:cs="宋体" w:hint="eastAsia"/>
+          <w:sz w:val="24"/>
+        </w:rPr>
+        <w:t>双手握持物理控制器</w:t>
+      </w:r>
+      <w:r>
+        <w:rPr>
+          <w:rFonts w:ascii="MS Gothic" w:eastAsia="MS Gothic" w:hAnsi="MS Gothic" w:cs="MS Gothic" w:hint="eastAsia"/>
+          <w:sz w:val="24"/>
+        </w:rPr>
+        <w:t>​​</w:t>
+      </w:r>
+      <w:r>
+        <w:rPr>
+          <w:rFonts w:ascii="宋体" w:hAnsi="宋体" w:cs="宋体" w:hint="eastAsia"/>
+          <w:sz w:val="24"/>
+        </w:rPr>
+        <w:t>，通过按动摇杆、按钮或触摸屏来向机器狗发送预先定义好的控制指令（如前进、后退、转向、起立、趴下等）。这种控制通常基于</w:t>
+      </w:r>
+      <w:r>
+        <w:rPr>
+          <w:rFonts w:ascii="MS Gothic" w:eastAsia="MS Gothic" w:hAnsi="MS Gothic" w:cs="MS Gothic" w:hint="eastAsia"/>
+          <w:sz w:val="24"/>
+        </w:rPr>
+        <w:t>​​</w:t>
+      </w:r>
+      <w:r>
+        <w:rPr>
+          <w:rFonts w:ascii="宋体" w:hAnsi="宋体"/>
+          <w:sz w:val="24"/>
+        </w:rPr>
+        <w:t>UDP/IP</w:t>
+      </w:r>
+      <w:r>
+        <w:rPr>
+          <w:rFonts w:ascii="宋体" w:hAnsi="宋体" w:hint="eastAsia"/>
+          <w:sz w:val="24"/>
+        </w:rPr>
+        <w:t>协议</w:t>
+      </w:r>
+      <w:r>
+        <w:rPr>
+          <w:rFonts w:ascii="MS Gothic" w:eastAsia="MS Gothic" w:hAnsi="MS Gothic" w:cs="MS Gothic" w:hint="eastAsia"/>
+          <w:sz w:val="24"/>
+        </w:rPr>
+        <w:t>​​</w:t>
+      </w:r>
+      <w:r>
+        <w:rPr>
+          <w:rFonts w:ascii="宋体" w:hAnsi="宋体" w:cs="宋体" w:hint="eastAsia"/>
+          <w:sz w:val="24"/>
+        </w:rPr>
+        <w:t>进行无线通信，指令编码相对简单、直接（如</w:t>
+      </w:r>
+      <w:r>
+        <w:rPr>
+          <w:rFonts w:ascii="宋体" w:hAnsi="宋体" w:hint="eastAsia"/>
+          <w:sz w:val="24"/>
+        </w:rPr>
+        <w:t>发送特定代码代表特定动作）。</w:t>
       </w:r>
     </w:p>
     <w:p>
@@ -1240,7 +1397,21 @@
           <w:rFonts w:ascii="宋体" w:hAnsi="宋体" w:hint="eastAsia"/>
           <w:sz w:val="24"/>
         </w:rPr>
-        <w:t>具体描述：</w:t>
+        <w:t>出处</w:t>
+      </w:r>
+      <w:r>
+        <w:rPr>
+          <w:rFonts w:ascii="宋体" w:hAnsi="宋体"/>
+          <w:sz w:val="24"/>
+        </w:rPr>
+        <w:t>/</w:t>
+      </w:r>
+      <w:r>
+        <w:rPr>
+          <w:rFonts w:ascii="宋体" w:hAnsi="宋体" w:hint="eastAsia"/>
+          <w:sz w:val="24"/>
+        </w:rPr>
+        <w:t>代表性：</w:t>
       </w:r>
       <w:r>
         <w:rPr>
@@ -1261,7 +1432,49 @@
           <w:rFonts w:ascii="宋体" w:hAnsi="宋体" w:hint="eastAsia"/>
           <w:sz w:val="24"/>
         </w:rPr>
-        <w:t>例如，云</w:t>
+        <w:t>这是目前绝大多数消费级和工业级机器人（包括无人机、轮式机器人）</w:t>
+      </w:r>
+      <w:r>
+        <w:rPr>
+          <w:rFonts w:ascii="MS Gothic" w:eastAsia="MS Gothic" w:hAnsi="MS Gothic" w:cs="MS Gothic" w:hint="eastAsia"/>
+          <w:sz w:val="24"/>
+        </w:rPr>
+        <w:t>​​</w:t>
+      </w:r>
+      <w:r>
+        <w:rPr>
+          <w:rFonts w:ascii="宋体" w:hAnsi="宋体" w:cs="宋体" w:hint="eastAsia"/>
+          <w:sz w:val="24"/>
+        </w:rPr>
+        <w:t>最基本、最普遍的控制方式</w:t>
+      </w:r>
+      <w:r>
+        <w:rPr>
+          <w:rFonts w:ascii="MS Gothic" w:eastAsia="MS Gothic" w:hAnsi="MS Gothic" w:cs="MS Gothic" w:hint="eastAsia"/>
+          <w:sz w:val="24"/>
+        </w:rPr>
+        <w:t>​​</w:t>
+      </w:r>
+      <w:r>
+        <w:rPr>
+          <w:rFonts w:ascii="宋体" w:hAnsi="宋体" w:cs="宋体" w:hint="eastAsia"/>
+          <w:sz w:val="24"/>
+        </w:rPr>
+        <w:t>。相关技术广泛应用于如</w:t>
+      </w:r>
+      <w:r>
+        <w:rPr>
+          <w:rFonts w:ascii="宋体" w:hAnsi="宋体"/>
+          <w:sz w:val="24"/>
+        </w:rPr>
+        <w:t>DJI</w:t>
+      </w:r>
+      <w:r>
+        <w:rPr>
+          <w:rFonts w:ascii="宋体" w:hAnsi="宋体" w:hint="eastAsia"/>
+          <w:sz w:val="24"/>
+        </w:rPr>
+        <w:t>无人机控制器、各种机器人遥控器以及云深处提供的官方控制器中（例如，</w:t>
       </w:r>
       <w:proofErr w:type="gramStart"/>
       <w:r>
@@ -1269,120 +1482,15 @@
           <w:rFonts w:ascii="宋体" w:hAnsi="宋体" w:hint="eastAsia"/>
           <w:sz w:val="24"/>
         </w:rPr>
-        <w:t>深处绝影</w:t>
+        <w:t>绝影系列</w:t>
       </w:r>
       <w:proofErr w:type="gramEnd"/>
       <w:r>
         <w:rPr>
-          <w:rFonts w:ascii="宋体" w:hAnsi="宋体"/>
-          <w:sz w:val="24"/>
-        </w:rPr>
-        <w:t>Lite3</w:t>
-      </w:r>
-      <w:r>
-        <w:rPr>
-          <w:rFonts w:ascii="宋体" w:hAnsi="宋体" w:hint="eastAsia"/>
-          <w:sz w:val="24"/>
-        </w:rPr>
-        <w:t>机器狗通常配备专用的物理手柄或与智能设备（手机</w:t>
-      </w:r>
-      <w:r>
-        <w:rPr>
-          <w:rFonts w:ascii="宋体" w:hAnsi="宋体"/>
-          <w:sz w:val="24"/>
-        </w:rPr>
-        <w:t>/</w:t>
-      </w:r>
-      <w:r>
-        <w:rPr>
-          <w:rFonts w:ascii="宋体" w:hAnsi="宋体" w:hint="eastAsia"/>
-          <w:sz w:val="24"/>
-        </w:rPr>
-        <w:t>平板）通过</w:t>
-      </w:r>
-      <w:r>
-        <w:rPr>
-          <w:rFonts w:ascii="宋体" w:hAnsi="宋体"/>
-          <w:sz w:val="24"/>
-        </w:rPr>
-        <w:t>APP</w:t>
-      </w:r>
-      <w:r>
-        <w:rPr>
-          <w:rFonts w:ascii="宋体" w:hAnsi="宋体" w:hint="eastAsia"/>
-          <w:sz w:val="24"/>
-        </w:rPr>
-        <w:t>配合形成“掌机”。操作者需</w:t>
-      </w:r>
-      <w:r>
-        <w:rPr>
-          <w:rFonts w:ascii="MS Gothic" w:eastAsia="MS Gothic" w:hAnsi="MS Gothic" w:cs="MS Gothic" w:hint="eastAsia"/>
-          <w:sz w:val="24"/>
-        </w:rPr>
-        <w:t>​​</w:t>
-      </w:r>
-      <w:r>
-        <w:rPr>
-          <w:rFonts w:ascii="宋体" w:hAnsi="宋体" w:cs="宋体" w:hint="eastAsia"/>
-          <w:sz w:val="24"/>
-        </w:rPr>
-        <w:t>双手握持物理控制器</w:t>
-      </w:r>
-      <w:r>
-        <w:rPr>
-          <w:rFonts w:ascii="MS Gothic" w:eastAsia="MS Gothic" w:hAnsi="MS Gothic" w:cs="MS Gothic" w:hint="eastAsia"/>
-          <w:sz w:val="24"/>
-        </w:rPr>
-        <w:t>​​</w:t>
-      </w:r>
-      <w:r>
-        <w:rPr>
-          <w:rFonts w:ascii="宋体" w:hAnsi="宋体" w:cs="宋体" w:hint="eastAsia"/>
-          <w:sz w:val="24"/>
-        </w:rPr>
-        <w:t>，通过按动摇杆、按钮或触摸屏来向机器狗发送预先定义好的控制指令（如前进、后退、转向、起立、趴下等）。这种控制通常基于</w:t>
-      </w:r>
-      <w:r>
-        <w:rPr>
-          <w:rFonts w:ascii="MS Gothic" w:eastAsia="MS Gothic" w:hAnsi="MS Gothic" w:cs="MS Gothic" w:hint="eastAsia"/>
-          <w:sz w:val="24"/>
-        </w:rPr>
-        <w:t>​​</w:t>
-      </w:r>
-      <w:r>
-        <w:rPr>
-          <w:rFonts w:ascii="宋体" w:hAnsi="宋体"/>
-          <w:sz w:val="24"/>
-        </w:rPr>
-        <w:t>UDP/IP</w:t>
-      </w:r>
-      <w:r>
-        <w:rPr>
-          <w:rFonts w:ascii="宋体" w:hAnsi="宋体" w:hint="eastAsia"/>
-          <w:sz w:val="24"/>
-        </w:rPr>
-        <w:t>协议</w:t>
-      </w:r>
-      <w:r>
-        <w:rPr>
-          <w:rFonts w:ascii="MS Gothic" w:eastAsia="MS Gothic" w:hAnsi="MS Gothic" w:cs="MS Gothic" w:hint="eastAsia"/>
-          <w:sz w:val="24"/>
-        </w:rPr>
-        <w:t>​​</w:t>
-      </w:r>
-      <w:r>
-        <w:rPr>
-          <w:rFonts w:ascii="宋体" w:hAnsi="宋体" w:cs="宋体" w:hint="eastAsia"/>
-          <w:sz w:val="24"/>
-        </w:rPr>
-        <w:t>进行无线通信，指令编码相对简单、直接（如</w:t>
-      </w:r>
-      <w:r>
-        <w:rPr>
-          <w:rFonts w:ascii="宋体" w:hAnsi="宋体" w:hint="eastAsia"/>
-          <w:sz w:val="24"/>
-        </w:rPr>
-        <w:t>发送特定代码代表特定动作）。</w:t>
+          <w:rFonts w:ascii="宋体" w:hAnsi="宋体" w:hint="eastAsia"/>
+          <w:sz w:val="24"/>
+        </w:rPr>
+        <w:t>自带的遥控器）。</w:t>
       </w:r>
     </w:p>
     <w:p>
@@ -1404,103 +1512,45 @@
       </w:r>
       <w:r>
         <w:rPr>
-          <w:rFonts w:ascii="宋体" w:hAnsi="宋体" w:hint="eastAsia"/>
-          <w:sz w:val="24"/>
-        </w:rPr>
-        <w:t>出处</w:t>
-      </w:r>
-      <w:r>
-        <w:rPr>
-          <w:rFonts w:ascii="宋体" w:hAnsi="宋体"/>
-          <w:sz w:val="24"/>
-        </w:rPr>
-        <w:t>/</w:t>
-      </w:r>
-      <w:r>
-        <w:rPr>
-          <w:rFonts w:ascii="宋体" w:hAnsi="宋体" w:hint="eastAsia"/>
-          <w:sz w:val="24"/>
-        </w:rPr>
-        <w:t>代表性：</w:t>
-      </w:r>
-      <w:r>
-        <w:rPr>
-          <w:rFonts w:ascii="MS Gothic" w:eastAsia="MS Gothic" w:hAnsi="MS Gothic" w:cs="MS Gothic" w:hint="eastAsia"/>
-          <w:sz w:val="24"/>
-        </w:rPr>
-        <w:t>​​</w:t>
-      </w:r>
-      <w:r>
-        <w:rPr>
-          <w:rFonts w:ascii="宋体" w:hAnsi="宋体"/>
-          <w:sz w:val="24"/>
-        </w:rPr>
-        <w:t xml:space="preserve"> </w:t>
-      </w:r>
-      <w:r>
-        <w:rPr>
-          <w:rFonts w:ascii="宋体" w:hAnsi="宋体" w:hint="eastAsia"/>
-          <w:sz w:val="24"/>
-        </w:rPr>
-        <w:t>这是目前绝大多数消费级和工业级机器人（包括无人机、轮式机器人）</w:t>
-      </w:r>
-      <w:r>
-        <w:rPr>
-          <w:rFonts w:ascii="MS Gothic" w:eastAsia="MS Gothic" w:hAnsi="MS Gothic" w:cs="MS Gothic" w:hint="eastAsia"/>
-          <w:sz w:val="24"/>
-        </w:rPr>
-        <w:t>​​</w:t>
-      </w:r>
-      <w:r>
-        <w:rPr>
-          <w:rFonts w:ascii="宋体" w:hAnsi="宋体" w:cs="宋体" w:hint="eastAsia"/>
-          <w:sz w:val="24"/>
-        </w:rPr>
-        <w:t>最基本、最普遍的控制方式</w:t>
-      </w:r>
-      <w:r>
-        <w:rPr>
-          <w:rFonts w:ascii="MS Gothic" w:eastAsia="MS Gothic" w:hAnsi="MS Gothic" w:cs="MS Gothic" w:hint="eastAsia"/>
-          <w:sz w:val="24"/>
-        </w:rPr>
-        <w:t>​​</w:t>
-      </w:r>
-      <w:r>
-        <w:rPr>
-          <w:rFonts w:ascii="宋体" w:hAnsi="宋体" w:cs="宋体" w:hint="eastAsia"/>
-          <w:sz w:val="24"/>
-        </w:rPr>
-        <w:t>。相关技术广泛应用于如</w:t>
-      </w:r>
-      <w:r>
-        <w:rPr>
-          <w:rFonts w:ascii="宋体" w:hAnsi="宋体"/>
-          <w:sz w:val="24"/>
-        </w:rPr>
-        <w:t>DJI</w:t>
-      </w:r>
-      <w:r>
-        <w:rPr>
-          <w:rFonts w:ascii="宋体" w:hAnsi="宋体" w:hint="eastAsia"/>
-          <w:sz w:val="24"/>
-        </w:rPr>
-        <w:t>无人机控制器、各种机器人遥控器以及云深处提供的官方控制器中（例如，</w:t>
-      </w:r>
-      <w:proofErr w:type="gramStart"/>
-      <w:r>
-        <w:rPr>
-          <w:rFonts w:ascii="宋体" w:hAnsi="宋体" w:hint="eastAsia"/>
-          <w:sz w:val="24"/>
-        </w:rPr>
-        <w:t>绝影系列</w:t>
-      </w:r>
-      <w:proofErr w:type="gramEnd"/>
-      <w:r>
-        <w:rPr>
-          <w:rFonts w:ascii="宋体" w:hAnsi="宋体" w:hint="eastAsia"/>
-          <w:sz w:val="24"/>
-        </w:rPr>
-        <w:t>自带的遥控器）。</w:t>
+          <w:rFonts w:ascii="MS Gothic" w:eastAsiaTheme="minorEastAsia" w:hAnsi="MS Gothic" w:cs="MS Gothic" w:hint="eastAsia"/>
+          <w:sz w:val="24"/>
+        </w:rPr>
+        <w:t>2</w:t>
+      </w:r>
+      <w:r>
+        <w:rPr>
+          <w:rFonts w:ascii="MS Gothic" w:eastAsiaTheme="minorEastAsia" w:hAnsi="MS Gothic" w:cs="MS Gothic"/>
+          <w:sz w:val="24"/>
+        </w:rPr>
+        <w:t>.</w:t>
+      </w:r>
+      <w:r>
+        <w:rPr>
+          <w:rFonts w:ascii="宋体" w:hAnsi="宋体" w:hint="eastAsia"/>
+          <w:sz w:val="24"/>
+        </w:rPr>
+        <w:t>搭载</w:t>
+      </w:r>
+      <w:r>
+        <w:rPr>
+          <w:rFonts w:ascii="宋体" w:hAnsi="宋体"/>
+          <w:sz w:val="24"/>
+        </w:rPr>
+        <w:t>AI</w:t>
+      </w:r>
+      <w:r>
+        <w:rPr>
+          <w:rFonts w:ascii="宋体" w:hAnsi="宋体" w:hint="eastAsia"/>
+          <w:sz w:val="24"/>
+        </w:rPr>
+        <w:t>主机实现语音交互控制：</w:t>
+      </w:r>
+      <w:r>
+        <w:rPr>
+          <w:rFonts w:ascii="MS Gothic" w:eastAsia="MS Gothic" w:hAnsi="MS Gothic" w:cs="MS Gothic" w:hint="eastAsia"/>
+          <w:sz w:val="24"/>
+        </w:rPr>
+        <w:t>​​</w:t>
       </w:r>
     </w:p>
     <w:p>
@@ -1522,24 +1572,45 @@
       </w:r>
       <w:r>
         <w:rPr>
-          <w:rFonts w:ascii="MS Gothic" w:eastAsiaTheme="minorEastAsia" w:hAnsi="MS Gothic" w:cs="MS Gothic" w:hint="eastAsia"/>
-          <w:sz w:val="24"/>
-        </w:rPr>
-        <w:t>2</w:t>
-      </w:r>
-      <w:r>
-        <w:rPr>
-          <w:rFonts w:ascii="MS Gothic" w:eastAsiaTheme="minorEastAsia" w:hAnsi="MS Gothic" w:cs="MS Gothic"/>
-          <w:sz w:val="24"/>
-        </w:rPr>
-        <w:t>.</w:t>
-      </w:r>
-      <w:r>
-        <w:rPr>
-          <w:rFonts w:ascii="宋体" w:hAnsi="宋体" w:hint="eastAsia"/>
-          <w:sz w:val="24"/>
-        </w:rPr>
-        <w:t>搭载</w:t>
+          <w:rFonts w:ascii="宋体" w:hAnsi="宋体" w:hint="eastAsia"/>
+          <w:sz w:val="24"/>
+        </w:rPr>
+        <w:t>具体描述：</w:t>
+      </w:r>
+      <w:r>
+        <w:rPr>
+          <w:rFonts w:ascii="MS Gothic" w:eastAsia="MS Gothic" w:hAnsi="MS Gothic" w:cs="MS Gothic" w:hint="eastAsia"/>
+          <w:sz w:val="24"/>
+        </w:rPr>
+        <w:t>​​</w:t>
+      </w:r>
+      <w:r>
+        <w:rPr>
+          <w:rFonts w:ascii="宋体" w:hAnsi="宋体"/>
+          <w:sz w:val="24"/>
+        </w:rPr>
+        <w:t xml:space="preserve"> </w:t>
+      </w:r>
+      <w:r>
+        <w:rPr>
+          <w:rFonts w:ascii="宋体" w:hAnsi="宋体" w:hint="eastAsia"/>
+          <w:sz w:val="24"/>
+        </w:rPr>
+        <w:t>通过在机器狗本体（如背部扩展接口）上</w:t>
+      </w:r>
+      <w:r>
+        <w:rPr>
+          <w:rFonts w:ascii="MS Gothic" w:eastAsia="MS Gothic" w:hAnsi="MS Gothic" w:cs="MS Gothic" w:hint="eastAsia"/>
+          <w:sz w:val="24"/>
+        </w:rPr>
+        <w:t>​​</w:t>
+      </w:r>
+      <w:r>
+        <w:rPr>
+          <w:rFonts w:ascii="宋体" w:hAnsi="宋体" w:cs="宋体" w:hint="eastAsia"/>
+          <w:sz w:val="24"/>
+        </w:rPr>
+        <w:t>额外搭载一个计算单元（如小型</w:t>
       </w:r>
       <w:r>
         <w:rPr>
@@ -1553,14 +1624,72 @@
           <w:rFonts w:ascii="宋体" w:hAnsi="宋体" w:hint="eastAsia"/>
           <w:sz w:val="24"/>
         </w:rPr>
-        <w:t>主机实现语音交互控制：</w:t>
-      </w:r>
-      <w:r>
-        <w:rPr>
-          <w:rFonts w:ascii="MS Gothic" w:eastAsia="MS Gothic" w:hAnsi="MS Gothic" w:cs="MS Gothic" w:hint="eastAsia"/>
-          <w:sz w:val="24"/>
-        </w:rPr>
-        <w:t>​​</w:t>
+        <w:t>主机或</w:t>
+      </w:r>
+      <w:proofErr w:type="gramStart"/>
+      <w:r>
+        <w:rPr>
+          <w:rFonts w:ascii="宋体" w:hAnsi="宋体" w:hint="eastAsia"/>
+          <w:sz w:val="24"/>
+        </w:rPr>
+        <w:t>高算力</w:t>
+      </w:r>
+      <w:proofErr w:type="gramEnd"/>
+      <w:r>
+        <w:rPr>
+          <w:rFonts w:ascii="宋体" w:hAnsi="宋体" w:hint="eastAsia"/>
+          <w:sz w:val="24"/>
+        </w:rPr>
+        <w:t>嵌入式平台）</w:t>
+      </w:r>
+      <w:r>
+        <w:rPr>
+          <w:rFonts w:ascii="MS Gothic" w:eastAsia="MS Gothic" w:hAnsi="MS Gothic" w:cs="MS Gothic" w:hint="eastAsia"/>
+          <w:sz w:val="24"/>
+        </w:rPr>
+        <w:t>​​</w:t>
+      </w:r>
+      <w:r>
+        <w:rPr>
+          <w:rFonts w:ascii="宋体" w:hAnsi="宋体" w:cs="宋体" w:hint="eastAsia"/>
+          <w:sz w:val="24"/>
+        </w:rPr>
+        <w:t>，集成语音识别模块（如麦克风阵列）。操作者</w:t>
+      </w:r>
+      <w:r>
+        <w:rPr>
+          <w:rFonts w:ascii="MS Gothic" w:eastAsia="MS Gothic" w:hAnsi="MS Gothic" w:cs="MS Gothic" w:hint="eastAsia"/>
+          <w:sz w:val="24"/>
+        </w:rPr>
+        <w:t>​​</w:t>
+      </w:r>
+      <w:r>
+        <w:rPr>
+          <w:rFonts w:ascii="宋体" w:hAnsi="宋体" w:cs="宋体" w:hint="eastAsia"/>
+          <w:sz w:val="24"/>
+        </w:rPr>
+        <w:t>通过语音口令</w:t>
+      </w:r>
+      <w:r>
+        <w:rPr>
+          <w:rFonts w:ascii="MS Gothic" w:eastAsia="MS Gothic" w:hAnsi="MS Gothic" w:cs="MS Gothic" w:hint="eastAsia"/>
+          <w:sz w:val="24"/>
+        </w:rPr>
+        <w:t>​​</w:t>
+      </w:r>
+      <w:r>
+        <w:rPr>
+          <w:rFonts w:ascii="宋体" w:hAnsi="宋体" w:cs="宋体" w:hint="eastAsia"/>
+          <w:sz w:val="24"/>
+        </w:rPr>
+        <w:t>（如“前进”、“左转”</w:t>
+      </w:r>
+      <w:r>
+        <w:rPr>
+          <w:rFonts w:ascii="宋体" w:hAnsi="宋体" w:hint="eastAsia"/>
+          <w:sz w:val="24"/>
+        </w:rPr>
+        <w:t>、“趴下”）来控制机器狗。系统识别语音命令后，将其转换为控制指令发送给机器狗的运动核心控制器执行。</w:t>
       </w:r>
     </w:p>
     <w:p>
@@ -1585,7 +1714,21 @@
           <w:rFonts w:ascii="宋体" w:hAnsi="宋体" w:hint="eastAsia"/>
           <w:sz w:val="24"/>
         </w:rPr>
-        <w:t>具体描述：</w:t>
+        <w:t>出处</w:t>
+      </w:r>
+      <w:r>
+        <w:rPr>
+          <w:rFonts w:ascii="宋体" w:hAnsi="宋体"/>
+          <w:sz w:val="24"/>
+        </w:rPr>
+        <w:t>/</w:t>
+      </w:r>
+      <w:r>
+        <w:rPr>
+          <w:rFonts w:ascii="宋体" w:hAnsi="宋体" w:hint="eastAsia"/>
+          <w:sz w:val="24"/>
+        </w:rPr>
+        <w:t>代表性：</w:t>
       </w:r>
       <w:r>
         <w:rPr>
@@ -1606,7 +1749,35 @@
           <w:rFonts w:ascii="宋体" w:hAnsi="宋体" w:hint="eastAsia"/>
           <w:sz w:val="24"/>
         </w:rPr>
-        <w:t>通过在机器狗本体（如背部扩展接口）上</w:t>
+        <w:t>这种方法借鉴了智能音箱（如</w:t>
+      </w:r>
+      <w:r>
+        <w:rPr>
+          <w:rFonts w:ascii="宋体" w:hAnsi="宋体"/>
+          <w:sz w:val="24"/>
+        </w:rPr>
+        <w:t>Amazon Echo, Google Home</w:t>
+      </w:r>
+      <w:r>
+        <w:rPr>
+          <w:rFonts w:ascii="宋体" w:hAnsi="宋体" w:hint="eastAsia"/>
+          <w:sz w:val="24"/>
+        </w:rPr>
+        <w:t>）和语音助手（如</w:t>
+      </w:r>
+      <w:r>
+        <w:rPr>
+          <w:rFonts w:ascii="宋体" w:hAnsi="宋体"/>
+          <w:sz w:val="24"/>
+        </w:rPr>
+        <w:t>Siri, Alexa</w:t>
+      </w:r>
+      <w:r>
+        <w:rPr>
+          <w:rFonts w:ascii="宋体" w:hAnsi="宋体" w:hint="eastAsia"/>
+          <w:sz w:val="24"/>
+        </w:rPr>
+        <w:t>）的交互模式。</w:t>
       </w:r>
       <w:r>
         <w:rPr>
@@ -1620,37 +1791,7 @@
           <w:rFonts w:ascii="宋体" w:hAnsi="宋体" w:cs="宋体" w:hint="eastAsia"/>
           <w:sz w:val="24"/>
         </w:rPr>
-        <w:t>额外搭载一个计算单元（如小型</w:t>
-      </w:r>
-      <w:r>
-        <w:rPr>
-          <w:rFonts w:ascii="宋体" w:hAnsi="宋体"/>
-          <w:sz w:val="24"/>
-        </w:rPr>
-        <w:t>AI</w:t>
-      </w:r>
-      <w:r>
-        <w:rPr>
-          <w:rFonts w:ascii="宋体" w:hAnsi="宋体" w:hint="eastAsia"/>
-          <w:sz w:val="24"/>
-        </w:rPr>
-        <w:t>主机或</w:t>
-      </w:r>
-      <w:proofErr w:type="gramStart"/>
-      <w:r>
-        <w:rPr>
-          <w:rFonts w:ascii="宋体" w:hAnsi="宋体" w:hint="eastAsia"/>
-          <w:sz w:val="24"/>
-        </w:rPr>
-        <w:t>高算力</w:t>
-      </w:r>
-      <w:proofErr w:type="gramEnd"/>
-      <w:r>
-        <w:rPr>
-          <w:rFonts w:ascii="宋体" w:hAnsi="宋体" w:hint="eastAsia"/>
-          <w:sz w:val="24"/>
-        </w:rPr>
-        <w:t>嵌入式平台）</w:t>
+        <w:t>越来越多的智能设备尝试集成语音控制作为辅助交互手段</w:t>
       </w:r>
       <w:r>
         <w:rPr>
@@ -1664,42 +1805,35 @@
           <w:rFonts w:ascii="宋体" w:hAnsi="宋体" w:cs="宋体" w:hint="eastAsia"/>
           <w:sz w:val="24"/>
         </w:rPr>
-        <w:t>，集成语音识别模块（如麦克风阵列）。操作者</w:t>
-      </w:r>
-      <w:r>
-        <w:rPr>
-          <w:rFonts w:ascii="MS Gothic" w:eastAsia="MS Gothic" w:hAnsi="MS Gothic" w:cs="MS Gothic" w:hint="eastAsia"/>
-          <w:sz w:val="24"/>
-        </w:rPr>
-        <w:t>​​</w:t>
-      </w:r>
-      <w:r>
-        <w:rPr>
-          <w:rFonts w:ascii="宋体" w:hAnsi="宋体" w:cs="宋体" w:hint="eastAsia"/>
-          <w:sz w:val="24"/>
-        </w:rPr>
-        <w:t>通过语音口令</w:t>
-      </w:r>
-      <w:r>
-        <w:rPr>
-          <w:rFonts w:ascii="MS Gothic" w:eastAsia="MS Gothic" w:hAnsi="MS Gothic" w:cs="MS Gothic" w:hint="eastAsia"/>
-          <w:sz w:val="24"/>
-        </w:rPr>
-        <w:t>​​</w:t>
-      </w:r>
-      <w:r>
-        <w:rPr>
-          <w:rFonts w:ascii="宋体" w:hAnsi="宋体" w:cs="宋体" w:hint="eastAsia"/>
-          <w:sz w:val="24"/>
-        </w:rPr>
-        <w:t>（如“前进”、“左转”</w:t>
-      </w:r>
-      <w:r>
-        <w:rPr>
-          <w:rFonts w:ascii="宋体" w:hAnsi="宋体" w:hint="eastAsia"/>
-          <w:sz w:val="24"/>
-        </w:rPr>
-        <w:t>、“趴下”）来控制机器狗。系统识别语音命令后，将其转换为控制指令发送给机器狗的运动核心控制器执行。</w:t>
+        <w:t>。在移动机器人领域，部分研究型平台和高端产品（如</w:t>
+      </w:r>
+      <w:r>
+        <w:rPr>
+          <w:rFonts w:ascii="宋体" w:hAnsi="宋体"/>
+          <w:sz w:val="24"/>
+        </w:rPr>
+        <w:t>Boston Dynamics</w:t>
+      </w:r>
+      <w:r>
+        <w:rPr>
+          <w:rFonts w:ascii="宋体" w:hAnsi="宋体" w:hint="eastAsia"/>
+          <w:sz w:val="24"/>
+        </w:rPr>
+        <w:t>的</w:t>
+      </w:r>
+      <w:r>
+        <w:rPr>
+          <w:rFonts w:ascii="宋体" w:hAnsi="宋体"/>
+          <w:sz w:val="24"/>
+        </w:rPr>
+        <w:t>Spot</w:t>
+      </w:r>
+      <w:r>
+        <w:rPr>
+          <w:rFonts w:ascii="宋体" w:hAnsi="宋体" w:hint="eastAsia"/>
+          <w:sz w:val="24"/>
+        </w:rPr>
+        <w:t>在某些配置下）也已支持语音指令输入。</w:t>
       </w:r>
     </w:p>
     <w:p>
@@ -1721,129 +1855,31 @@
       </w:r>
       <w:r>
         <w:rPr>
-          <w:rFonts w:ascii="宋体" w:hAnsi="宋体" w:hint="eastAsia"/>
-          <w:sz w:val="24"/>
-        </w:rPr>
-        <w:t>出处</w:t>
-      </w:r>
-      <w:r>
-        <w:rPr>
-          <w:rFonts w:ascii="宋体" w:hAnsi="宋体"/>
-          <w:sz w:val="24"/>
-        </w:rPr>
-        <w:t>/</w:t>
-      </w:r>
-      <w:r>
-        <w:rPr>
-          <w:rFonts w:ascii="宋体" w:hAnsi="宋体" w:hint="eastAsia"/>
-          <w:sz w:val="24"/>
-        </w:rPr>
-        <w:t>代表性：</w:t>
-      </w:r>
-      <w:r>
-        <w:rPr>
-          <w:rFonts w:ascii="MS Gothic" w:eastAsia="MS Gothic" w:hAnsi="MS Gothic" w:cs="MS Gothic" w:hint="eastAsia"/>
-          <w:sz w:val="24"/>
-        </w:rPr>
-        <w:t>​​</w:t>
-      </w:r>
-      <w:r>
-        <w:rPr>
-          <w:rFonts w:ascii="宋体" w:hAnsi="宋体"/>
-          <w:sz w:val="24"/>
-        </w:rPr>
-        <w:t xml:space="preserve"> </w:t>
-      </w:r>
-      <w:r>
-        <w:rPr>
-          <w:rFonts w:ascii="宋体" w:hAnsi="宋体" w:hint="eastAsia"/>
-          <w:sz w:val="24"/>
-        </w:rPr>
-        <w:t>这种方法借鉴了智能音箱（如</w:t>
-      </w:r>
-      <w:r>
-        <w:rPr>
-          <w:rFonts w:ascii="宋体" w:hAnsi="宋体"/>
-          <w:sz w:val="24"/>
-        </w:rPr>
-        <w:t>Amazon Echo, Google Home</w:t>
-      </w:r>
-      <w:r>
-        <w:rPr>
-          <w:rFonts w:ascii="宋体" w:hAnsi="宋体" w:hint="eastAsia"/>
-          <w:sz w:val="24"/>
-        </w:rPr>
-        <w:t>）和语音助手（如</w:t>
-      </w:r>
-      <w:r>
-        <w:rPr>
-          <w:rFonts w:ascii="宋体" w:hAnsi="宋体"/>
-          <w:sz w:val="24"/>
-        </w:rPr>
-        <w:t>Siri, Alexa</w:t>
-      </w:r>
-      <w:r>
-        <w:rPr>
-          <w:rFonts w:ascii="宋体" w:hAnsi="宋体" w:hint="eastAsia"/>
-          <w:sz w:val="24"/>
-        </w:rPr>
-        <w:t>）的交互模式。</w:t>
-      </w:r>
-      <w:r>
-        <w:rPr>
-          <w:rFonts w:ascii="MS Gothic" w:eastAsia="MS Gothic" w:hAnsi="MS Gothic" w:cs="MS Gothic" w:hint="eastAsia"/>
-          <w:sz w:val="24"/>
-        </w:rPr>
-        <w:t>​​</w:t>
-      </w:r>
-      <w:r>
-        <w:rPr>
-          <w:rFonts w:ascii="宋体" w:hAnsi="宋体" w:cs="宋体" w:hint="eastAsia"/>
-          <w:sz w:val="24"/>
-        </w:rPr>
-        <w:t>越来越多的智能设备尝试集成语音控制作为辅助交互手段</w:t>
-      </w:r>
-      <w:r>
-        <w:rPr>
-          <w:rFonts w:ascii="MS Gothic" w:eastAsia="MS Gothic" w:hAnsi="MS Gothic" w:cs="MS Gothic" w:hint="eastAsia"/>
-          <w:sz w:val="24"/>
-        </w:rPr>
-        <w:t>​​</w:t>
-      </w:r>
-      <w:r>
-        <w:rPr>
-          <w:rFonts w:ascii="宋体" w:hAnsi="宋体" w:cs="宋体" w:hint="eastAsia"/>
-          <w:sz w:val="24"/>
-        </w:rPr>
-        <w:t>。在移动机器人领域，部分研究型平台和高端产品（如</w:t>
-      </w:r>
-      <w:r>
-        <w:rPr>
-          <w:rFonts w:ascii="宋体" w:hAnsi="宋体"/>
-          <w:sz w:val="24"/>
-        </w:rPr>
-        <w:t>Boston Dynamics</w:t>
-      </w:r>
-      <w:r>
-        <w:rPr>
-          <w:rFonts w:ascii="宋体" w:hAnsi="宋体" w:hint="eastAsia"/>
-          <w:sz w:val="24"/>
-        </w:rPr>
-        <w:t>的</w:t>
-      </w:r>
-      <w:r>
-        <w:rPr>
-          <w:rFonts w:ascii="宋体" w:hAnsi="宋体"/>
-          <w:sz w:val="24"/>
-        </w:rPr>
-        <w:t>Spot</w:t>
-      </w:r>
-      <w:r>
-        <w:rPr>
-          <w:rFonts w:ascii="宋体" w:hAnsi="宋体" w:hint="eastAsia"/>
-          <w:sz w:val="24"/>
-        </w:rPr>
-        <w:t>在某些配置下）也已支持语音指令输入。</w:t>
+          <w:rFonts w:ascii="MS Gothic" w:eastAsiaTheme="minorEastAsia" w:hAnsi="MS Gothic" w:cs="MS Gothic" w:hint="eastAsia"/>
+          <w:sz w:val="24"/>
+        </w:rPr>
+        <w:t>3</w:t>
+      </w:r>
+      <w:r>
+        <w:rPr>
+          <w:rFonts w:ascii="MS Gothic" w:eastAsiaTheme="minorEastAsia" w:hAnsi="MS Gothic" w:cs="MS Gothic"/>
+          <w:sz w:val="24"/>
+        </w:rPr>
+        <w:t>.</w:t>
+      </w:r>
+      <w:r>
+        <w:rPr>
+          <w:rFonts w:ascii="宋体" w:hAnsi="宋体" w:hint="eastAsia"/>
+          <w:sz w:val="24"/>
+        </w:rPr>
+        <w:t>基于环境感知的自主导航：</w:t>
+      </w:r>
+      <w:r>
+        <w:rPr>
+          <w:rFonts w:ascii="MS Gothic" w:eastAsia="MS Gothic" w:hAnsi="MS Gothic" w:cs="MS Gothic" w:hint="eastAsia"/>
+          <w:sz w:val="24"/>
+        </w:rPr>
+        <w:t>​​</w:t>
       </w:r>
     </w:p>
     <w:p>
@@ -1865,31 +1901,118 @@
       </w:r>
       <w:r>
         <w:rPr>
-          <w:rFonts w:ascii="MS Gothic" w:eastAsiaTheme="minorEastAsia" w:hAnsi="MS Gothic" w:cs="MS Gothic" w:hint="eastAsia"/>
-          <w:sz w:val="24"/>
-        </w:rPr>
-        <w:t>3</w:t>
-      </w:r>
-      <w:r>
-        <w:rPr>
-          <w:rFonts w:ascii="MS Gothic" w:eastAsiaTheme="minorEastAsia" w:hAnsi="MS Gothic" w:cs="MS Gothic"/>
-          <w:sz w:val="24"/>
-        </w:rPr>
-        <w:t>.</w:t>
-      </w:r>
-      <w:r>
-        <w:rPr>
-          <w:rFonts w:ascii="宋体" w:hAnsi="宋体" w:hint="eastAsia"/>
-          <w:sz w:val="24"/>
-        </w:rPr>
-        <w:t>基于环境感知的自主导航：</w:t>
-      </w:r>
-      <w:r>
-        <w:rPr>
-          <w:rFonts w:ascii="MS Gothic" w:eastAsia="MS Gothic" w:hAnsi="MS Gothic" w:cs="MS Gothic" w:hint="eastAsia"/>
-          <w:sz w:val="24"/>
-        </w:rPr>
-        <w:t>​​</w:t>
+          <w:rFonts w:ascii="宋体" w:hAnsi="宋体" w:hint="eastAsia"/>
+          <w:sz w:val="24"/>
+        </w:rPr>
+        <w:t>具体描述：</w:t>
+      </w:r>
+      <w:r>
+        <w:rPr>
+          <w:rFonts w:ascii="MS Gothic" w:eastAsia="MS Gothic" w:hAnsi="MS Gothic" w:cs="MS Gothic" w:hint="eastAsia"/>
+          <w:sz w:val="24"/>
+        </w:rPr>
+        <w:t>​​</w:t>
+      </w:r>
+      <w:r>
+        <w:rPr>
+          <w:rFonts w:ascii="宋体" w:hAnsi="宋体"/>
+          <w:sz w:val="24"/>
+        </w:rPr>
+        <w:t xml:space="preserve"> </w:t>
+      </w:r>
+      <w:r>
+        <w:rPr>
+          <w:rFonts w:ascii="宋体" w:hAnsi="宋体" w:hint="eastAsia"/>
+          <w:sz w:val="24"/>
+        </w:rPr>
+        <w:t>机器</w:t>
+      </w:r>
+      <w:proofErr w:type="gramStart"/>
+      <w:r>
+        <w:rPr>
+          <w:rFonts w:ascii="宋体" w:hAnsi="宋体" w:hint="eastAsia"/>
+          <w:sz w:val="24"/>
+        </w:rPr>
+        <w:t>狗利用</w:t>
+      </w:r>
+      <w:proofErr w:type="gramEnd"/>
+      <w:r>
+        <w:rPr>
+          <w:rFonts w:ascii="MS Gothic" w:eastAsia="MS Gothic" w:hAnsi="MS Gothic" w:cs="MS Gothic" w:hint="eastAsia"/>
+          <w:sz w:val="24"/>
+        </w:rPr>
+        <w:t>​​</w:t>
+      </w:r>
+      <w:r>
+        <w:rPr>
+          <w:rFonts w:ascii="宋体" w:hAnsi="宋体" w:cs="宋体" w:hint="eastAsia"/>
+          <w:sz w:val="24"/>
+        </w:rPr>
+        <w:t>自身搭载的多传感器系统</w:t>
+      </w:r>
+      <w:r>
+        <w:rPr>
+          <w:rFonts w:ascii="MS Gothic" w:eastAsia="MS Gothic" w:hAnsi="MS Gothic" w:cs="MS Gothic" w:hint="eastAsia"/>
+          <w:sz w:val="24"/>
+        </w:rPr>
+        <w:t>​​</w:t>
+      </w:r>
+      <w:r>
+        <w:rPr>
+          <w:rFonts w:ascii="宋体" w:hAnsi="宋体" w:cs="宋体" w:hint="eastAsia"/>
+          <w:sz w:val="24"/>
+        </w:rPr>
+        <w:t>（激光雷达、深度相机、视</w:t>
+      </w:r>
+      <w:r>
+        <w:rPr>
+          <w:rFonts w:ascii="宋体" w:hAnsi="宋体" w:cs="宋体" w:hint="eastAsia"/>
+          <w:sz w:val="24"/>
+        </w:rPr>
+        <w:lastRenderedPageBreak/>
+        <w:t>觉摄像头、</w:t>
+      </w:r>
+      <w:r>
+        <w:rPr>
+          <w:rFonts w:ascii="宋体" w:hAnsi="宋体"/>
+          <w:sz w:val="24"/>
+        </w:rPr>
+        <w:t>IMU</w:t>
+      </w:r>
+      <w:r>
+        <w:rPr>
+          <w:rFonts w:ascii="宋体" w:hAnsi="宋体" w:hint="eastAsia"/>
+          <w:sz w:val="24"/>
+        </w:rPr>
+        <w:t>等），在未知或部分已知的环境中创建地图（或更新地图）、确定自身位置（定位）、并基于给定的目标点，</w:t>
+      </w:r>
+      <w:r>
+        <w:rPr>
+          <w:rFonts w:ascii="MS Gothic" w:eastAsia="MS Gothic" w:hAnsi="MS Gothic" w:cs="MS Gothic" w:hint="eastAsia"/>
+          <w:sz w:val="24"/>
+        </w:rPr>
+        <w:t>​​</w:t>
+      </w:r>
+      <w:r>
+        <w:rPr>
+          <w:rFonts w:ascii="宋体" w:hAnsi="宋体" w:cs="宋体" w:hint="eastAsia"/>
+          <w:sz w:val="24"/>
+        </w:rPr>
+        <w:t>自主规划全局路径和局部实时避障轨迹</w:t>
+      </w:r>
+      <w:r>
+        <w:rPr>
+          <w:rFonts w:ascii="MS Gothic" w:eastAsia="MS Gothic" w:hAnsi="MS Gothic" w:cs="MS Gothic" w:hint="eastAsia"/>
+          <w:sz w:val="24"/>
+        </w:rPr>
+        <w:t>​​</w:t>
+      </w:r>
+      <w:r>
+        <w:rPr>
+          <w:rFonts w:ascii="宋体" w:hAnsi="宋体" w:cs="宋体" w:hint="eastAsia"/>
+          <w:sz w:val="24"/>
+        </w:rPr>
+        <w:t>，最终到达目标点。整个过程无需操作者实时操纵移动细节。</w:t>
       </w:r>
     </w:p>
     <w:p>
@@ -1907,15 +2030,14 @@
           <w:rFonts w:ascii="MS Gothic" w:eastAsia="MS Gothic" w:hAnsi="MS Gothic" w:cs="MS Gothic" w:hint="eastAsia"/>
           <w:sz w:val="24"/>
         </w:rPr>
-        <w:lastRenderedPageBreak/>
-        <w:t>​​</w:t>
-      </w:r>
-      <w:r>
-        <w:rPr>
-          <w:rFonts w:ascii="宋体" w:hAnsi="宋体" w:hint="eastAsia"/>
-          <w:sz w:val="24"/>
-        </w:rPr>
-        <w:t>具体描述：</w:t>
+        <w:t>​​</w:t>
+      </w:r>
+      <w:r>
+        <w:rPr>
+          <w:rFonts w:ascii="宋体" w:hAnsi="宋体" w:hint="eastAsia"/>
+          <w:sz w:val="24"/>
+        </w:rPr>
+        <w:t>核心技术：</w:t>
       </w:r>
       <w:r>
         <w:rPr>
@@ -1936,17 +2058,8 @@
           <w:rFonts w:ascii="宋体" w:hAnsi="宋体" w:hint="eastAsia"/>
           <w:sz w:val="24"/>
         </w:rPr>
-        <w:t>机器</w:t>
-      </w:r>
-      <w:proofErr w:type="gramStart"/>
-      <w:r>
-        <w:rPr>
-          <w:rFonts w:ascii="宋体" w:hAnsi="宋体" w:hint="eastAsia"/>
-          <w:sz w:val="24"/>
-        </w:rPr>
-        <w:t>狗利用</w:t>
-      </w:r>
-      <w:proofErr w:type="gramEnd"/>
+        <w:t>该方案依赖于</w:t>
+      </w:r>
       <w:r>
         <w:rPr>
           <w:rFonts w:ascii="MS Gothic" w:eastAsia="MS Gothic" w:hAnsi="MS Gothic" w:cs="MS Gothic" w:hint="eastAsia"/>
@@ -1959,7 +2072,21 @@
           <w:rFonts w:ascii="宋体" w:hAnsi="宋体" w:cs="宋体" w:hint="eastAsia"/>
           <w:sz w:val="24"/>
         </w:rPr>
-        <w:t>自身搭载的多传感器系统</w:t>
+        <w:t>同步定位与建图（</w:t>
+      </w:r>
+      <w:r>
+        <w:rPr>
+          <w:rFonts w:ascii="宋体" w:hAnsi="宋体"/>
+          <w:sz w:val="24"/>
+        </w:rPr>
+        <w:t>SLAM</w:t>
+      </w:r>
+      <w:r>
+        <w:rPr>
+          <w:rFonts w:ascii="宋体" w:hAnsi="宋体" w:hint="eastAsia"/>
+          <w:sz w:val="24"/>
+        </w:rPr>
+        <w:t>）</w:t>
       </w:r>
       <w:r>
         <w:rPr>
@@ -1973,21 +2100,7 @@
           <w:rFonts w:ascii="宋体" w:hAnsi="宋体" w:cs="宋体" w:hint="eastAsia"/>
           <w:sz w:val="24"/>
         </w:rPr>
-        <w:t>（激光雷达、深度相机、视觉摄像头、</w:t>
-      </w:r>
-      <w:r>
-        <w:rPr>
-          <w:rFonts w:ascii="宋体" w:hAnsi="宋体"/>
-          <w:sz w:val="24"/>
-        </w:rPr>
-        <w:t>IMU</w:t>
-      </w:r>
-      <w:r>
-        <w:rPr>
-          <w:rFonts w:ascii="宋体" w:hAnsi="宋体" w:hint="eastAsia"/>
-          <w:sz w:val="24"/>
-        </w:rPr>
-        <w:t>等），在未知或部分已知的环境中创建地图（或更新地图）、确定自身位置（定位）、并基于给定的目标点，</w:t>
+        <w:t>、</w:t>
       </w:r>
       <w:r>
         <w:rPr>
@@ -2001,7 +2114,35 @@
           <w:rFonts w:ascii="宋体" w:hAnsi="宋体" w:cs="宋体" w:hint="eastAsia"/>
           <w:sz w:val="24"/>
         </w:rPr>
-        <w:t>自主规划全局路径和局部实时避障轨迹</w:t>
+        <w:t>路径规划算法（如</w:t>
+      </w:r>
+      <w:r>
+        <w:rPr>
+          <w:rFonts w:ascii="宋体" w:hAnsi="宋体"/>
+          <w:sz w:val="24"/>
+        </w:rPr>
+        <w:t>A</w:t>
+      </w:r>
+      <w:r>
+        <w:rPr>
+          <w:rFonts w:ascii="宋体" w:hAnsi="宋体"/>
+          <w:sz w:val="24"/>
+        </w:rPr>
+        <w:t>*</w:t>
+      </w:r>
+      <w:r>
+        <w:rPr>
+          <w:rFonts w:ascii="宋体" w:hAnsi="宋体"/>
+          <w:sz w:val="24"/>
+        </w:rPr>
+        <w:t>, RRT</w:t>
+      </w:r>
+      <w:r>
+        <w:rPr>
+          <w:rFonts w:ascii="宋体" w:hAnsi="宋体" w:hint="eastAsia"/>
+          <w:sz w:val="24"/>
+        </w:rPr>
+        <w:t>）</w:t>
       </w:r>
       <w:r>
         <w:rPr>
@@ -2015,7 +2156,63 @@
           <w:rFonts w:ascii="宋体" w:hAnsi="宋体" w:cs="宋体" w:hint="eastAsia"/>
           <w:sz w:val="24"/>
         </w:rPr>
-        <w:t>，最终到达目标点。整个过程无需操作者实时操纵移动细节。</w:t>
+        <w:t>、</w:t>
+      </w:r>
+      <w:r>
+        <w:rPr>
+          <w:rFonts w:ascii="MS Gothic" w:eastAsia="MS Gothic" w:hAnsi="MS Gothic" w:cs="MS Gothic" w:hint="eastAsia"/>
+          <w:sz w:val="24"/>
+        </w:rPr>
+        <w:t>​​</w:t>
+      </w:r>
+      <w:r>
+        <w:rPr>
+          <w:rFonts w:ascii="宋体" w:hAnsi="宋体" w:cs="宋体" w:hint="eastAsia"/>
+          <w:sz w:val="24"/>
+        </w:rPr>
+        <w:t>轨迹优化与控制（如</w:t>
+      </w:r>
+      <w:r>
+        <w:rPr>
+          <w:rFonts w:ascii="宋体" w:hAnsi="宋体"/>
+          <w:sz w:val="24"/>
+        </w:rPr>
+        <w:t>MPC</w:t>
+      </w:r>
+      <w:r>
+        <w:rPr>
+          <w:rFonts w:ascii="宋体" w:hAnsi="宋体" w:hint="eastAsia"/>
+          <w:sz w:val="24"/>
+        </w:rPr>
+        <w:t>）</w:t>
+      </w:r>
+      <w:r>
+        <w:rPr>
+          <w:rFonts w:ascii="MS Gothic" w:eastAsia="MS Gothic" w:hAnsi="MS Gothic" w:cs="MS Gothic" w:hint="eastAsia"/>
+          <w:sz w:val="24"/>
+        </w:rPr>
+        <w:t>​</w:t>
+      </w:r>
+      <w:r>
+        <w:rPr>
+          <w:rFonts w:ascii="宋体" w:hAnsi="宋体"/>
+          <w:sz w:val="24"/>
+        </w:rPr>
+        <w:t>**</w:t>
+      </w:r>
+      <w:r>
+        <w:rPr>
+          <w:rFonts w:ascii="MS Gothic" w:eastAsia="MS Gothic" w:hAnsi="MS Gothic" w:cs="MS Gothic" w:hint="eastAsia"/>
+          <w:sz w:val="24"/>
+        </w:rPr>
+        <w:t>​</w:t>
+      </w:r>
+      <w:r>
+        <w:rPr>
+          <w:rFonts w:ascii="宋体" w:hAnsi="宋体" w:hint="eastAsia"/>
+          <w:sz w:val="24"/>
+        </w:rPr>
+        <w:t>。</w:t>
       </w:r>
     </w:p>
     <w:p>
@@ -2040,7 +2237,21 @@
           <w:rFonts w:ascii="宋体" w:hAnsi="宋体" w:hint="eastAsia"/>
           <w:sz w:val="24"/>
         </w:rPr>
-        <w:t>核心技术：</w:t>
+        <w:t>出处</w:t>
+      </w:r>
+      <w:r>
+        <w:rPr>
+          <w:rFonts w:ascii="宋体" w:hAnsi="宋体"/>
+          <w:sz w:val="24"/>
+        </w:rPr>
+        <w:t>/</w:t>
+      </w:r>
+      <w:r>
+        <w:rPr>
+          <w:rFonts w:ascii="宋体" w:hAnsi="宋体" w:hint="eastAsia"/>
+          <w:sz w:val="24"/>
+        </w:rPr>
+        <w:t>代表性：</w:t>
       </w:r>
       <w:r>
         <w:rPr>
@@ -2061,7 +2272,81 @@
           <w:rFonts w:ascii="宋体" w:hAnsi="宋体" w:hint="eastAsia"/>
           <w:sz w:val="24"/>
         </w:rPr>
-        <w:t>该方案依赖于</w:t>
+        <w:t>这是高级移动机器人（如云</w:t>
+      </w:r>
+      <w:proofErr w:type="gramStart"/>
+      <w:r>
+        <w:rPr>
+          <w:rFonts w:ascii="宋体" w:hAnsi="宋体" w:hint="eastAsia"/>
+          <w:sz w:val="24"/>
+        </w:rPr>
+        <w:t>深处绝影系列</w:t>
+      </w:r>
+      <w:proofErr w:type="gramEnd"/>
+      <w:r>
+        <w:rPr>
+          <w:rFonts w:ascii="宋体" w:hAnsi="宋体" w:hint="eastAsia"/>
+          <w:sz w:val="24"/>
+        </w:rPr>
+        <w:t>、</w:t>
+      </w:r>
+      <w:r>
+        <w:rPr>
+          <w:rFonts w:ascii="宋体" w:hAnsi="宋体"/>
+          <w:sz w:val="24"/>
+        </w:rPr>
+        <w:t>Unitree</w:t>
+      </w:r>
+      <w:r>
+        <w:rPr>
+          <w:rFonts w:ascii="宋体" w:hAnsi="宋体" w:hint="eastAsia"/>
+          <w:sz w:val="24"/>
+        </w:rPr>
+        <w:t>的</w:t>
+      </w:r>
+      <w:r>
+        <w:rPr>
+          <w:rFonts w:ascii="宋体" w:hAnsi="宋体"/>
+          <w:sz w:val="24"/>
+        </w:rPr>
+        <w:t>Go1/Go2/B2</w:t>
+      </w:r>
+      <w:r>
+        <w:rPr>
+          <w:rFonts w:ascii="宋体" w:hAnsi="宋体" w:hint="eastAsia"/>
+          <w:sz w:val="24"/>
+        </w:rPr>
+        <w:t>、</w:t>
+      </w:r>
+      <w:r>
+        <w:rPr>
+          <w:rFonts w:ascii="宋体" w:hAnsi="宋体"/>
+          <w:sz w:val="24"/>
+        </w:rPr>
+        <w:t>Boston Dynamics Spot</w:t>
+      </w:r>
+      <w:r>
+        <w:rPr>
+          <w:rFonts w:ascii="宋体" w:hAnsi="宋体" w:hint="eastAsia"/>
+          <w:sz w:val="24"/>
+        </w:rPr>
+        <w:t>、</w:t>
+      </w:r>
+      <w:proofErr w:type="spellStart"/>
+      <w:r>
+        <w:rPr>
+          <w:rFonts w:ascii="宋体" w:hAnsi="宋体"/>
+          <w:sz w:val="24"/>
+        </w:rPr>
+        <w:t>ANYmal</w:t>
+      </w:r>
+      <w:proofErr w:type="spellEnd"/>
+      <w:r>
+        <w:rPr>
+          <w:rFonts w:ascii="宋体" w:hAnsi="宋体" w:hint="eastAsia"/>
+          <w:sz w:val="24"/>
+        </w:rPr>
+        <w:t>）的核心能力之一。相关技术在</w:t>
       </w:r>
       <w:r>
         <w:rPr>
@@ -2075,14 +2360,14 @@
           <w:rFonts w:ascii="宋体" w:hAnsi="宋体" w:cs="宋体" w:hint="eastAsia"/>
           <w:sz w:val="24"/>
         </w:rPr>
-        <w:t>同步定位与建图（</w:t>
-      </w:r>
-      <w:r>
-        <w:rPr>
-          <w:rFonts w:ascii="宋体" w:hAnsi="宋体"/>
-          <w:sz w:val="24"/>
-        </w:rPr>
-        <w:t>SLAM</w:t>
+        <w:t>机器人操作系统（</w:t>
+      </w:r>
+      <w:r>
+        <w:rPr>
+          <w:rFonts w:ascii="宋体" w:hAnsi="宋体"/>
+          <w:sz w:val="24"/>
+        </w:rPr>
+        <w:t>ROS/ROS2</w:t>
       </w:r>
       <w:r>
         <w:rPr>
@@ -2103,119 +2388,23 @@
           <w:rFonts w:ascii="宋体" w:hAnsi="宋体" w:cs="宋体" w:hint="eastAsia"/>
           <w:sz w:val="24"/>
         </w:rPr>
-        <w:t>、</w:t>
-      </w:r>
-      <w:r>
-        <w:rPr>
-          <w:rFonts w:ascii="MS Gothic" w:eastAsia="MS Gothic" w:hAnsi="MS Gothic" w:cs="MS Gothic" w:hint="eastAsia"/>
-          <w:sz w:val="24"/>
-        </w:rPr>
-        <w:t>​​</w:t>
-      </w:r>
-      <w:r>
-        <w:rPr>
-          <w:rFonts w:ascii="宋体" w:hAnsi="宋体" w:cs="宋体" w:hint="eastAsia"/>
-          <w:sz w:val="24"/>
-        </w:rPr>
-        <w:t>路径规划算法（如</w:t>
-      </w:r>
-      <w:r>
-        <w:rPr>
-          <w:rFonts w:ascii="宋体" w:hAnsi="宋体"/>
-          <w:sz w:val="24"/>
-        </w:rPr>
-        <w:t>A</w:t>
-      </w:r>
-      <w:r>
-        <w:rPr>
-          <w:rFonts w:ascii="宋体" w:hAnsi="宋体"/>
-          <w:sz w:val="24"/>
-        </w:rPr>
-        <w:t>*</w:t>
-      </w:r>
-      <w:r>
-        <w:rPr>
-          <w:rFonts w:ascii="宋体" w:hAnsi="宋体"/>
-          <w:sz w:val="24"/>
-        </w:rPr>
-        <w:t>, RRT</w:t>
-      </w:r>
-      <w:r>
-        <w:rPr>
-          <w:rFonts w:ascii="宋体" w:hAnsi="宋体" w:hint="eastAsia"/>
-          <w:sz w:val="24"/>
-        </w:rPr>
-        <w:t>）</w:t>
-      </w:r>
-      <w:r>
-        <w:rPr>
-          <w:rFonts w:ascii="MS Gothic" w:eastAsia="MS Gothic" w:hAnsi="MS Gothic" w:cs="MS Gothic" w:hint="eastAsia"/>
-          <w:sz w:val="24"/>
-        </w:rPr>
-        <w:t>​​</w:t>
-      </w:r>
-      <w:r>
-        <w:rPr>
-          <w:rFonts w:ascii="宋体" w:hAnsi="宋体" w:cs="宋体" w:hint="eastAsia"/>
-          <w:sz w:val="24"/>
-        </w:rPr>
-        <w:t>、</w:t>
-      </w:r>
-      <w:r>
-        <w:rPr>
-          <w:rFonts w:ascii="MS Gothic" w:eastAsia="MS Gothic" w:hAnsi="MS Gothic" w:cs="MS Gothic" w:hint="eastAsia"/>
-          <w:sz w:val="24"/>
-        </w:rPr>
-        <w:t>​​</w:t>
-      </w:r>
-      <w:r>
-        <w:rPr>
-          <w:rFonts w:ascii="宋体" w:hAnsi="宋体" w:cs="宋体" w:hint="eastAsia"/>
-          <w:sz w:val="24"/>
-        </w:rPr>
-        <w:t>轨迹优化与控制（如</w:t>
-      </w:r>
-      <w:r>
-        <w:rPr>
-          <w:rFonts w:ascii="宋体" w:hAnsi="宋体"/>
-          <w:sz w:val="24"/>
-        </w:rPr>
-        <w:t>MPC</w:t>
-      </w:r>
-      <w:r>
-        <w:rPr>
-          <w:rFonts w:ascii="宋体" w:hAnsi="宋体" w:hint="eastAsia"/>
-          <w:sz w:val="24"/>
-        </w:rPr>
-        <w:t>）</w:t>
-      </w:r>
-      <w:r>
-        <w:rPr>
-          <w:rFonts w:ascii="MS Gothic" w:eastAsia="MS Gothic" w:hAnsi="MS Gothic" w:cs="MS Gothic" w:hint="eastAsia"/>
-          <w:sz w:val="24"/>
-        </w:rPr>
-        <w:t>​</w:t>
-      </w:r>
-      <w:r>
-        <w:rPr>
-          <w:rFonts w:ascii="宋体" w:hAnsi="宋体"/>
-          <w:sz w:val="24"/>
-        </w:rPr>
-        <w:t>**</w:t>
-      </w:r>
-      <w:r>
-        <w:rPr>
-          <w:rFonts w:ascii="MS Gothic" w:eastAsia="MS Gothic" w:hAnsi="MS Gothic" w:cs="MS Gothic" w:hint="eastAsia"/>
-          <w:sz w:val="24"/>
-        </w:rPr>
-        <w:t>​</w:t>
-      </w:r>
-      <w:r>
-        <w:rPr>
-          <w:rFonts w:ascii="宋体" w:hAnsi="宋体" w:hint="eastAsia"/>
-          <w:sz w:val="24"/>
-        </w:rPr>
-        <w:t>。</w:t>
+        <w:t>中有大量成熟的导航功能包（如</w:t>
+      </w:r>
+      <w:proofErr w:type="spellStart"/>
+      <w:r>
+        <w:rPr>
+          <w:rFonts w:ascii="宋体" w:hAnsi="宋体"/>
+          <w:sz w:val="24"/>
+        </w:rPr>
+        <w:t>move_base</w:t>
+      </w:r>
+      <w:proofErr w:type="spellEnd"/>
+      <w:r>
+        <w:rPr>
+          <w:rFonts w:ascii="宋体" w:hAnsi="宋体" w:hint="eastAsia"/>
+          <w:sz w:val="24"/>
+        </w:rPr>
+        <w:t>）和应用实例作为支撑。</w:t>
       </w:r>
     </w:p>
     <w:p>
@@ -2224,190 +2413,37 @@
         <w:spacing w:line="360" w:lineRule="auto"/>
         <w:ind w:firstLine="420"/>
         <w:rPr>
-          <w:rFonts w:ascii="宋体" w:hAnsi="宋体"/>
-          <w:sz w:val="24"/>
-        </w:rPr>
-      </w:pPr>
-      <w:r>
-        <w:rPr>
-          <w:rFonts w:ascii="MS Gothic" w:eastAsia="MS Gothic" w:hAnsi="MS Gothic" w:cs="MS Gothic" w:hint="eastAsia"/>
-          <w:sz w:val="24"/>
-        </w:rPr>
-        <w:t>​​</w:t>
-      </w:r>
-      <w:r>
-        <w:rPr>
-          <w:rFonts w:ascii="宋体" w:hAnsi="宋体" w:hint="eastAsia"/>
-          <w:sz w:val="24"/>
-        </w:rPr>
-        <w:t>出处</w:t>
-      </w:r>
-      <w:r>
-        <w:rPr>
-          <w:rFonts w:ascii="宋体" w:hAnsi="宋体"/>
-          <w:sz w:val="24"/>
-        </w:rPr>
-        <w:t>/</w:t>
-      </w:r>
-      <w:r>
-        <w:rPr>
-          <w:rFonts w:ascii="宋体" w:hAnsi="宋体" w:hint="eastAsia"/>
-          <w:sz w:val="24"/>
-        </w:rPr>
-        <w:t>代表性：</w:t>
-      </w:r>
-      <w:r>
-        <w:rPr>
-          <w:rFonts w:ascii="MS Gothic" w:eastAsia="MS Gothic" w:hAnsi="MS Gothic" w:cs="MS Gothic" w:hint="eastAsia"/>
-          <w:sz w:val="24"/>
-        </w:rPr>
-        <w:t>​​</w:t>
-      </w:r>
-      <w:r>
-        <w:rPr>
-          <w:rFonts w:ascii="宋体" w:hAnsi="宋体"/>
-          <w:sz w:val="24"/>
-        </w:rPr>
-        <w:t xml:space="preserve"> </w:t>
-      </w:r>
-      <w:r>
-        <w:rPr>
-          <w:rFonts w:ascii="宋体" w:hAnsi="宋体" w:hint="eastAsia"/>
-          <w:sz w:val="24"/>
-        </w:rPr>
-        <w:t>这是高级移动机器人（如云</w:t>
-      </w:r>
-      <w:proofErr w:type="gramStart"/>
-      <w:r>
-        <w:rPr>
-          <w:rFonts w:ascii="宋体" w:hAnsi="宋体" w:hint="eastAsia"/>
-          <w:sz w:val="24"/>
-        </w:rPr>
-        <w:t>深处绝影系列</w:t>
-      </w:r>
-      <w:proofErr w:type="gramEnd"/>
-      <w:r>
-        <w:rPr>
-          <w:rFonts w:ascii="宋体" w:hAnsi="宋体" w:hint="eastAsia"/>
-          <w:sz w:val="24"/>
-        </w:rPr>
-        <w:t>、</w:t>
-      </w:r>
-      <w:r>
-        <w:rPr>
-          <w:rFonts w:ascii="宋体" w:hAnsi="宋体"/>
-          <w:sz w:val="24"/>
-        </w:rPr>
-        <w:t>Unitree</w:t>
-      </w:r>
-      <w:r>
-        <w:rPr>
-          <w:rFonts w:ascii="宋体" w:hAnsi="宋体" w:hint="eastAsia"/>
-          <w:sz w:val="24"/>
-        </w:rPr>
-        <w:t>的</w:t>
-      </w:r>
-      <w:r>
-        <w:rPr>
-          <w:rFonts w:ascii="宋体" w:hAnsi="宋体"/>
-          <w:sz w:val="24"/>
-        </w:rPr>
-        <w:t>Go1/Go2/B2</w:t>
-      </w:r>
-      <w:r>
-        <w:rPr>
-          <w:rFonts w:ascii="宋体" w:hAnsi="宋体" w:hint="eastAsia"/>
-          <w:sz w:val="24"/>
-        </w:rPr>
-        <w:t>、</w:t>
-      </w:r>
-      <w:r>
-        <w:rPr>
-          <w:rFonts w:ascii="宋体" w:hAnsi="宋体"/>
-          <w:sz w:val="24"/>
-        </w:rPr>
-        <w:t>Boston Dynamics Spot</w:t>
-      </w:r>
-      <w:r>
-        <w:rPr>
-          <w:rFonts w:ascii="宋体" w:hAnsi="宋体" w:hint="eastAsia"/>
-          <w:sz w:val="24"/>
-        </w:rPr>
-        <w:t>、</w:t>
-      </w:r>
-      <w:proofErr w:type="spellStart"/>
-      <w:r>
-        <w:rPr>
-          <w:rFonts w:ascii="宋体" w:hAnsi="宋体"/>
-          <w:sz w:val="24"/>
-        </w:rPr>
-        <w:t>ANYmal</w:t>
-      </w:r>
-      <w:proofErr w:type="spellEnd"/>
-      <w:r>
-        <w:rPr>
-          <w:rFonts w:ascii="宋体" w:hAnsi="宋体" w:hint="eastAsia"/>
-          <w:sz w:val="24"/>
-        </w:rPr>
-        <w:t>）的核心能力之一。相关技术在</w:t>
-      </w:r>
-      <w:r>
-        <w:rPr>
-          <w:rFonts w:ascii="MS Gothic" w:eastAsia="MS Gothic" w:hAnsi="MS Gothic" w:cs="MS Gothic" w:hint="eastAsia"/>
-          <w:sz w:val="24"/>
-        </w:rPr>
-        <w:t>​​</w:t>
-      </w:r>
-      <w:r>
-        <w:rPr>
-          <w:rFonts w:ascii="宋体" w:hAnsi="宋体" w:cs="宋体" w:hint="eastAsia"/>
-          <w:sz w:val="24"/>
-        </w:rPr>
-        <w:t>机器人操作系统（</w:t>
-      </w:r>
-      <w:r>
-        <w:rPr>
-          <w:rFonts w:ascii="宋体" w:hAnsi="宋体"/>
-          <w:sz w:val="24"/>
-        </w:rPr>
-        <w:t>ROS/ROS2</w:t>
-      </w:r>
-      <w:r>
-        <w:rPr>
-          <w:rFonts w:ascii="宋体" w:hAnsi="宋体" w:hint="eastAsia"/>
-          <w:sz w:val="24"/>
-        </w:rPr>
-        <w:t>）</w:t>
-      </w:r>
-      <w:r>
-        <w:rPr>
-          <w:rFonts w:ascii="MS Gothic" w:eastAsia="MS Gothic" w:hAnsi="MS Gothic" w:cs="MS Gothic" w:hint="eastAsia"/>
-          <w:sz w:val="24"/>
-        </w:rPr>
-        <w:t>​​</w:t>
-      </w:r>
-      <w:r>
-        <w:rPr>
-          <w:rFonts w:ascii="宋体" w:hAnsi="宋体" w:cs="宋体" w:hint="eastAsia"/>
-          <w:sz w:val="24"/>
-        </w:rPr>
-        <w:t>中有大量成熟的导航功能包（如</w:t>
-      </w:r>
-      <w:proofErr w:type="spellStart"/>
-      <w:r>
-        <w:rPr>
-          <w:rFonts w:ascii="宋体" w:hAnsi="宋体"/>
-          <w:sz w:val="24"/>
-        </w:rPr>
-        <w:t>move_base</w:t>
-      </w:r>
-      <w:proofErr w:type="spellEnd"/>
-      <w:r>
-        <w:rPr>
-          <w:rFonts w:ascii="宋体" w:hAnsi="宋体" w:hint="eastAsia"/>
-          <w:sz w:val="24"/>
-        </w:rPr>
-        <w:t>）和应用实例作为支撑。</w:t>
+          <w:rFonts w:ascii="宋体" w:hAnsi="宋体" w:hint="eastAsia"/>
+          <w:sz w:val="24"/>
+        </w:rPr>
+      </w:pPr>
+      <w:r>
+        <w:rPr>
+          <w:rFonts w:ascii="MS Gothic" w:eastAsia="MS Gothic" w:hAnsi="MS Gothic" w:cs="MS Gothic" w:hint="eastAsia"/>
+          <w:sz w:val="24"/>
+        </w:rPr>
+        <w:t>​​</w:t>
+      </w:r>
+      <w:r>
+        <w:rPr>
+          <w:rFonts w:ascii="宋体" w:hAnsi="宋体"/>
+          <w:sz w:val="24"/>
+        </w:rPr>
+        <w:t>1</w:t>
+      </w:r>
+      <w:r>
+        <w:rPr>
+          <w:rFonts w:ascii="宋体" w:hAnsi="宋体"/>
+          <w:sz w:val="24"/>
+        </w:rPr>
+        <w:t xml:space="preserve">.3 </w:t>
+      </w:r>
+      <w:r>
+        <w:rPr>
+          <w:rFonts w:ascii="宋体" w:hAnsi="宋体" w:hint="eastAsia"/>
+          <w:sz w:val="24"/>
+        </w:rPr>
+        <w:t>现有技术的缺点</w:t>
       </w:r>
     </w:p>
     <w:p>
@@ -2422,31 +2458,38 @@
       </w:pPr>
       <w:r>
         <w:rPr>
-          <w:rFonts w:ascii="MS Gothic" w:eastAsia="MS Gothic" w:hAnsi="MS Gothic" w:cs="MS Gothic" w:hint="eastAsia"/>
-          <w:sz w:val="24"/>
-        </w:rPr>
-        <w:t>​​</w:t>
-      </w:r>
-      <w:r>
-        <w:rPr>
-          <w:rFonts w:ascii="宋体" w:hAnsi="宋体"/>
-          <w:sz w:val="24"/>
-        </w:rPr>
-        <w:t>1</w:t>
-      </w:r>
-      <w:r>
-        <w:rPr>
-          <w:rFonts w:ascii="宋体" w:hAnsi="宋体"/>
-          <w:sz w:val="24"/>
-        </w:rPr>
-        <w:t xml:space="preserve">.3 </w:t>
-      </w:r>
-      <w:r>
-        <w:rPr>
-          <w:rFonts w:ascii="宋体" w:hAnsi="宋体" w:hint="eastAsia"/>
-          <w:sz w:val="24"/>
-        </w:rPr>
-        <w:t>现有技术的缺点（聚焦与本专利解决方案相关的）</w:t>
+          <w:rFonts w:ascii="宋体" w:hAnsi="宋体" w:hint="eastAsia"/>
+          <w:sz w:val="24"/>
+        </w:rPr>
+        <w:t>尽管上述现有技术各有其适用场景，但</w:t>
+      </w:r>
+      <w:r>
+        <w:rPr>
+          <w:rFonts w:ascii="MS Gothic" w:eastAsia="MS Gothic" w:hAnsi="MS Gothic" w:cs="MS Gothic" w:hint="eastAsia"/>
+          <w:sz w:val="24"/>
+        </w:rPr>
+        <w:t>​​</w:t>
+      </w:r>
+      <w:r>
+        <w:rPr>
+          <w:rFonts w:ascii="宋体" w:hAnsi="宋体" w:cs="宋体" w:hint="eastAsia"/>
+          <w:sz w:val="24"/>
+        </w:rPr>
+        <w:t>从提升复杂场景下人</w:t>
+      </w:r>
+      <w:r>
+        <w:rPr>
+          <w:rFonts w:ascii="宋体" w:hAnsi="宋体"/>
+          <w:sz w:val="24"/>
+        </w:rPr>
+        <w:t>-</w:t>
+      </w:r>
+      <w:r>
+        <w:rPr>
+          <w:rFonts w:ascii="宋体" w:hAnsi="宋体" w:hint="eastAsia"/>
+          <w:sz w:val="24"/>
+        </w:rPr>
+        <w:t>机器狗交互的自然性、效率和鲁棒性角度来看，存在以下显著不足与本专利旨在解决的核心问题：</w:t>
       </w:r>
       <w:r>
         <w:rPr>
@@ -2466,6 +2509,41 @@
           <w:sz w:val="24"/>
         </w:rPr>
       </w:pPr>
+      <w:r>
+        <w:rPr>
+          <w:rFonts w:ascii="MS Gothic" w:eastAsia="MS Gothic" w:hAnsi="MS Gothic" w:cs="MS Gothic" w:hint="eastAsia"/>
+          <w:sz w:val="24"/>
+        </w:rPr>
+        <w:t>​​</w:t>
+      </w:r>
+      <w:r>
+        <w:rPr>
+          <w:rFonts w:ascii="MS Gothic" w:eastAsiaTheme="minorEastAsia" w:hAnsi="MS Gothic" w:cs="MS Gothic" w:hint="eastAsia"/>
+          <w:sz w:val="24"/>
+        </w:rPr>
+        <w:t>1</w:t>
+      </w:r>
+      <w:r>
+        <w:rPr>
+          <w:rFonts w:ascii="MS Gothic" w:eastAsiaTheme="minorEastAsia" w:hAnsi="MS Gothic" w:cs="MS Gothic"/>
+          <w:sz w:val="24"/>
+        </w:rPr>
+        <w:t>.</w:t>
+      </w:r>
+      <w:r>
+        <w:rPr>
+          <w:rFonts w:ascii="宋体" w:hAnsi="宋体" w:hint="eastAsia"/>
+          <w:sz w:val="24"/>
+        </w:rPr>
+        <w:t>交互方式单一，缺乏多模态融合与灵活性：</w:t>
+      </w:r>
+      <w:r>
+        <w:rPr>
+          <w:rFonts w:ascii="MS Gothic" w:eastAsia="MS Gothic" w:hAnsi="MS Gothic" w:cs="MS Gothic" w:hint="eastAsia"/>
+          <w:sz w:val="24"/>
+        </w:rPr>
+        <w:t>​​</w:t>
+      </w:r>
     </w:p>
     <w:p>
       <w:pPr>
@@ -2473,16 +2551,23 @@
         <w:spacing w:line="360" w:lineRule="auto"/>
         <w:ind w:firstLine="420"/>
         <w:rPr>
-          <w:rFonts w:ascii="宋体" w:hAnsi="宋体" w:hint="eastAsia"/>
-          <w:sz w:val="24"/>
-        </w:rPr>
-      </w:pPr>
-      <w:r>
-        <w:rPr>
-          <w:rFonts w:ascii="宋体" w:hAnsi="宋体" w:hint="eastAsia"/>
-          <w:sz w:val="24"/>
-        </w:rPr>
-        <w:t>尽管上述现有技术各有其适用场景，但</w:t>
+          <w:rFonts w:ascii="宋体" w:hAnsi="宋体"/>
+          <w:sz w:val="24"/>
+        </w:rPr>
+      </w:pPr>
+      <w:r>
+        <w:rPr>
+          <w:rFonts w:ascii="MS Gothic" w:eastAsia="MS Gothic" w:hAnsi="MS Gothic" w:cs="MS Gothic" w:hint="eastAsia"/>
+          <w:sz w:val="24"/>
+        </w:rPr>
+        <w:t>​​</w:t>
+      </w:r>
+      <w:r>
+        <w:rPr>
+          <w:rFonts w:ascii="宋体" w:hAnsi="宋体" w:hint="eastAsia"/>
+          <w:sz w:val="24"/>
+        </w:rPr>
+        <w:t>物理遥控器</w:t>
       </w:r>
       <w:r>
         <w:rPr>
@@ -2496,28 +2581,112 @@
           <w:rFonts w:ascii="宋体" w:hAnsi="宋体" w:cs="宋体" w:hint="eastAsia"/>
           <w:sz w:val="24"/>
         </w:rPr>
-        <w:t>从提升复杂场景下人</w:t>
-      </w:r>
-      <w:r>
-        <w:rPr>
-          <w:rFonts w:ascii="宋体" w:hAnsi="宋体"/>
-          <w:sz w:val="24"/>
-        </w:rPr>
-        <w:t>-</w:t>
-      </w:r>
-      <w:r>
-        <w:rPr>
-          <w:rFonts w:ascii="宋体" w:hAnsi="宋体" w:hint="eastAsia"/>
-          <w:sz w:val="24"/>
-        </w:rPr>
-        <w:t>机器狗交互的自然性、效率和鲁棒性角度来看，存在以下显著不足与本专利旨在解决的核心问题：</w:t>
-      </w:r>
-      <w:r>
-        <w:rPr>
-          <w:rFonts w:ascii="MS Gothic" w:eastAsia="MS Gothic" w:hAnsi="MS Gothic" w:cs="MS Gothic" w:hint="eastAsia"/>
-          <w:sz w:val="24"/>
-        </w:rPr>
-        <w:t>​​</w:t>
+        <w:t>依赖纯手动操作</w:t>
+      </w:r>
+      <w:r>
+        <w:rPr>
+          <w:rFonts w:ascii="宋体" w:hAnsi="宋体" w:hint="eastAsia"/>
+          <w:sz w:val="24"/>
+        </w:rPr>
+        <w:t>，</w:t>
+      </w:r>
+      <w:r>
+        <w:rPr>
+          <w:rFonts w:ascii="MS Gothic" w:eastAsia="MS Gothic" w:hAnsi="MS Gothic" w:cs="MS Gothic" w:hint="eastAsia"/>
+          <w:sz w:val="24"/>
+        </w:rPr>
+        <w:t>​​</w:t>
+      </w:r>
+      <w:r>
+        <w:rPr>
+          <w:rFonts w:ascii="宋体" w:hAnsi="宋体" w:cs="宋体" w:hint="eastAsia"/>
+          <w:sz w:val="24"/>
+        </w:rPr>
+        <w:t>仅提供单一维度的控制输入</w:t>
+      </w:r>
+      <w:r>
+        <w:rPr>
+          <w:rFonts w:ascii="MS Gothic" w:eastAsia="MS Gothic" w:hAnsi="MS Gothic" w:cs="MS Gothic" w:hint="eastAsia"/>
+          <w:sz w:val="24"/>
+        </w:rPr>
+        <w:t>​​</w:t>
+      </w:r>
+      <w:r>
+        <w:rPr>
+          <w:rFonts w:ascii="宋体" w:hAnsi="宋体" w:cs="宋体" w:hint="eastAsia"/>
+          <w:sz w:val="24"/>
+        </w:rPr>
+        <w:t>（物理按键</w:t>
+      </w:r>
+      <w:r>
+        <w:rPr>
+          <w:rFonts w:ascii="宋体" w:hAnsi="宋体"/>
+          <w:sz w:val="24"/>
+        </w:rPr>
+        <w:t>/</w:t>
+      </w:r>
+      <w:r>
+        <w:rPr>
+          <w:rFonts w:ascii="宋体" w:hAnsi="宋体" w:hint="eastAsia"/>
+          <w:sz w:val="24"/>
+        </w:rPr>
+        <w:t>摇杆）。它完全</w:t>
+      </w:r>
+      <w:r>
+        <w:rPr>
+          <w:rFonts w:ascii="MS Gothic" w:eastAsia="MS Gothic" w:hAnsi="MS Gothic" w:cs="MS Gothic" w:hint="eastAsia"/>
+          <w:sz w:val="24"/>
+        </w:rPr>
+        <w:t>​​</w:t>
+      </w:r>
+      <w:r>
+        <w:rPr>
+          <w:rFonts w:ascii="宋体" w:hAnsi="宋体" w:cs="宋体" w:hint="eastAsia"/>
+          <w:sz w:val="24"/>
+        </w:rPr>
+        <w:t>无法满足</w:t>
+      </w:r>
+      <w:r>
+        <w:rPr>
+          <w:rFonts w:ascii="MS Gothic" w:eastAsia="MS Gothic" w:hAnsi="MS Gothic" w:cs="MS Gothic" w:hint="eastAsia"/>
+          <w:sz w:val="24"/>
+        </w:rPr>
+        <w:t>​​</w:t>
+      </w:r>
+      <w:r>
+        <w:rPr>
+          <w:rFonts w:ascii="宋体" w:hAnsi="宋体" w:cs="宋体" w:hint="eastAsia"/>
+          <w:sz w:val="24"/>
+        </w:rPr>
+        <w:t>在诸如抢险救灾、协同作业、复杂操作等需要</w:t>
+      </w:r>
+      <w:r>
+        <w:rPr>
+          <w:rFonts w:ascii="MS Gothic" w:eastAsia="MS Gothic" w:hAnsi="MS Gothic" w:cs="MS Gothic" w:hint="eastAsia"/>
+          <w:sz w:val="24"/>
+        </w:rPr>
+        <w:t>​​</w:t>
+      </w:r>
+      <w:r>
+        <w:rPr>
+          <w:rFonts w:ascii="宋体" w:hAnsi="宋体" w:cs="宋体" w:hint="eastAsia"/>
+          <w:sz w:val="24"/>
+        </w:rPr>
+        <w:t>复合指令</w:t>
+      </w:r>
+      <w:r>
+        <w:rPr>
+          <w:rFonts w:ascii="MS Gothic" w:eastAsia="MS Gothic" w:hAnsi="MS Gothic" w:cs="MS Gothic" w:hint="eastAsia"/>
+          <w:sz w:val="24"/>
+        </w:rPr>
+        <w:t>​​</w:t>
+      </w:r>
+      <w:r>
+        <w:rPr>
+          <w:rFonts w:ascii="宋体" w:hAnsi="宋体" w:cs="宋体" w:hint="eastAsia"/>
+          <w:sz w:val="24"/>
+        </w:rPr>
+        <w:t>的场景下的人机交互需求。例如，操作者无法同时方便地用手势指向目标位置再用语音说明任务、或在操控行走姿态的同时用语音调整机械臂。</w:t>
       </w:r>
     </w:p>
     <w:p>
@@ -2539,24 +2708,87 @@
       </w:r>
       <w:r>
         <w:rPr>
-          <w:rFonts w:ascii="MS Gothic" w:eastAsiaTheme="minorEastAsia" w:hAnsi="MS Gothic" w:cs="MS Gothic" w:hint="eastAsia"/>
-          <w:sz w:val="24"/>
-        </w:rPr>
-        <w:t>1</w:t>
-      </w:r>
-      <w:r>
-        <w:rPr>
-          <w:rFonts w:ascii="MS Gothic" w:eastAsiaTheme="minorEastAsia" w:hAnsi="MS Gothic" w:cs="MS Gothic"/>
-          <w:sz w:val="24"/>
-        </w:rPr>
-        <w:t>.</w:t>
-      </w:r>
-      <w:r>
-        <w:rPr>
-          <w:rFonts w:ascii="宋体" w:hAnsi="宋体" w:hint="eastAsia"/>
-          <w:sz w:val="24"/>
-        </w:rPr>
-        <w:t>交互方式单一，缺乏多模态融合与灵活性：</w:t>
+          <w:rFonts w:ascii="宋体" w:hAnsi="宋体" w:hint="eastAsia"/>
+          <w:sz w:val="24"/>
+        </w:rPr>
+        <w:t>语音控制</w:t>
+      </w:r>
+      <w:r>
+        <w:rPr>
+          <w:rFonts w:ascii="MS Gothic" w:eastAsia="MS Gothic" w:hAnsi="MS Gothic" w:cs="MS Gothic" w:hint="eastAsia"/>
+          <w:sz w:val="24"/>
+        </w:rPr>
+        <w:t>​​</w:t>
+      </w:r>
+      <w:r>
+        <w:rPr>
+          <w:rFonts w:ascii="宋体" w:hAnsi="宋体" w:cs="宋体" w:hint="eastAsia"/>
+          <w:sz w:val="24"/>
+        </w:rPr>
+        <w:t>虽然提供了免提交互，但</w:t>
+      </w:r>
+      <w:r>
+        <w:rPr>
+          <w:rFonts w:ascii="MS Gothic" w:eastAsia="MS Gothic" w:hAnsi="MS Gothic" w:cs="MS Gothic" w:hint="eastAsia"/>
+          <w:sz w:val="24"/>
+        </w:rPr>
+        <w:t>​​</w:t>
+      </w:r>
+      <w:r>
+        <w:rPr>
+          <w:rFonts w:ascii="宋体" w:hAnsi="宋体" w:cs="宋体" w:hint="eastAsia"/>
+          <w:sz w:val="24"/>
+        </w:rPr>
+        <w:t>无法在需要精确空间定位（如指着一个具体位置说“去那里”）、或需要视觉辅助确认</w:t>
+      </w:r>
+      <w:r>
+        <w:rPr>
+          <w:rFonts w:ascii="宋体" w:hAnsi="宋体"/>
+          <w:sz w:val="24"/>
+        </w:rPr>
+        <w:t>/</w:t>
+      </w:r>
+      <w:r>
+        <w:rPr>
+          <w:rFonts w:ascii="宋体" w:hAnsi="宋体" w:hint="eastAsia"/>
+          <w:sz w:val="24"/>
+        </w:rPr>
+        <w:t>引导的情况下单独有效地完成任务</w:t>
+      </w:r>
+      <w:r>
+        <w:rPr>
+          <w:rFonts w:ascii="MS Gothic" w:eastAsia="MS Gothic" w:hAnsi="MS Gothic" w:cs="MS Gothic" w:hint="eastAsia"/>
+          <w:sz w:val="24"/>
+        </w:rPr>
+        <w:t>​​</w:t>
+      </w:r>
+      <w:r>
+        <w:rPr>
+          <w:rFonts w:ascii="宋体" w:hAnsi="宋体" w:cs="宋体" w:hint="eastAsia"/>
+          <w:sz w:val="24"/>
+        </w:rPr>
+        <w:t>。手势控制的缺失也限制了交互的自然度。</w:t>
+      </w:r>
+      <w:r>
+        <w:rPr>
+          <w:rFonts w:ascii="MS Gothic" w:eastAsia="MS Gothic" w:hAnsi="MS Gothic" w:cs="MS Gothic" w:hint="eastAsia"/>
+          <w:sz w:val="24"/>
+        </w:rPr>
+        <w:t>​​</w:t>
+      </w:r>
+      <w:r>
+        <w:rPr>
+          <w:rFonts w:ascii="宋体" w:hAnsi="宋体" w:cs="宋体" w:hint="eastAsia"/>
+          <w:sz w:val="24"/>
+        </w:rPr>
+        <w:t>现有技术缺乏将手势、语音、视觉标注等多模态输入灵活组合应</w:t>
+      </w:r>
+      <w:r>
+        <w:rPr>
+          <w:rFonts w:ascii="宋体" w:hAnsi="宋体" w:hint="eastAsia"/>
+          <w:sz w:val="24"/>
+        </w:rPr>
+        <w:t>用的能力。</w:t>
       </w:r>
       <w:r>
         <w:rPr>
@@ -2585,129 +2817,31 @@
       </w:r>
       <w:r>
         <w:rPr>
-          <w:rFonts w:ascii="宋体" w:hAnsi="宋体" w:hint="eastAsia"/>
-          <w:sz w:val="24"/>
-        </w:rPr>
-        <w:t>物理遥控器</w:t>
-      </w:r>
-      <w:r>
-        <w:rPr>
-          <w:rFonts w:ascii="MS Gothic" w:eastAsia="MS Gothic" w:hAnsi="MS Gothic" w:cs="MS Gothic" w:hint="eastAsia"/>
-          <w:sz w:val="24"/>
-        </w:rPr>
-        <w:t>​​</w:t>
-      </w:r>
-      <w:r>
-        <w:rPr>
-          <w:rFonts w:ascii="宋体" w:hAnsi="宋体" w:cs="宋体" w:hint="eastAsia"/>
-          <w:sz w:val="24"/>
-        </w:rPr>
-        <w:t>依赖纯手动操作</w:t>
-      </w:r>
-      <w:r>
-        <w:rPr>
-          <w:rFonts w:ascii="宋体" w:hAnsi="宋体" w:hint="eastAsia"/>
-          <w:sz w:val="24"/>
-        </w:rPr>
-        <w:t>，</w:t>
-      </w:r>
-      <w:r>
-        <w:rPr>
-          <w:rFonts w:ascii="MS Gothic" w:eastAsia="MS Gothic" w:hAnsi="MS Gothic" w:cs="MS Gothic" w:hint="eastAsia"/>
-          <w:sz w:val="24"/>
-        </w:rPr>
-        <w:t>​​</w:t>
-      </w:r>
-      <w:r>
-        <w:rPr>
-          <w:rFonts w:ascii="宋体" w:hAnsi="宋体" w:cs="宋体" w:hint="eastAsia"/>
-          <w:sz w:val="24"/>
-        </w:rPr>
-        <w:t>仅提供单一维度的控制输入</w:t>
-      </w:r>
-      <w:r>
-        <w:rPr>
-          <w:rFonts w:ascii="MS Gothic" w:eastAsia="MS Gothic" w:hAnsi="MS Gothic" w:cs="MS Gothic" w:hint="eastAsia"/>
-          <w:sz w:val="24"/>
-        </w:rPr>
-        <w:t>​​</w:t>
-      </w:r>
-      <w:r>
-        <w:rPr>
-          <w:rFonts w:ascii="宋体" w:hAnsi="宋体" w:cs="宋体" w:hint="eastAsia"/>
-          <w:sz w:val="24"/>
-        </w:rPr>
-        <w:t>（物理按键</w:t>
-      </w:r>
-      <w:r>
-        <w:rPr>
-          <w:rFonts w:ascii="宋体" w:hAnsi="宋体"/>
-          <w:sz w:val="24"/>
-        </w:rPr>
-        <w:t>/</w:t>
-      </w:r>
-      <w:r>
-        <w:rPr>
-          <w:rFonts w:ascii="宋体" w:hAnsi="宋体" w:hint="eastAsia"/>
-          <w:sz w:val="24"/>
-        </w:rPr>
-        <w:t>摇杆）。它完全</w:t>
-      </w:r>
-      <w:r>
-        <w:rPr>
-          <w:rFonts w:ascii="MS Gothic" w:eastAsia="MS Gothic" w:hAnsi="MS Gothic" w:cs="MS Gothic" w:hint="eastAsia"/>
-          <w:sz w:val="24"/>
-        </w:rPr>
-        <w:t>​​</w:t>
-      </w:r>
-      <w:r>
-        <w:rPr>
-          <w:rFonts w:ascii="宋体" w:hAnsi="宋体" w:cs="宋体" w:hint="eastAsia"/>
-          <w:sz w:val="24"/>
-        </w:rPr>
-        <w:t>无法满足</w:t>
-      </w:r>
-      <w:r>
-        <w:rPr>
-          <w:rFonts w:ascii="MS Gothic" w:eastAsia="MS Gothic" w:hAnsi="MS Gothic" w:cs="MS Gothic" w:hint="eastAsia"/>
-          <w:sz w:val="24"/>
-        </w:rPr>
-        <w:t>​​</w:t>
-      </w:r>
-      <w:r>
-        <w:rPr>
-          <w:rFonts w:ascii="宋体" w:hAnsi="宋体" w:cs="宋体" w:hint="eastAsia"/>
-          <w:sz w:val="24"/>
-        </w:rPr>
-        <w:t>在诸如抢险救灾、协同作业、复杂操作等需要</w:t>
-      </w:r>
-      <w:r>
-        <w:rPr>
-          <w:rFonts w:ascii="MS Gothic" w:eastAsia="MS Gothic" w:hAnsi="MS Gothic" w:cs="MS Gothic" w:hint="eastAsia"/>
-          <w:sz w:val="24"/>
-        </w:rPr>
-        <w:t>​​</w:t>
-      </w:r>
-      <w:r>
-        <w:rPr>
-          <w:rFonts w:ascii="宋体" w:hAnsi="宋体" w:cs="宋体" w:hint="eastAsia"/>
-          <w:sz w:val="24"/>
-        </w:rPr>
-        <w:t>复合指令</w:t>
-      </w:r>
-      <w:r>
-        <w:rPr>
-          <w:rFonts w:ascii="MS Gothic" w:eastAsia="MS Gothic" w:hAnsi="MS Gothic" w:cs="MS Gothic" w:hint="eastAsia"/>
-          <w:sz w:val="24"/>
-        </w:rPr>
-        <w:t>​​</w:t>
-      </w:r>
-      <w:r>
-        <w:rPr>
-          <w:rFonts w:ascii="宋体" w:hAnsi="宋体" w:cs="宋体" w:hint="eastAsia"/>
-          <w:sz w:val="24"/>
-        </w:rPr>
-        <w:t>的场景下的人机交互需求。例如，操作者无法同时方便地用手势指向目标位置再用语音说明任务、或在操控行走姿态的同时用语音调整机械臂。</w:t>
+          <w:rFonts w:ascii="MS Gothic" w:eastAsiaTheme="minorEastAsia" w:hAnsi="MS Gothic" w:cs="MS Gothic" w:hint="eastAsia"/>
+          <w:sz w:val="24"/>
+        </w:rPr>
+        <w:t>2</w:t>
+      </w:r>
+      <w:r>
+        <w:rPr>
+          <w:rFonts w:ascii="MS Gothic" w:eastAsiaTheme="minorEastAsia" w:hAnsi="MS Gothic" w:cs="MS Gothic"/>
+          <w:sz w:val="24"/>
+        </w:rPr>
+        <w:t>.</w:t>
+      </w:r>
+      <w:r>
+        <w:rPr>
+          <w:rFonts w:ascii="宋体" w:hAnsi="宋体" w:hint="eastAsia"/>
+          <w:sz w:val="24"/>
+        </w:rPr>
+        <w:t>环境适应性差，鲁棒性不足：</w:t>
+      </w:r>
+      <w:r>
+        <w:rPr>
+          <w:rFonts w:ascii="MS Gothic" w:eastAsia="MS Gothic" w:hAnsi="MS Gothic" w:cs="MS Gothic" w:hint="eastAsia"/>
+          <w:sz w:val="24"/>
+        </w:rPr>
+        <w:t>​​</w:t>
       </w:r>
     </w:p>
     <w:p>
@@ -2746,7 +2880,7 @@
           <w:rFonts w:ascii="宋体" w:hAnsi="宋体" w:cs="宋体" w:hint="eastAsia"/>
           <w:sz w:val="24"/>
         </w:rPr>
-        <w:t>虽然提供了免提交互，但</w:t>
+        <w:t>的核心问题在于其在</w:t>
       </w:r>
       <w:r>
         <w:rPr>
@@ -2760,21 +2894,7 @@
           <w:rFonts w:ascii="宋体" w:hAnsi="宋体" w:cs="宋体" w:hint="eastAsia"/>
           <w:sz w:val="24"/>
         </w:rPr>
-        <w:t>无法在需要精确空间定位（如指着一个具体位置说“去那里”）、或需要视觉辅助确认</w:t>
-      </w:r>
-      <w:r>
-        <w:rPr>
-          <w:rFonts w:ascii="宋体" w:hAnsi="宋体"/>
-          <w:sz w:val="24"/>
-        </w:rPr>
-        <w:t>/</w:t>
-      </w:r>
-      <w:r>
-        <w:rPr>
-          <w:rFonts w:ascii="宋体" w:hAnsi="宋体" w:hint="eastAsia"/>
-          <w:sz w:val="24"/>
-        </w:rPr>
-        <w:t>引导的情况下单独有效地完成任务</w:t>
+        <w:t>噪声环境下（如工厂、户外、灾害现场）的识别准确度会急剧下降</w:t>
       </w:r>
       <w:r>
         <w:rPr>
@@ -2788,7 +2908,7 @@
           <w:rFonts w:ascii="宋体" w:hAnsi="宋体" w:cs="宋体" w:hint="eastAsia"/>
           <w:sz w:val="24"/>
         </w:rPr>
-        <w:t>。手势控制的缺失也限制了交互的自然度。</w:t>
+        <w:t>，导致指令误识别或失效。此外，</w:t>
       </w:r>
       <w:r>
         <w:rPr>
@@ -2802,21 +2922,65 @@
           <w:rFonts w:ascii="宋体" w:hAnsi="宋体" w:cs="宋体" w:hint="eastAsia"/>
           <w:sz w:val="24"/>
         </w:rPr>
-        <w:t>现有技术缺乏将手势、语音、视觉标注等多模态输入灵活组合应</w:t>
-      </w:r>
-      <w:r>
-        <w:rPr>
-          <w:rFonts w:ascii="宋体" w:hAnsi="宋体" w:hint="eastAsia"/>
-          <w:sz w:val="24"/>
-        </w:rPr>
-        <w:t>用的能力。</w:t>
-      </w:r>
-      <w:r>
-        <w:rPr>
-          <w:rFonts w:ascii="MS Gothic" w:eastAsia="MS Gothic" w:hAnsi="MS Gothic" w:cs="MS Gothic" w:hint="eastAsia"/>
-          <w:sz w:val="24"/>
-        </w:rPr>
-        <w:t>​​</w:t>
+        <w:t>它难以区分“有效指令源”</w:t>
+      </w:r>
+      <w:r>
+        <w:rPr>
+          <w:rFonts w:ascii="MS Gothic" w:eastAsia="MS Gothic" w:hAnsi="MS Gothic" w:cs="MS Gothic" w:hint="eastAsia"/>
+          <w:sz w:val="24"/>
+        </w:rPr>
+        <w:t>​​</w:t>
+      </w:r>
+      <w:r>
+        <w:rPr>
+          <w:rFonts w:ascii="宋体" w:hAnsi="宋体" w:cs="宋体" w:hint="eastAsia"/>
+          <w:sz w:val="24"/>
+        </w:rPr>
+        <w:t>：当环境中有多人说话或存在背景广播指令时，机器狗</w:t>
+      </w:r>
+      <w:r>
+        <w:rPr>
+          <w:rFonts w:ascii="MS Gothic" w:eastAsia="MS Gothic" w:hAnsi="MS Gothic" w:cs="MS Gothic" w:hint="eastAsia"/>
+          <w:sz w:val="24"/>
+        </w:rPr>
+        <w:t>​​</w:t>
+      </w:r>
+      <w:r>
+        <w:rPr>
+          <w:rFonts w:ascii="宋体" w:hAnsi="宋体" w:cs="宋体" w:hint="eastAsia"/>
+          <w:sz w:val="24"/>
+        </w:rPr>
+        <w:t>无法可靠识别并响应其唯一指定操作者（“主人”）的命令</w:t>
+      </w:r>
+      <w:r>
+        <w:rPr>
+          <w:rFonts w:ascii="MS Gothic" w:eastAsia="MS Gothic" w:hAnsi="MS Gothic" w:cs="MS Gothic" w:hint="eastAsia"/>
+          <w:sz w:val="24"/>
+        </w:rPr>
+        <w:t>​​</w:t>
+      </w:r>
+      <w:r>
+        <w:rPr>
+          <w:rFonts w:ascii="宋体" w:hAnsi="宋体" w:cs="宋体" w:hint="eastAsia"/>
+          <w:sz w:val="24"/>
+        </w:rPr>
+        <w:t>，存在</w:t>
+      </w:r>
+      <w:proofErr w:type="gramStart"/>
+      <w:r>
+        <w:rPr>
+          <w:rFonts w:ascii="宋体" w:hAnsi="宋体" w:cs="宋体" w:hint="eastAsia"/>
+          <w:sz w:val="24"/>
+        </w:rPr>
+        <w:t>误执行</w:t>
+      </w:r>
+      <w:proofErr w:type="gramEnd"/>
+      <w:r>
+        <w:rPr>
+          <w:rFonts w:ascii="宋体" w:hAnsi="宋体" w:cs="宋体" w:hint="eastAsia"/>
+          <w:sz w:val="24"/>
+        </w:rPr>
+        <w:t>或拒绝执行正确指令的风险，造成混淆甚至安全隐患。</w:t>
       </w:r>
     </w:p>
     <w:p>
@@ -2841,7 +3005,7 @@
           <w:rFonts w:ascii="MS Gothic" w:eastAsiaTheme="minorEastAsia" w:hAnsi="MS Gothic" w:cs="MS Gothic" w:hint="eastAsia"/>
           <w:sz w:val="24"/>
         </w:rPr>
-        <w:t>2</w:t>
+        <w:t>3</w:t>
       </w:r>
       <w:r>
         <w:rPr>
@@ -2855,7 +3019,7 @@
           <w:rFonts w:ascii="宋体" w:hAnsi="宋体" w:hint="eastAsia"/>
           <w:sz w:val="24"/>
         </w:rPr>
-        <w:t>环境适应性差，鲁棒性不足：</w:t>
+        <w:t>人机交互体验受限，操作负担高：</w:t>
       </w:r>
       <w:r>
         <w:rPr>
@@ -2887,8 +3051,17 @@
           <w:rFonts w:ascii="宋体" w:hAnsi="宋体" w:hint="eastAsia"/>
           <w:sz w:val="24"/>
         </w:rPr>
-        <w:t>语音控制</w:t>
-      </w:r>
+        <w:t>物理遥控器控制的最大局限性在于强制要求操作者持续用双手握</w:t>
+      </w:r>
+      <w:proofErr w:type="gramStart"/>
+      <w:r>
+        <w:rPr>
+          <w:rFonts w:ascii="宋体" w:hAnsi="宋体" w:hint="eastAsia"/>
+          <w:sz w:val="24"/>
+        </w:rPr>
+        <w:t>持设备</w:t>
+      </w:r>
+      <w:proofErr w:type="gramEnd"/>
       <w:r>
         <w:rPr>
           <w:rFonts w:ascii="MS Gothic" w:eastAsia="MS Gothic" w:hAnsi="MS Gothic" w:cs="MS Gothic" w:hint="eastAsia"/>
@@ -2901,21 +3074,22 @@
           <w:rFonts w:ascii="宋体" w:hAnsi="宋体" w:cs="宋体" w:hint="eastAsia"/>
           <w:sz w:val="24"/>
         </w:rPr>
-        <w:t>的核心问题在于其在</w:t>
-      </w:r>
-      <w:r>
-        <w:rPr>
-          <w:rFonts w:ascii="MS Gothic" w:eastAsia="MS Gothic" w:hAnsi="MS Gothic" w:cs="MS Gothic" w:hint="eastAsia"/>
-          <w:sz w:val="24"/>
-        </w:rPr>
-        <w:t>​​</w:t>
+        <w:t>，极</w:t>
       </w:r>
       <w:r>
         <w:rPr>
           <w:rFonts w:ascii="宋体" w:hAnsi="宋体" w:cs="宋体" w:hint="eastAsia"/>
           <w:sz w:val="24"/>
         </w:rPr>
-        <w:t>噪声环境下（如工厂、户外、灾害现场）的识别准确度会急剧下降</w:t>
+        <w:lastRenderedPageBreak/>
+        <w:t>大地限制</w:t>
+      </w:r>
+      <w:r>
+        <w:rPr>
+          <w:rFonts w:ascii="宋体" w:hAnsi="宋体" w:hint="eastAsia"/>
+          <w:sz w:val="24"/>
+        </w:rPr>
+        <w:t>了操作者在控制过程中同时执行其他任务（如手持工具、操作其他设备、进行手势引导）的能力。用户体验被局限在狭小的屏幕或按键上，</w:t>
       </w:r>
       <w:r>
         <w:rPr>
@@ -2929,7 +3103,14 @@
           <w:rFonts w:ascii="宋体" w:hAnsi="宋体" w:cs="宋体" w:hint="eastAsia"/>
           <w:sz w:val="24"/>
         </w:rPr>
-        <w:t>，导致指令误识别或失效。此外，</w:t>
+        <w:t>缺乏身临其境的直观感与空</w:t>
+      </w:r>
+      <w:r>
+        <w:rPr>
+          <w:rFonts w:ascii="宋体" w:hAnsi="宋体" w:hint="eastAsia"/>
+          <w:sz w:val="24"/>
+        </w:rPr>
+        <w:t>间感</w:t>
       </w:r>
       <w:r>
         <w:rPr>
@@ -2943,65 +3124,7 @@
           <w:rFonts w:ascii="宋体" w:hAnsi="宋体" w:cs="宋体" w:hint="eastAsia"/>
           <w:sz w:val="24"/>
         </w:rPr>
-        <w:t>它难以区分“有效指令源”</w:t>
-      </w:r>
-      <w:r>
-        <w:rPr>
-          <w:rFonts w:ascii="MS Gothic" w:eastAsia="MS Gothic" w:hAnsi="MS Gothic" w:cs="MS Gothic" w:hint="eastAsia"/>
-          <w:sz w:val="24"/>
-        </w:rPr>
-        <w:t>​​</w:t>
-      </w:r>
-      <w:r>
-        <w:rPr>
-          <w:rFonts w:ascii="宋体" w:hAnsi="宋体" w:cs="宋体" w:hint="eastAsia"/>
-          <w:sz w:val="24"/>
-        </w:rPr>
-        <w:t>：当环境中有多人说话或存在背景广播指令时，机器狗</w:t>
-      </w:r>
-      <w:r>
-        <w:rPr>
-          <w:rFonts w:ascii="MS Gothic" w:eastAsia="MS Gothic" w:hAnsi="MS Gothic" w:cs="MS Gothic" w:hint="eastAsia"/>
-          <w:sz w:val="24"/>
-        </w:rPr>
-        <w:t>​​</w:t>
-      </w:r>
-      <w:r>
-        <w:rPr>
-          <w:rFonts w:ascii="宋体" w:hAnsi="宋体" w:cs="宋体" w:hint="eastAsia"/>
-          <w:sz w:val="24"/>
-        </w:rPr>
-        <w:t>无法可靠识别并响应其唯一指定操作者（“主人”）的命令</w:t>
-      </w:r>
-      <w:r>
-        <w:rPr>
-          <w:rFonts w:ascii="MS Gothic" w:eastAsia="MS Gothic" w:hAnsi="MS Gothic" w:cs="MS Gothic" w:hint="eastAsia"/>
-          <w:sz w:val="24"/>
-        </w:rPr>
-        <w:t>​​</w:t>
-      </w:r>
-      <w:r>
-        <w:rPr>
-          <w:rFonts w:ascii="宋体" w:hAnsi="宋体" w:cs="宋体" w:hint="eastAsia"/>
-          <w:sz w:val="24"/>
-        </w:rPr>
-        <w:t>，存在</w:t>
-      </w:r>
-      <w:proofErr w:type="gramStart"/>
-      <w:r>
-        <w:rPr>
-          <w:rFonts w:ascii="宋体" w:hAnsi="宋体" w:cs="宋体" w:hint="eastAsia"/>
-          <w:sz w:val="24"/>
-        </w:rPr>
-        <w:t>误执行</w:t>
-      </w:r>
-      <w:proofErr w:type="gramEnd"/>
-      <w:r>
-        <w:rPr>
-          <w:rFonts w:ascii="宋体" w:hAnsi="宋体" w:cs="宋体" w:hint="eastAsia"/>
-          <w:sz w:val="24"/>
-        </w:rPr>
-        <w:t>或拒绝执行正确指令的风险，造成混淆甚至安全隐患。</w:t>
+        <w:t>。</w:t>
       </w:r>
     </w:p>
     <w:p>
@@ -3019,36 +3142,463 @@
           <w:rFonts w:ascii="MS Gothic" w:eastAsia="MS Gothic" w:hAnsi="MS Gothic" w:cs="MS Gothic" w:hint="eastAsia"/>
           <w:sz w:val="24"/>
         </w:rPr>
-        <w:lastRenderedPageBreak/>
-        <w:t>​​</w:t>
-      </w:r>
-      <w:r>
-        <w:rPr>
-          <w:rFonts w:ascii="MS Gothic" w:eastAsiaTheme="minorEastAsia" w:hAnsi="MS Gothic" w:cs="MS Gothic" w:hint="eastAsia"/>
-          <w:sz w:val="24"/>
-        </w:rPr>
-        <w:t>3</w:t>
+        <w:t>​​</w:t>
+      </w:r>
+      <w:r>
+        <w:rPr>
+          <w:rFonts w:ascii="宋体" w:hAnsi="宋体" w:hint="eastAsia"/>
+          <w:sz w:val="24"/>
+        </w:rPr>
+        <w:t>缺乏对现实世界的直接可视化交互。</w:t>
+      </w:r>
+      <w:r>
+        <w:rPr>
+          <w:rFonts w:ascii="MS Gothic" w:eastAsia="MS Gothic" w:hAnsi="MS Gothic" w:cs="MS Gothic" w:hint="eastAsia"/>
+          <w:sz w:val="24"/>
+        </w:rPr>
+        <w:t>​​</w:t>
+      </w:r>
+      <w:r>
+        <w:rPr>
+          <w:rFonts w:ascii="宋体" w:hAnsi="宋体"/>
+          <w:sz w:val="24"/>
+        </w:rPr>
+        <w:t xml:space="preserve"> </w:t>
+      </w:r>
+      <w:r>
+        <w:rPr>
+          <w:rFonts w:ascii="宋体" w:hAnsi="宋体" w:hint="eastAsia"/>
+          <w:sz w:val="24"/>
+        </w:rPr>
+        <w:t>现有方法很少能让用户在物理环境中直</w:t>
+      </w:r>
+      <w:proofErr w:type="gramStart"/>
+      <w:r>
+        <w:rPr>
+          <w:rFonts w:ascii="宋体" w:hAnsi="宋体" w:hint="eastAsia"/>
+          <w:sz w:val="24"/>
+        </w:rPr>
+        <w:t>接看到</w:t>
+      </w:r>
+      <w:proofErr w:type="gramEnd"/>
+      <w:r>
+        <w:rPr>
+          <w:rFonts w:ascii="宋体" w:hAnsi="宋体" w:hint="eastAsia"/>
+          <w:sz w:val="24"/>
+        </w:rPr>
+        <w:t>“规划路径”、“任务标记”或“避障区域”等叠加在真实世界上的虚拟信息，人</w:t>
+      </w:r>
+      <w:r>
+        <w:rPr>
+          <w:rFonts w:ascii="宋体" w:hAnsi="宋体"/>
+          <w:sz w:val="24"/>
+        </w:rPr>
+        <w:t>-</w:t>
+      </w:r>
+      <w:r>
+        <w:rPr>
+          <w:rFonts w:ascii="宋体" w:hAnsi="宋体" w:hint="eastAsia"/>
+          <w:sz w:val="24"/>
+        </w:rPr>
+        <w:t>机器狗</w:t>
+      </w:r>
+      <w:r>
+        <w:rPr>
+          <w:rFonts w:ascii="宋体" w:hAnsi="宋体"/>
+          <w:sz w:val="24"/>
+        </w:rPr>
+        <w:t>-</w:t>
+      </w:r>
+      <w:r>
+        <w:rPr>
+          <w:rFonts w:ascii="宋体" w:hAnsi="宋体" w:hint="eastAsia"/>
+          <w:sz w:val="24"/>
+        </w:rPr>
+        <w:t>环境的交互存在信息割裂。</w:t>
+      </w:r>
+    </w:p>
+    <w:p>
+      <w:pPr>
+        <w:snapToGrid w:val="0"/>
+        <w:spacing w:line="360" w:lineRule="auto"/>
+        <w:rPr>
+          <w:rFonts w:ascii="宋体" w:hAnsi="宋体"/>
+          <w:sz w:val="24"/>
+        </w:rPr>
+      </w:pPr>
+      <w:r>
+        <w:rPr>
+          <w:rFonts w:ascii="宋体" w:hAnsi="宋体"/>
+          <w:b/>
+          <w:sz w:val="24"/>
+        </w:rPr>
+        <w:t>2</w:t>
+      </w:r>
+      <w:r>
+        <w:rPr>
+          <w:rFonts w:ascii="宋体" w:hAnsi="宋体" w:hint="eastAsia"/>
+          <w:b/>
+          <w:sz w:val="24"/>
+        </w:rPr>
+        <w:t>.针对上述现有技术的缺点，说明本</w:t>
+      </w:r>
+      <w:r>
+        <w:rPr>
+          <w:rFonts w:ascii="宋体" w:hAnsi="宋体" w:hint="eastAsia"/>
+          <w:b/>
+          <w:sz w:val="24"/>
+        </w:rPr>
+        <w:t>专利技术</w:t>
+      </w:r>
+      <w:r>
+        <w:rPr>
+          <w:rFonts w:ascii="宋体" w:hAnsi="宋体" w:hint="eastAsia"/>
+          <w:b/>
+          <w:sz w:val="24"/>
+        </w:rPr>
+        <w:t>的目的</w:t>
+      </w:r>
+      <w:r>
+        <w:rPr>
+          <w:rFonts w:ascii="宋体" w:hAnsi="宋体" w:hint="eastAsia"/>
+          <w:b/>
+          <w:sz w:val="24"/>
+        </w:rPr>
+        <w:t>，指出</w:t>
+      </w:r>
+      <w:r>
+        <w:rPr>
+          <w:rFonts w:ascii="宋体" w:hAnsi="宋体" w:hint="eastAsia"/>
+          <w:b/>
+          <w:sz w:val="24"/>
+        </w:rPr>
+        <w:t>本</w:t>
+      </w:r>
+      <w:r>
+        <w:rPr>
+          <w:rFonts w:ascii="宋体" w:hAnsi="宋体" w:hint="eastAsia"/>
+          <w:b/>
+          <w:sz w:val="24"/>
+        </w:rPr>
+        <w:t>专利技术要解决的</w:t>
+      </w:r>
+      <w:r>
+        <w:rPr>
+          <w:rFonts w:ascii="宋体" w:hAnsi="宋体" w:hint="eastAsia"/>
+          <w:b/>
+          <w:sz w:val="24"/>
+        </w:rPr>
+        <w:t>技术问题</w:t>
+      </w:r>
+      <w:r>
+        <w:rPr>
+          <w:rFonts w:ascii="宋体" w:hAnsi="宋体" w:hint="eastAsia"/>
+          <w:b/>
+          <w:sz w:val="24"/>
+        </w:rPr>
+        <w:t>。</w:t>
+      </w:r>
+      <w:r>
+        <w:rPr>
+          <w:rFonts w:ascii="宋体" w:hAnsi="宋体" w:hint="eastAsia"/>
+          <w:b/>
+          <w:sz w:val="24"/>
+        </w:rPr>
+        <w:cr/>
+      </w:r>
+      <w:r>
+        <w:t xml:space="preserve"> </w:t>
+      </w:r>
+      <w:r>
+        <w:rPr>
+          <w:rFonts w:ascii="MS Gothic" w:eastAsia="MS Gothic" w:hAnsi="MS Gothic" w:cs="MS Gothic" w:hint="eastAsia"/>
+          <w:sz w:val="24"/>
+        </w:rPr>
+        <w:t>​​</w:t>
       </w:r>
       <w:r>
         <w:rPr>
           <w:rFonts w:ascii="MS Gothic" w:eastAsiaTheme="minorEastAsia" w:hAnsi="MS Gothic" w:cs="MS Gothic"/>
           <w:sz w:val="24"/>
         </w:rPr>
-        <w:t>.</w:t>
-      </w:r>
-      <w:r>
-        <w:rPr>
-          <w:rFonts w:ascii="宋体" w:hAnsi="宋体" w:hint="eastAsia"/>
-          <w:sz w:val="24"/>
-        </w:rPr>
-        <w:t>人机交互体验受限，操作负担高：</w:t>
-      </w:r>
-      <w:r>
-        <w:rPr>
-          <w:rFonts w:ascii="MS Gothic" w:eastAsia="MS Gothic" w:hAnsi="MS Gothic" w:cs="MS Gothic" w:hint="eastAsia"/>
-          <w:sz w:val="24"/>
-        </w:rPr>
-        <w:t>​​</w:t>
+        <w:tab/>
+      </w:r>
+      <w:r>
+        <w:rPr>
+          <w:rFonts w:ascii="宋体" w:hAnsi="宋体" w:hint="eastAsia"/>
+          <w:sz w:val="24"/>
+        </w:rPr>
+        <w:t>针对以上现有技术在交互模态单一、环境鲁棒性差、操作负担重及体验直观性不足等方面的核心缺点，本专利提出了一种基于高性能</w:t>
+      </w:r>
+      <w:r>
+        <w:rPr>
+          <w:rFonts w:ascii="宋体" w:hAnsi="宋体"/>
+          <w:sz w:val="24"/>
+        </w:rPr>
+        <w:t>AR</w:t>
+      </w:r>
+      <w:r>
+        <w:rPr>
+          <w:rFonts w:ascii="宋体" w:hAnsi="宋体" w:hint="eastAsia"/>
+          <w:sz w:val="24"/>
+        </w:rPr>
+        <w:t>空间计算平台的机器狗多模态融合控制方法。</w:t>
+      </w:r>
+      <w:r>
+        <w:rPr>
+          <w:rFonts w:ascii="MS Gothic" w:eastAsia="MS Gothic" w:hAnsi="MS Gothic" w:cs="MS Gothic" w:hint="eastAsia"/>
+          <w:sz w:val="24"/>
+        </w:rPr>
+        <w:t>​​</w:t>
+      </w:r>
+    </w:p>
+    <w:p>
+      <w:pPr>
+        <w:snapToGrid w:val="0"/>
+        <w:spacing w:line="360" w:lineRule="auto"/>
+        <w:rPr>
+          <w:rFonts w:ascii="宋体" w:hAnsi="宋体"/>
+          <w:sz w:val="24"/>
+        </w:rPr>
+      </w:pPr>
+      <w:r>
+        <w:rPr>
+          <w:rFonts w:ascii="MS Gothic" w:eastAsia="MS Gothic" w:hAnsi="MS Gothic" w:cs="MS Gothic" w:hint="eastAsia"/>
+          <w:sz w:val="24"/>
+        </w:rPr>
+        <w:t>​​</w:t>
+      </w:r>
+      <w:r>
+        <w:rPr>
+          <w:rFonts w:ascii="宋体" w:hAnsi="宋体" w:hint="eastAsia"/>
+          <w:sz w:val="24"/>
+        </w:rPr>
+        <w:t>本专利的技术目的在于解决以下技术问题：</w:t>
+      </w:r>
+      <w:r>
+        <w:rPr>
+          <w:rFonts w:ascii="MS Gothic" w:eastAsia="MS Gothic" w:hAnsi="MS Gothic" w:cs="MS Gothic" w:hint="eastAsia"/>
+          <w:sz w:val="24"/>
+        </w:rPr>
+        <w:t>​​</w:t>
+      </w:r>
+    </w:p>
+    <w:p>
+      <w:pPr>
+        <w:snapToGrid w:val="0"/>
+        <w:spacing w:line="360" w:lineRule="auto"/>
+        <w:rPr>
+          <w:rFonts w:ascii="宋体" w:hAnsi="宋体"/>
+          <w:sz w:val="24"/>
+        </w:rPr>
+      </w:pPr>
+      <w:r>
+        <w:rPr>
+          <w:rFonts w:ascii="MS Gothic" w:eastAsia="MS Gothic" w:hAnsi="MS Gothic" w:cs="MS Gothic" w:hint="eastAsia"/>
+          <w:sz w:val="24"/>
+        </w:rPr>
+        <w:t>​​</w:t>
+      </w:r>
+      <w:r>
+        <w:rPr>
+          <w:rFonts w:ascii="MS Gothic" w:eastAsiaTheme="minorEastAsia" w:hAnsi="MS Gothic" w:cs="MS Gothic"/>
+          <w:sz w:val="24"/>
+        </w:rPr>
+        <w:tab/>
+      </w:r>
+      <w:r>
+        <w:rPr>
+          <w:rFonts w:ascii="宋体" w:hAnsi="宋体" w:hint="eastAsia"/>
+          <w:sz w:val="24"/>
+        </w:rPr>
+        <w:t>如何实现自然高效的多模态融合控制？</w:t>
+      </w:r>
+      <w:r>
+        <w:rPr>
+          <w:rFonts w:ascii="MS Gothic" w:eastAsia="MS Gothic" w:hAnsi="MS Gothic" w:cs="MS Gothic" w:hint="eastAsia"/>
+          <w:sz w:val="24"/>
+        </w:rPr>
+        <w:t>​​</w:t>
+      </w:r>
+      <w:r>
+        <w:rPr>
+          <w:rFonts w:ascii="宋体" w:hAnsi="宋体"/>
+          <w:sz w:val="24"/>
+        </w:rPr>
+        <w:t xml:space="preserve"> </w:t>
+      </w:r>
+      <w:r>
+        <w:rPr>
+          <w:rFonts w:ascii="宋体" w:hAnsi="宋体" w:hint="eastAsia"/>
+          <w:sz w:val="24"/>
+        </w:rPr>
+        <w:t>解决现有单一模态控制方式（物理遥控或纯语音）无法满足复杂场景下用户灵活组合使用语音、手势甚至视觉环境标记对机器狗下达复合指令的需求。</w:t>
+      </w:r>
+    </w:p>
+    <w:p>
+      <w:pPr>
+        <w:snapToGrid w:val="0"/>
+        <w:spacing w:line="360" w:lineRule="auto"/>
+        <w:rPr>
+          <w:rFonts w:ascii="宋体" w:hAnsi="宋体"/>
+          <w:sz w:val="24"/>
+        </w:rPr>
+      </w:pPr>
+      <w:r>
+        <w:rPr>
+          <w:rFonts w:ascii="MS Gothic" w:eastAsia="MS Gothic" w:hAnsi="MS Gothic" w:cs="MS Gothic" w:hint="eastAsia"/>
+          <w:sz w:val="24"/>
+        </w:rPr>
+        <w:t>​​</w:t>
+      </w:r>
+      <w:r>
+        <w:rPr>
+          <w:rFonts w:ascii="MS Gothic" w:eastAsiaTheme="minorEastAsia" w:hAnsi="MS Gothic" w:cs="MS Gothic"/>
+          <w:sz w:val="24"/>
+        </w:rPr>
+        <w:tab/>
+      </w:r>
+      <w:r>
+        <w:rPr>
+          <w:rFonts w:ascii="宋体" w:hAnsi="宋体" w:hint="eastAsia"/>
+          <w:sz w:val="24"/>
+        </w:rPr>
+        <w:t>如何提升在复杂声学环境下的指令识别准确性和可靠性？</w:t>
+      </w:r>
+      <w:r>
+        <w:rPr>
+          <w:rFonts w:ascii="MS Gothic" w:eastAsia="MS Gothic" w:hAnsi="MS Gothic" w:cs="MS Gothic" w:hint="eastAsia"/>
+          <w:sz w:val="24"/>
+        </w:rPr>
+        <w:t>​​</w:t>
+      </w:r>
+      <w:r>
+        <w:rPr>
+          <w:rFonts w:ascii="宋体" w:hAnsi="宋体"/>
+          <w:sz w:val="24"/>
+        </w:rPr>
+        <w:t xml:space="preserve"> </w:t>
+      </w:r>
+      <w:r>
+        <w:rPr>
+          <w:rFonts w:ascii="宋体" w:hAnsi="宋体" w:hint="eastAsia"/>
+          <w:sz w:val="24"/>
+        </w:rPr>
+        <w:t>显著克服传统语音控制在噪音环境下的失效问题，并精准区分指令来源，确保</w:t>
+      </w:r>
+      <w:proofErr w:type="gramStart"/>
+      <w:r>
+        <w:rPr>
+          <w:rFonts w:ascii="宋体" w:hAnsi="宋体" w:hint="eastAsia"/>
+          <w:sz w:val="24"/>
+        </w:rPr>
+        <w:t>机器狗仅响应</w:t>
+      </w:r>
+      <w:proofErr w:type="gramEnd"/>
+      <w:r>
+        <w:rPr>
+          <w:rFonts w:ascii="宋体" w:hAnsi="宋体" w:hint="eastAsia"/>
+          <w:sz w:val="24"/>
+        </w:rPr>
+        <w:t>并执行其指定操作者的命令，避免误操作。</w:t>
+      </w:r>
+    </w:p>
+    <w:p>
+      <w:pPr>
+        <w:snapToGrid w:val="0"/>
+        <w:spacing w:line="360" w:lineRule="auto"/>
+        <w:rPr>
+          <w:rFonts w:ascii="宋体" w:hAnsi="宋体"/>
+          <w:sz w:val="24"/>
+        </w:rPr>
+      </w:pPr>
+      <w:r>
+        <w:rPr>
+          <w:rFonts w:ascii="MS Gothic" w:eastAsia="MS Gothic" w:hAnsi="MS Gothic" w:cs="MS Gothic" w:hint="eastAsia"/>
+          <w:sz w:val="24"/>
+        </w:rPr>
+        <w:t>​​</w:t>
+      </w:r>
+      <w:r>
+        <w:rPr>
+          <w:rFonts w:ascii="MS Gothic" w:eastAsiaTheme="minorEastAsia" w:hAnsi="MS Gothic" w:cs="MS Gothic"/>
+          <w:sz w:val="24"/>
+        </w:rPr>
+        <w:tab/>
+      </w:r>
+      <w:r>
+        <w:rPr>
+          <w:rFonts w:ascii="宋体" w:hAnsi="宋体" w:hint="eastAsia"/>
+          <w:sz w:val="24"/>
+        </w:rPr>
+        <w:t>如何提供解放双手、直观沉浸的控制体验？</w:t>
+      </w:r>
+      <w:r>
+        <w:rPr>
+          <w:rFonts w:ascii="MS Gothic" w:eastAsia="MS Gothic" w:hAnsi="MS Gothic" w:cs="MS Gothic" w:hint="eastAsia"/>
+          <w:sz w:val="24"/>
+        </w:rPr>
+        <w:t>​​</w:t>
+      </w:r>
+      <w:r>
+        <w:rPr>
+          <w:rFonts w:ascii="宋体" w:hAnsi="宋体"/>
+          <w:sz w:val="24"/>
+        </w:rPr>
+        <w:t xml:space="preserve"> </w:t>
+      </w:r>
+      <w:r>
+        <w:rPr>
+          <w:rFonts w:ascii="宋体" w:hAnsi="宋体" w:hint="eastAsia"/>
+          <w:sz w:val="24"/>
+        </w:rPr>
+        <w:t>消除对物理遥控器双手握持的依赖，允许操作</w:t>
+      </w:r>
+      <w:proofErr w:type="gramStart"/>
+      <w:r>
+        <w:rPr>
+          <w:rFonts w:ascii="宋体" w:hAnsi="宋体" w:hint="eastAsia"/>
+          <w:sz w:val="24"/>
+        </w:rPr>
+        <w:t>者解放</w:t>
+      </w:r>
+      <w:proofErr w:type="gramEnd"/>
+      <w:r>
+        <w:rPr>
+          <w:rFonts w:ascii="宋体" w:hAnsi="宋体" w:hint="eastAsia"/>
+          <w:sz w:val="24"/>
+        </w:rPr>
+        <w:t>双手进行其他任务，并利用</w:t>
+      </w:r>
+      <w:r>
+        <w:rPr>
+          <w:rFonts w:ascii="宋体" w:hAnsi="宋体"/>
+          <w:sz w:val="24"/>
+        </w:rPr>
+        <w:t>AR</w:t>
+      </w:r>
+      <w:r>
+        <w:rPr>
+          <w:rFonts w:ascii="宋体" w:hAnsi="宋体" w:hint="eastAsia"/>
+          <w:sz w:val="24"/>
+        </w:rPr>
+        <w:t>技术将虚拟控制界面和机器</w:t>
+      </w:r>
+      <w:proofErr w:type="gramStart"/>
+      <w:r>
+        <w:rPr>
+          <w:rFonts w:ascii="宋体" w:hAnsi="宋体" w:hint="eastAsia"/>
+          <w:sz w:val="24"/>
+        </w:rPr>
+        <w:t>狗相</w:t>
+      </w:r>
+      <w:proofErr w:type="gramEnd"/>
+      <w:r>
+        <w:rPr>
+          <w:rFonts w:ascii="宋体" w:hAnsi="宋体" w:hint="eastAsia"/>
+          <w:sz w:val="24"/>
+        </w:rPr>
+        <w:t>关关键信息（指令反馈、导航路径、任务目标点等）直接、精准地叠加到用户视野中的真实世界相应位置，大幅提升人机交互的空间感知力、直观性和操作效率。</w:t>
       </w:r>
     </w:p>
     <w:p>
@@ -3057,178 +3607,91 @@
         <w:spacing w:line="360" w:lineRule="auto"/>
         <w:ind w:firstLine="420"/>
         <w:rPr>
-          <w:rFonts w:ascii="宋体" w:hAnsi="宋体"/>
-          <w:sz w:val="24"/>
-        </w:rPr>
-      </w:pPr>
-      <w:r>
-        <w:rPr>
-          <w:rFonts w:ascii="MS Gothic" w:eastAsia="MS Gothic" w:hAnsi="MS Gothic" w:cs="MS Gothic" w:hint="eastAsia"/>
-          <w:sz w:val="24"/>
-        </w:rPr>
-        <w:t>​​</w:t>
-      </w:r>
-      <w:r>
-        <w:rPr>
-          <w:rFonts w:ascii="宋体" w:hAnsi="宋体" w:hint="eastAsia"/>
-          <w:sz w:val="24"/>
-        </w:rPr>
-        <w:t>物理遥控器控制的最大局限性在于强制要求操作者持续用双手握</w:t>
-      </w:r>
-      <w:proofErr w:type="gramStart"/>
-      <w:r>
-        <w:rPr>
-          <w:rFonts w:ascii="宋体" w:hAnsi="宋体" w:hint="eastAsia"/>
-          <w:sz w:val="24"/>
-        </w:rPr>
-        <w:t>持设备</w:t>
-      </w:r>
-      <w:proofErr w:type="gramEnd"/>
-      <w:r>
-        <w:rPr>
-          <w:rFonts w:ascii="MS Gothic" w:eastAsia="MS Gothic" w:hAnsi="MS Gothic" w:cs="MS Gothic" w:hint="eastAsia"/>
-          <w:sz w:val="24"/>
-        </w:rPr>
-        <w:t>​​</w:t>
-      </w:r>
-      <w:r>
-        <w:rPr>
-          <w:rFonts w:ascii="宋体" w:hAnsi="宋体" w:cs="宋体" w:hint="eastAsia"/>
-          <w:sz w:val="24"/>
-        </w:rPr>
-        <w:t>，极大地限制</w:t>
-      </w:r>
-      <w:r>
-        <w:rPr>
-          <w:rFonts w:ascii="宋体" w:hAnsi="宋体" w:hint="eastAsia"/>
-          <w:sz w:val="24"/>
-        </w:rPr>
-        <w:t>了操作者在控制过程中同时执行其他任务（如手持工具、操作其他设备、进行手势引导）的能力。用户体验被局限在狭小的屏幕或按键上，</w:t>
-      </w:r>
-      <w:r>
-        <w:rPr>
-          <w:rFonts w:ascii="MS Gothic" w:eastAsia="MS Gothic" w:hAnsi="MS Gothic" w:cs="MS Gothic" w:hint="eastAsia"/>
-          <w:sz w:val="24"/>
-        </w:rPr>
-        <w:t>​​</w:t>
-      </w:r>
-      <w:r>
-        <w:rPr>
-          <w:rFonts w:ascii="宋体" w:hAnsi="宋体" w:cs="宋体" w:hint="eastAsia"/>
-          <w:sz w:val="24"/>
-        </w:rPr>
-        <w:t>缺乏身临其境的直观感与空</w:t>
-      </w:r>
-      <w:r>
-        <w:rPr>
-          <w:rFonts w:ascii="宋体" w:hAnsi="宋体" w:hint="eastAsia"/>
-          <w:sz w:val="24"/>
-        </w:rPr>
-        <w:t>间感</w:t>
-      </w:r>
-      <w:r>
-        <w:rPr>
-          <w:rFonts w:ascii="MS Gothic" w:eastAsia="MS Gothic" w:hAnsi="MS Gothic" w:cs="MS Gothic" w:hint="eastAsia"/>
-          <w:sz w:val="24"/>
-        </w:rPr>
-        <w:t>​​</w:t>
-      </w:r>
-      <w:r>
-        <w:rPr>
-          <w:rFonts w:ascii="宋体" w:hAnsi="宋体" w:cs="宋体" w:hint="eastAsia"/>
-          <w:sz w:val="24"/>
-        </w:rPr>
-        <w:t>。</w:t>
+          <w:rFonts w:ascii="宋体" w:hAnsi="宋体" w:hint="eastAsia"/>
+          <w:sz w:val="24"/>
+        </w:rPr>
+      </w:pPr>
+      <w:r>
+        <w:rPr>
+          <w:rFonts w:ascii="宋体" w:hAnsi="宋体" w:hint="eastAsia"/>
+          <w:sz w:val="24"/>
+        </w:rPr>
+        <w:t>通过实现这些目的，本专利技术方案旨在为人与四足机器狗在复杂现实场景（如工业巡检、安防巡逻、抢险救援、影视制作）中的协同工作，提供一种更自然、鲁棒、高效且直观的新型交互范式。</w:t>
       </w:r>
     </w:p>
     <w:p>
       <w:pPr>
         <w:snapToGrid w:val="0"/>
         <w:spacing w:line="360" w:lineRule="auto"/>
-        <w:ind w:firstLine="420"/>
-        <w:rPr>
-          <w:rFonts w:ascii="宋体" w:hAnsi="宋体" w:hint="eastAsia"/>
-          <w:sz w:val="24"/>
-        </w:rPr>
-      </w:pPr>
-      <w:r>
-        <w:rPr>
-          <w:rFonts w:ascii="MS Gothic" w:eastAsia="MS Gothic" w:hAnsi="MS Gothic" w:cs="MS Gothic" w:hint="eastAsia"/>
-          <w:sz w:val="24"/>
-        </w:rPr>
-        <w:t>​​</w:t>
-      </w:r>
-      <w:r>
-        <w:rPr>
-          <w:rFonts w:ascii="宋体" w:hAnsi="宋体" w:hint="eastAsia"/>
-          <w:sz w:val="24"/>
-        </w:rPr>
-        <w:t>缺乏对现实世界的直接可视化交互。</w:t>
-      </w:r>
-      <w:r>
-        <w:rPr>
-          <w:rFonts w:ascii="MS Gothic" w:eastAsia="MS Gothic" w:hAnsi="MS Gothic" w:cs="MS Gothic" w:hint="eastAsia"/>
-          <w:sz w:val="24"/>
-        </w:rPr>
-        <w:t>​​</w:t>
-      </w:r>
-      <w:r>
-        <w:rPr>
-          <w:rFonts w:ascii="宋体" w:hAnsi="宋体"/>
-          <w:sz w:val="24"/>
-        </w:rPr>
-        <w:t xml:space="preserve"> </w:t>
-      </w:r>
-      <w:r>
-        <w:rPr>
-          <w:rFonts w:ascii="宋体" w:hAnsi="宋体" w:hint="eastAsia"/>
-          <w:sz w:val="24"/>
-        </w:rPr>
-        <w:t>现有方法很少能让用户在物理环境中直</w:t>
-      </w:r>
-      <w:proofErr w:type="gramStart"/>
-      <w:r>
-        <w:rPr>
-          <w:rFonts w:ascii="宋体" w:hAnsi="宋体" w:hint="eastAsia"/>
-          <w:sz w:val="24"/>
-        </w:rPr>
-        <w:t>接看到</w:t>
-      </w:r>
-      <w:proofErr w:type="gramEnd"/>
-      <w:r>
-        <w:rPr>
-          <w:rFonts w:ascii="宋体" w:hAnsi="宋体" w:hint="eastAsia"/>
-          <w:sz w:val="24"/>
-        </w:rPr>
-        <w:t>“规划路径”、“任务标记”或“避障区域”等叠加在真实世界上的虚拟信息，人</w:t>
-      </w:r>
-      <w:r>
-        <w:rPr>
-          <w:rFonts w:ascii="宋体" w:hAnsi="宋体"/>
-          <w:sz w:val="24"/>
-        </w:rPr>
-        <w:t>-</w:t>
-      </w:r>
-      <w:r>
-        <w:rPr>
-          <w:rFonts w:ascii="宋体" w:hAnsi="宋体" w:hint="eastAsia"/>
-          <w:sz w:val="24"/>
-        </w:rPr>
-        <w:t>机器狗</w:t>
-      </w:r>
-      <w:r>
-        <w:rPr>
-          <w:rFonts w:ascii="宋体" w:hAnsi="宋体"/>
-          <w:sz w:val="24"/>
-        </w:rPr>
-        <w:t>-</w:t>
-      </w:r>
-      <w:r>
-        <w:rPr>
-          <w:rFonts w:ascii="宋体" w:hAnsi="宋体" w:hint="eastAsia"/>
-          <w:sz w:val="24"/>
-        </w:rPr>
-        <w:t>环境的交互存在信息割裂。</w:t>
+        <w:rPr>
+          <w:rFonts w:ascii="宋体" w:hAnsi="宋体"/>
+          <w:b/>
+          <w:sz w:val="24"/>
+        </w:rPr>
+      </w:pPr>
+      <w:r>
+        <w:rPr>
+          <w:rFonts w:ascii="宋体" w:hAnsi="宋体"/>
+          <w:b/>
+          <w:sz w:val="24"/>
+        </w:rPr>
+        <w:t>3</w:t>
+      </w:r>
+      <w:r>
+        <w:rPr>
+          <w:rFonts w:ascii="宋体" w:hAnsi="宋体" w:hint="eastAsia"/>
+          <w:b/>
+          <w:sz w:val="24"/>
+        </w:rPr>
+        <w:t>.</w:t>
+      </w:r>
+      <w:r>
+        <w:rPr>
+          <w:rFonts w:ascii="宋体" w:hAnsi="宋体" w:hint="eastAsia"/>
+          <w:b/>
+          <w:sz w:val="24"/>
+        </w:rPr>
+        <w:t>对</w:t>
+      </w:r>
+      <w:r>
+        <w:rPr>
+          <w:rFonts w:ascii="宋体" w:hAnsi="宋体" w:hint="eastAsia"/>
+          <w:b/>
+          <w:sz w:val="24"/>
+        </w:rPr>
+        <w:t>本</w:t>
+      </w:r>
+      <w:r>
+        <w:rPr>
+          <w:rFonts w:ascii="宋体" w:hAnsi="宋体" w:hint="eastAsia"/>
+          <w:b/>
+          <w:sz w:val="24"/>
+        </w:rPr>
+        <w:t>专利</w:t>
+      </w:r>
+      <w:r>
+        <w:rPr>
+          <w:rFonts w:ascii="宋体" w:hAnsi="宋体" w:hint="eastAsia"/>
+          <w:b/>
+          <w:sz w:val="24"/>
+        </w:rPr>
+        <w:t>技术方案</w:t>
+      </w:r>
+      <w:r>
+        <w:rPr>
+          <w:rFonts w:ascii="宋体" w:hAnsi="宋体" w:hint="eastAsia"/>
+          <w:b/>
+          <w:sz w:val="24"/>
+        </w:rPr>
+        <w:t>进行</w:t>
+      </w:r>
+      <w:r>
+        <w:rPr>
+          <w:rFonts w:ascii="宋体" w:hAnsi="宋体" w:hint="eastAsia"/>
+          <w:b/>
+          <w:sz w:val="24"/>
+        </w:rPr>
+        <w:t>详细阐述，并结合结构图、流程图、原理框图、电路图、时序图等，进行详细说明。</w:t>
       </w:r>
     </w:p>
     <w:p>
@@ -3236,502 +3699,6 @@
         <w:snapToGrid w:val="0"/>
         <w:spacing w:line="360" w:lineRule="auto"/>
         <w:rPr>
-          <w:rFonts w:ascii="宋体" w:hAnsi="宋体" w:hint="eastAsia"/>
-          <w:sz w:val="24"/>
-        </w:rPr>
-      </w:pPr>
-      <w:r>
-        <w:rPr>
-          <w:rFonts w:ascii="宋体" w:hAnsi="宋体"/>
-          <w:b/>
-          <w:sz w:val="24"/>
-        </w:rPr>
-        <w:t>2</w:t>
-      </w:r>
-      <w:r>
-        <w:rPr>
-          <w:rFonts w:ascii="宋体" w:hAnsi="宋体" w:hint="eastAsia"/>
-          <w:b/>
-          <w:sz w:val="24"/>
-        </w:rPr>
-        <w:t>.针对上述现有技术的缺点，说明本</w:t>
-      </w:r>
-      <w:r>
-        <w:rPr>
-          <w:rFonts w:ascii="宋体" w:hAnsi="宋体" w:hint="eastAsia"/>
-          <w:b/>
-          <w:sz w:val="24"/>
-        </w:rPr>
-        <w:t>专利技术</w:t>
-      </w:r>
-      <w:r>
-        <w:rPr>
-          <w:rFonts w:ascii="宋体" w:hAnsi="宋体" w:hint="eastAsia"/>
-          <w:b/>
-          <w:sz w:val="24"/>
-        </w:rPr>
-        <w:t>的目的</w:t>
-      </w:r>
-      <w:r>
-        <w:rPr>
-          <w:rFonts w:ascii="宋体" w:hAnsi="宋体" w:hint="eastAsia"/>
-          <w:b/>
-          <w:sz w:val="24"/>
-        </w:rPr>
-        <w:t>，指出</w:t>
-      </w:r>
-      <w:r>
-        <w:rPr>
-          <w:rFonts w:ascii="宋体" w:hAnsi="宋体" w:hint="eastAsia"/>
-          <w:b/>
-          <w:sz w:val="24"/>
-        </w:rPr>
-        <w:t>本</w:t>
-      </w:r>
-      <w:r>
-        <w:rPr>
-          <w:rFonts w:ascii="宋体" w:hAnsi="宋体" w:hint="eastAsia"/>
-          <w:b/>
-          <w:sz w:val="24"/>
-        </w:rPr>
-        <w:t>专利技术要解决的</w:t>
-      </w:r>
-      <w:r>
-        <w:rPr>
-          <w:rFonts w:ascii="宋体" w:hAnsi="宋体" w:hint="eastAsia"/>
-          <w:b/>
-          <w:sz w:val="24"/>
-        </w:rPr>
-        <w:t>技术问题</w:t>
-      </w:r>
-      <w:r>
-        <w:rPr>
-          <w:rFonts w:ascii="宋体" w:hAnsi="宋体" w:hint="eastAsia"/>
-          <w:b/>
-          <w:sz w:val="24"/>
-        </w:rPr>
-        <w:t>。</w:t>
-      </w:r>
-      <w:r>
-        <w:rPr>
-          <w:rFonts w:ascii="宋体" w:hAnsi="宋体" w:hint="eastAsia"/>
-          <w:b/>
-          <w:sz w:val="24"/>
-        </w:rPr>
-        <w:cr/>
-      </w:r>
-      <w:r>
-        <w:t xml:space="preserve"> </w:t>
-      </w:r>
-      <w:r>
-        <w:rPr>
-          <w:rFonts w:ascii="MS Gothic" w:eastAsia="MS Gothic" w:hAnsi="MS Gothic" w:cs="MS Gothic" w:hint="eastAsia"/>
-          <w:sz w:val="24"/>
-        </w:rPr>
-        <w:t>​​</w:t>
-      </w:r>
-      <w:r>
-        <w:rPr>
-          <w:rFonts w:ascii="MS Gothic" w:eastAsiaTheme="minorEastAsia" w:hAnsi="MS Gothic" w:cs="MS Gothic"/>
-          <w:sz w:val="24"/>
-        </w:rPr>
-        <w:tab/>
-      </w:r>
-      <w:r>
-        <w:rPr>
-          <w:rFonts w:ascii="宋体" w:hAnsi="宋体" w:hint="eastAsia"/>
-          <w:sz w:val="24"/>
-        </w:rPr>
-        <w:t>针对以上现有技术在交互模态单一、环境鲁棒性差、操作负担重及体验直观性不足等方面的核心缺点，本专利提出了一种基于高性能</w:t>
-      </w:r>
-      <w:r>
-        <w:rPr>
-          <w:rFonts w:ascii="宋体" w:hAnsi="宋体"/>
-          <w:sz w:val="24"/>
-        </w:rPr>
-        <w:t>AR</w:t>
-      </w:r>
-      <w:r>
-        <w:rPr>
-          <w:rFonts w:ascii="宋体" w:hAnsi="宋体" w:hint="eastAsia"/>
-          <w:sz w:val="24"/>
-        </w:rPr>
-        <w:t>空间计算平台的机器狗多模态融合控制方法。</w:t>
-      </w:r>
-      <w:r>
-        <w:rPr>
-          <w:rFonts w:ascii="MS Gothic" w:eastAsia="MS Gothic" w:hAnsi="MS Gothic" w:cs="MS Gothic" w:hint="eastAsia"/>
-          <w:sz w:val="24"/>
-        </w:rPr>
-        <w:t>​​</w:t>
-      </w:r>
-    </w:p>
-    <w:p>
-      <w:pPr>
-        <w:snapToGrid w:val="0"/>
-        <w:spacing w:line="360" w:lineRule="auto"/>
-        <w:rPr>
-          <w:rFonts w:ascii="宋体" w:hAnsi="宋体" w:hint="eastAsia"/>
-          <w:sz w:val="24"/>
-        </w:rPr>
-      </w:pPr>
-      <w:r>
-        <w:rPr>
-          <w:rFonts w:ascii="MS Gothic" w:eastAsia="MS Gothic" w:hAnsi="MS Gothic" w:cs="MS Gothic" w:hint="eastAsia"/>
-          <w:sz w:val="24"/>
-        </w:rPr>
-        <w:t>​​</w:t>
-      </w:r>
-      <w:r>
-        <w:rPr>
-          <w:rFonts w:ascii="宋体" w:hAnsi="宋体" w:hint="eastAsia"/>
-          <w:sz w:val="24"/>
-        </w:rPr>
-        <w:t>本专利的技术目的在于解决以下技术问题：</w:t>
-      </w:r>
-      <w:r>
-        <w:rPr>
-          <w:rFonts w:ascii="MS Gothic" w:eastAsia="MS Gothic" w:hAnsi="MS Gothic" w:cs="MS Gothic" w:hint="eastAsia"/>
-          <w:sz w:val="24"/>
-        </w:rPr>
-        <w:t>​​</w:t>
-      </w:r>
-    </w:p>
-    <w:p>
-      <w:pPr>
-        <w:snapToGrid w:val="0"/>
-        <w:spacing w:line="360" w:lineRule="auto"/>
-        <w:rPr>
-          <w:rFonts w:ascii="宋体" w:hAnsi="宋体"/>
-          <w:sz w:val="24"/>
-        </w:rPr>
-      </w:pPr>
-      <w:r>
-        <w:rPr>
-          <w:rFonts w:ascii="MS Gothic" w:eastAsia="MS Gothic" w:hAnsi="MS Gothic" w:cs="MS Gothic" w:hint="eastAsia"/>
-          <w:sz w:val="24"/>
-        </w:rPr>
-        <w:t>​​</w:t>
-      </w:r>
-      <w:r>
-        <w:rPr>
-          <w:rFonts w:ascii="MS Gothic" w:eastAsiaTheme="minorEastAsia" w:hAnsi="MS Gothic" w:cs="MS Gothic"/>
-          <w:sz w:val="24"/>
-        </w:rPr>
-        <w:tab/>
-      </w:r>
-      <w:r>
-        <w:rPr>
-          <w:rFonts w:ascii="宋体" w:hAnsi="宋体" w:hint="eastAsia"/>
-          <w:sz w:val="24"/>
-        </w:rPr>
-        <w:t>如何实现自然高效的多模态融合控制？</w:t>
-      </w:r>
-      <w:r>
-        <w:rPr>
-          <w:rFonts w:ascii="MS Gothic" w:eastAsia="MS Gothic" w:hAnsi="MS Gothic" w:cs="MS Gothic" w:hint="eastAsia"/>
-          <w:sz w:val="24"/>
-        </w:rPr>
-        <w:t>​​</w:t>
-      </w:r>
-      <w:r>
-        <w:rPr>
-          <w:rFonts w:ascii="宋体" w:hAnsi="宋体"/>
-          <w:sz w:val="24"/>
-        </w:rPr>
-        <w:t xml:space="preserve"> </w:t>
-      </w:r>
-      <w:r>
-        <w:rPr>
-          <w:rFonts w:ascii="宋体" w:hAnsi="宋体" w:hint="eastAsia"/>
-          <w:sz w:val="24"/>
-        </w:rPr>
-        <w:t>解决现有单一模态控制方式（物理遥控或纯语音）无法满足复杂场景下用户灵活组合使用语音、手势甚至视觉环境标记对机器狗下达复合指令的需求。</w:t>
-      </w:r>
-    </w:p>
-    <w:p>
-      <w:pPr>
-        <w:snapToGrid w:val="0"/>
-        <w:spacing w:line="360" w:lineRule="auto"/>
-        <w:rPr>
-          <w:rFonts w:ascii="宋体" w:hAnsi="宋体"/>
-          <w:sz w:val="24"/>
-        </w:rPr>
-      </w:pPr>
-      <w:r>
-        <w:rPr>
-          <w:rFonts w:ascii="MS Gothic" w:eastAsia="MS Gothic" w:hAnsi="MS Gothic" w:cs="MS Gothic" w:hint="eastAsia"/>
-          <w:sz w:val="24"/>
-        </w:rPr>
-        <w:t>​​</w:t>
-      </w:r>
-      <w:r>
-        <w:rPr>
-          <w:rFonts w:ascii="MS Gothic" w:eastAsiaTheme="minorEastAsia" w:hAnsi="MS Gothic" w:cs="MS Gothic"/>
-          <w:sz w:val="24"/>
-        </w:rPr>
-        <w:tab/>
-      </w:r>
-      <w:r>
-        <w:rPr>
-          <w:rFonts w:ascii="宋体" w:hAnsi="宋体" w:hint="eastAsia"/>
-          <w:sz w:val="24"/>
-        </w:rPr>
-        <w:t>如何提升在复杂声学环境下的指令识别准确性和可靠性？</w:t>
-      </w:r>
-      <w:r>
-        <w:rPr>
-          <w:rFonts w:ascii="MS Gothic" w:eastAsia="MS Gothic" w:hAnsi="MS Gothic" w:cs="MS Gothic" w:hint="eastAsia"/>
-          <w:sz w:val="24"/>
-        </w:rPr>
-        <w:t>​​</w:t>
-      </w:r>
-      <w:r>
-        <w:rPr>
-          <w:rFonts w:ascii="宋体" w:hAnsi="宋体"/>
-          <w:sz w:val="24"/>
-        </w:rPr>
-        <w:t xml:space="preserve"> </w:t>
-      </w:r>
-      <w:r>
-        <w:rPr>
-          <w:rFonts w:ascii="宋体" w:hAnsi="宋体" w:hint="eastAsia"/>
-          <w:sz w:val="24"/>
-        </w:rPr>
-        <w:t>显著克服传统语音控制在噪音环境下的失效问题，并精准区分指令来源，确保</w:t>
-      </w:r>
-      <w:proofErr w:type="gramStart"/>
-      <w:r>
-        <w:rPr>
-          <w:rFonts w:ascii="宋体" w:hAnsi="宋体" w:hint="eastAsia"/>
-          <w:sz w:val="24"/>
-        </w:rPr>
-        <w:t>机器狗仅响应</w:t>
-      </w:r>
-      <w:proofErr w:type="gramEnd"/>
-      <w:r>
-        <w:rPr>
-          <w:rFonts w:ascii="宋体" w:hAnsi="宋体" w:hint="eastAsia"/>
-          <w:sz w:val="24"/>
-        </w:rPr>
-        <w:t>并执行其指定操作者的命令，避免误操作。</w:t>
-      </w:r>
-    </w:p>
-    <w:p>
-      <w:pPr>
-        <w:snapToGrid w:val="0"/>
-        <w:spacing w:line="360" w:lineRule="auto"/>
-        <w:rPr>
-          <w:rFonts w:ascii="宋体" w:hAnsi="宋体"/>
-          <w:sz w:val="24"/>
-        </w:rPr>
-      </w:pPr>
-      <w:r>
-        <w:rPr>
-          <w:rFonts w:ascii="MS Gothic" w:eastAsia="MS Gothic" w:hAnsi="MS Gothic" w:cs="MS Gothic" w:hint="eastAsia"/>
-          <w:sz w:val="24"/>
-        </w:rPr>
-        <w:t>​​</w:t>
-      </w:r>
-      <w:r>
-        <w:rPr>
-          <w:rFonts w:ascii="MS Gothic" w:eastAsiaTheme="minorEastAsia" w:hAnsi="MS Gothic" w:cs="MS Gothic"/>
-          <w:sz w:val="24"/>
-        </w:rPr>
-        <w:tab/>
-      </w:r>
-      <w:r>
-        <w:rPr>
-          <w:rFonts w:ascii="宋体" w:hAnsi="宋体" w:hint="eastAsia"/>
-          <w:sz w:val="24"/>
-        </w:rPr>
-        <w:t>如何提供解放双手、直观沉浸的控制体验？</w:t>
-      </w:r>
-      <w:r>
-        <w:rPr>
-          <w:rFonts w:ascii="MS Gothic" w:eastAsia="MS Gothic" w:hAnsi="MS Gothic" w:cs="MS Gothic" w:hint="eastAsia"/>
-          <w:sz w:val="24"/>
-        </w:rPr>
-        <w:t>​​</w:t>
-      </w:r>
-      <w:r>
-        <w:rPr>
-          <w:rFonts w:ascii="宋体" w:hAnsi="宋体"/>
-          <w:sz w:val="24"/>
-        </w:rPr>
-        <w:t xml:space="preserve"> </w:t>
-      </w:r>
-      <w:r>
-        <w:rPr>
-          <w:rFonts w:ascii="宋体" w:hAnsi="宋体" w:hint="eastAsia"/>
-          <w:sz w:val="24"/>
-        </w:rPr>
-        <w:t>消除对物理遥控器双手握持的依赖，允许操作</w:t>
-      </w:r>
-      <w:proofErr w:type="gramStart"/>
-      <w:r>
-        <w:rPr>
-          <w:rFonts w:ascii="宋体" w:hAnsi="宋体" w:hint="eastAsia"/>
-          <w:sz w:val="24"/>
-        </w:rPr>
-        <w:t>者解放</w:t>
-      </w:r>
-      <w:proofErr w:type="gramEnd"/>
-      <w:r>
-        <w:rPr>
-          <w:rFonts w:ascii="宋体" w:hAnsi="宋体" w:hint="eastAsia"/>
-          <w:sz w:val="24"/>
-        </w:rPr>
-        <w:t>双手进行其他任务，并利用</w:t>
-      </w:r>
-      <w:r>
-        <w:rPr>
-          <w:rFonts w:ascii="宋体" w:hAnsi="宋体"/>
-          <w:sz w:val="24"/>
-        </w:rPr>
-        <w:t>AR</w:t>
-      </w:r>
-      <w:r>
-        <w:rPr>
-          <w:rFonts w:ascii="宋体" w:hAnsi="宋体" w:hint="eastAsia"/>
-          <w:sz w:val="24"/>
-        </w:rPr>
-        <w:t>技术将虚拟控制界面和机器</w:t>
-      </w:r>
-      <w:proofErr w:type="gramStart"/>
-      <w:r>
-        <w:rPr>
-          <w:rFonts w:ascii="宋体" w:hAnsi="宋体" w:hint="eastAsia"/>
-          <w:sz w:val="24"/>
-        </w:rPr>
-        <w:t>狗相关</w:t>
-      </w:r>
-      <w:proofErr w:type="gramEnd"/>
-      <w:r>
-        <w:rPr>
-          <w:rFonts w:ascii="宋体" w:hAnsi="宋体" w:hint="eastAsia"/>
-          <w:sz w:val="24"/>
-        </w:rPr>
-        <w:t>关键信息（指令反馈、导航路径、任务目标点等）直接、精准地叠加到用户视野中的真实世界相应位置，大幅提升人机交互的空间感知力、直观性和操作效率。</w:t>
-      </w:r>
-    </w:p>
-    <w:p>
-      <w:pPr>
-        <w:snapToGrid w:val="0"/>
-        <w:spacing w:line="360" w:lineRule="auto"/>
-        <w:ind w:firstLine="420"/>
-        <w:rPr>
-          <w:rFonts w:ascii="宋体" w:hAnsi="宋体"/>
-          <w:sz w:val="24"/>
-        </w:rPr>
-      </w:pPr>
-      <w:r>
-        <w:rPr>
-          <w:rFonts w:ascii="宋体" w:hAnsi="宋体" w:hint="eastAsia"/>
-          <w:sz w:val="24"/>
-        </w:rPr>
-        <w:t>通过实现这些目的，本专利技术方案旨在为人与四足机器狗在复杂现实场景（如工业巡检、安防巡逻、抢险救援、影视制作）中的协同工作，提供一种更自然、鲁棒、高效且直观的新型交互范式。</w:t>
-      </w:r>
-    </w:p>
-    <w:p>
-      <w:pPr>
-        <w:snapToGrid w:val="0"/>
-        <w:spacing w:line="360" w:lineRule="auto"/>
-        <w:rPr>
-          <w:rFonts w:ascii="宋体" w:hAnsi="宋体"/>
-          <w:sz w:val="24"/>
-        </w:rPr>
-      </w:pPr>
-    </w:p>
-    <w:p>
-      <w:pPr>
-        <w:snapToGrid w:val="0"/>
-        <w:spacing w:line="360" w:lineRule="auto"/>
-        <w:rPr>
-          <w:rFonts w:ascii="宋体" w:hAnsi="宋体"/>
-          <w:b/>
-          <w:sz w:val="24"/>
-        </w:rPr>
-      </w:pPr>
-      <w:r>
-        <w:rPr>
-          <w:rFonts w:ascii="宋体" w:hAnsi="宋体"/>
-          <w:b/>
-          <w:sz w:val="24"/>
-        </w:rPr>
-        <w:t>3</w:t>
-      </w:r>
-      <w:r>
-        <w:rPr>
-          <w:rFonts w:ascii="宋体" w:hAnsi="宋体" w:hint="eastAsia"/>
-          <w:b/>
-          <w:sz w:val="24"/>
-        </w:rPr>
-        <w:t>.</w:t>
-      </w:r>
-      <w:r>
-        <w:rPr>
-          <w:rFonts w:ascii="宋体" w:hAnsi="宋体" w:hint="eastAsia"/>
-          <w:b/>
-          <w:sz w:val="24"/>
-        </w:rPr>
-        <w:t>对</w:t>
-      </w:r>
-      <w:r>
-        <w:rPr>
-          <w:rFonts w:ascii="宋体" w:hAnsi="宋体" w:hint="eastAsia"/>
-          <w:b/>
-          <w:sz w:val="24"/>
-        </w:rPr>
-        <w:t>本</w:t>
-      </w:r>
-      <w:r>
-        <w:rPr>
-          <w:rFonts w:ascii="宋体" w:hAnsi="宋体" w:hint="eastAsia"/>
-          <w:b/>
-          <w:sz w:val="24"/>
-        </w:rPr>
-        <w:t>专利</w:t>
-      </w:r>
-      <w:r>
-        <w:rPr>
-          <w:rFonts w:ascii="宋体" w:hAnsi="宋体" w:hint="eastAsia"/>
-          <w:b/>
-          <w:sz w:val="24"/>
-        </w:rPr>
-        <w:t>技术方案</w:t>
-      </w:r>
-      <w:r>
-        <w:rPr>
-          <w:rFonts w:ascii="宋体" w:hAnsi="宋体" w:hint="eastAsia"/>
-          <w:b/>
-          <w:sz w:val="24"/>
-        </w:rPr>
-        <w:t>进行</w:t>
-      </w:r>
-      <w:r>
-        <w:rPr>
-          <w:rFonts w:ascii="宋体" w:hAnsi="宋体" w:hint="eastAsia"/>
-          <w:b/>
-          <w:sz w:val="24"/>
-        </w:rPr>
-        <w:t>详细阐述，并结合结构图、流程图、原理框图、电路图、</w:t>
-      </w:r>
-      <w:r>
-        <w:rPr>
-          <w:rFonts w:ascii="宋体" w:hAnsi="宋体" w:hint="eastAsia"/>
-          <w:b/>
-          <w:sz w:val="24"/>
-        </w:rPr>
-        <w:lastRenderedPageBreak/>
-        <w:t>时序图等，进行详细说明。</w:t>
-      </w:r>
-    </w:p>
-    <w:p>
-      <w:pPr>
-        <w:snapToGrid w:val="0"/>
-        <w:spacing w:line="360" w:lineRule="auto"/>
-        <w:rPr>
           <w:rFonts w:ascii="宋体" w:hAnsi="宋体"/>
           <w:b/>
           <w:sz w:val="24"/>
@@ -3767,7 +3734,16 @@
           <w:bCs/>
           <w:sz w:val="24"/>
         </w:rPr>
-        <w:t>2）为了讲清楚，可实现，要多进行一些举例。</w:t>
+        <w:t>2）为了讲清楚，可实现，要多进</w:t>
+      </w:r>
+      <w:r>
+        <w:rPr>
+          <w:rFonts w:ascii="楷体" w:eastAsia="楷体" w:hAnsi="楷体" w:hint="eastAsia"/>
+          <w:bCs/>
+          <w:sz w:val="24"/>
+        </w:rPr>
+        <w:lastRenderedPageBreak/>
+        <w:t>行一些举例。</w:t>
       </w:r>
       <w:r>
         <w:rPr>
@@ -3935,7 +3911,7 @@
         <w:spacing w:line="400" w:lineRule="exact"/>
         <w:outlineLvl w:val="0"/>
         <w:rPr>
-          <w:rFonts w:ascii="楷体" w:eastAsia="楷体" w:hAnsi="楷体" w:hint="eastAsia"/>
+          <w:rFonts w:ascii="楷体" w:eastAsia="楷体" w:hAnsi="楷体"/>
           <w:color w:val="000000"/>
           <w:sz w:val="18"/>
           <w:szCs w:val="18"/>
@@ -4181,31 +4157,39 @@
         <w:jc w:val="left"/>
         <w:textAlignment w:val="baseline"/>
         <w:rPr>
+          <w:rFonts w:ascii="inherit" w:hAnsi="inherit" w:cs="Segoe UI" w:hint="eastAsia"/>
+          <w:kern w:val="0"/>
+          <w:sz w:val="24"/>
+        </w:rPr>
+      </w:pPr>
+      <w:r>
+        <w:rPr>
+          <w:rFonts w:ascii="inherit" w:hAnsi="inherit" w:cs="Segoe UI"/>
+          <w:b/>
+          <w:bCs/>
+          <w:kern w:val="0"/>
+          <w:sz w:val="24"/>
+          <w:bdr w:val="none" w:sz="0" w:space="0" w:color="auto" w:frame="1"/>
+        </w:rPr>
+        <w:t>功能</w:t>
+      </w:r>
+      <w:r>
+        <w:rPr>
+          <w:rFonts w:ascii="inherit" w:hAnsi="inherit" w:cs="Segoe UI"/>
+          <w:b/>
+          <w:bCs/>
+          <w:kern w:val="0"/>
+          <w:sz w:val="24"/>
+          <w:bdr w:val="none" w:sz="0" w:space="0" w:color="auto" w:frame="1"/>
+        </w:rPr>
+        <w:t>​</w:t>
+      </w:r>
+      <w:r>
+        <w:rPr>
           <w:rFonts w:ascii="inherit" w:hAnsi="inherit" w:cs="Segoe UI"/>
           <w:kern w:val="0"/>
           <w:sz w:val="24"/>
         </w:rPr>
-      </w:pPr>
-      <w:r>
-        <w:rPr>
-          <w:rFonts w:ascii="inherit" w:hAnsi="inherit" w:cs="Segoe UI"/>
-          <w:b/>
-          <w:bCs/>
-          <w:kern w:val="0"/>
-          <w:sz w:val="24"/>
-          <w:bdr w:val="none" w:sz="0" w:space="0" w:color="auto" w:frame="1"/>
-        </w:rPr>
-        <w:t>功能</w:t>
-      </w:r>
-      <w:r>
-        <w:rPr>
-          <w:rFonts w:ascii="inherit" w:hAnsi="inherit" w:cs="Segoe UI"/>
-          <w:b/>
-          <w:bCs/>
-          <w:kern w:val="0"/>
-          <w:sz w:val="24"/>
-          <w:bdr w:val="none" w:sz="0" w:space="0" w:color="auto" w:frame="1"/>
-        </w:rPr>
         <w:t>​</w:t>
       </w:r>
       <w:r>
@@ -4214,15 +4198,33 @@
           <w:kern w:val="0"/>
           <w:sz w:val="24"/>
         </w:rPr>
-        <w:t>​</w:t>
-      </w:r>
+        <w:t>：用户交互入口，</w:t>
+      </w:r>
+      <w:r>
+        <w:rPr>
+          <w:rFonts w:ascii="inherit" w:hAnsi="inherit" w:cs="Segoe UI" w:hint="eastAsia"/>
+          <w:kern w:val="0"/>
+          <w:sz w:val="24"/>
+        </w:rPr>
+        <w:t>显示机器</w:t>
+      </w:r>
+      <w:proofErr w:type="gramStart"/>
+      <w:r>
+        <w:rPr>
+          <w:rFonts w:ascii="inherit" w:hAnsi="inherit" w:cs="Segoe UI" w:hint="eastAsia"/>
+          <w:kern w:val="0"/>
+          <w:sz w:val="24"/>
+        </w:rPr>
+        <w:t>狗图传</w:t>
+      </w:r>
+      <w:proofErr w:type="gramEnd"/>
       <w:r>
         <w:rPr>
           <w:rFonts w:ascii="inherit" w:hAnsi="inherit" w:cs="Segoe UI"/>
           <w:kern w:val="0"/>
           <w:sz w:val="24"/>
         </w:rPr>
-        <w:t>：用户交互入口，</w:t>
+        <w:t>视频</w:t>
       </w:r>
       <w:r>
         <w:rPr>
@@ -4230,50 +4232,8 @@
           <w:kern w:val="0"/>
           <w:sz w:val="24"/>
         </w:rPr>
-        <w:t>显示机器</w:t>
-      </w:r>
-      <w:proofErr w:type="gramStart"/>
-      <w:r>
-        <w:rPr>
-          <w:rFonts w:ascii="inherit" w:hAnsi="inherit" w:cs="Segoe UI" w:hint="eastAsia"/>
-          <w:kern w:val="0"/>
-          <w:sz w:val="24"/>
-        </w:rPr>
-        <w:t>狗图传</w:t>
-      </w:r>
-      <w:proofErr w:type="gramEnd"/>
-      <w:r>
-        <w:rPr>
-          <w:rFonts w:ascii="inherit" w:hAnsi="inherit" w:cs="Segoe UI"/>
-          <w:kern w:val="0"/>
-          <w:sz w:val="24"/>
-        </w:rPr>
-        <w:t>视频</w:t>
-      </w:r>
-      <w:r>
-        <w:rPr>
-          <w:rFonts w:ascii="inherit" w:hAnsi="inherit" w:cs="Segoe UI" w:hint="eastAsia"/>
-          <w:kern w:val="0"/>
-          <w:sz w:val="24"/>
-        </w:rPr>
         <w:t>流等</w:t>
       </w:r>
-    </w:p>
-    <w:p>
-      <w:pPr>
-        <w:widowControl/>
-        <w:shd w:val="clear" w:color="auto" w:fill="FCFCFC"/>
-        <w:ind w:left="60"/>
-        <w:jc w:val="left"/>
-        <w:textAlignment w:val="baseline"/>
-        <w:rPr>
-          <w:rFonts w:ascii="Segoe UI" w:hAnsi="Segoe UI" w:cs="Segoe UI" w:hint="eastAsia"/>
-          <w:b/>
-          <w:bCs/>
-          <w:kern w:val="0"/>
-          <w:sz w:val="24"/>
-        </w:rPr>
-      </w:pPr>
     </w:p>
     <w:p>
       <w:pPr>
@@ -4363,7 +4323,7 @@
               <w:jc w:val="center"/>
               <w:textAlignment w:val="baseline"/>
               <w:rPr>
-                <w:rFonts w:ascii="inherit" w:hAnsi="inherit" w:cs="Segoe UI"/>
+                <w:rFonts w:ascii="inherit" w:hAnsi="inherit" w:cs="Segoe UI" w:hint="eastAsia"/>
                 <w:kern w:val="0"/>
                 <w:sz w:val="24"/>
               </w:rPr>
@@ -4374,7 +4334,6 @@
                 <w:kern w:val="0"/>
                 <w:sz w:val="24"/>
               </w:rPr>
-              <w:lastRenderedPageBreak/>
               <w:t>模块</w:t>
             </w:r>
           </w:p>
@@ -4404,7 +4363,7 @@
               <w:jc w:val="center"/>
               <w:textAlignment w:val="baseline"/>
               <w:rPr>
-                <w:rFonts w:ascii="inherit" w:hAnsi="inherit" w:cs="Segoe UI"/>
+                <w:rFonts w:ascii="inherit" w:hAnsi="inherit" w:cs="Segoe UI" w:hint="eastAsia"/>
                 <w:kern w:val="0"/>
                 <w:sz w:val="24"/>
               </w:rPr>
@@ -4444,7 +4403,7 @@
               <w:jc w:val="center"/>
               <w:textAlignment w:val="baseline"/>
               <w:rPr>
-                <w:rFonts w:ascii="inherit" w:hAnsi="inherit" w:cs="Segoe UI"/>
+                <w:rFonts w:ascii="inherit" w:hAnsi="inherit" w:cs="Segoe UI" w:hint="eastAsia"/>
                 <w:kern w:val="0"/>
                 <w:sz w:val="24"/>
               </w:rPr>
@@ -4486,7 +4445,7 @@
               <w:jc w:val="center"/>
               <w:textAlignment w:val="baseline"/>
               <w:rPr>
-                <w:rFonts w:ascii="inherit" w:hAnsi="inherit" w:cs="Segoe UI"/>
+                <w:rFonts w:ascii="inherit" w:hAnsi="inherit" w:cs="Segoe UI" w:hint="eastAsia"/>
                 <w:kern w:val="0"/>
                 <w:sz w:val="24"/>
               </w:rPr>
@@ -4526,7 +4485,7 @@
               <w:jc w:val="center"/>
               <w:textAlignment w:val="baseline"/>
               <w:rPr>
-                <w:rFonts w:ascii="inherit" w:hAnsi="inherit" w:cs="Segoe UI"/>
+                <w:rFonts w:ascii="inherit" w:hAnsi="inherit" w:cs="Segoe UI" w:hint="eastAsia"/>
                 <w:kern w:val="0"/>
                 <w:sz w:val="24"/>
               </w:rPr>
@@ -4582,7 +4541,7 @@
               <w:jc w:val="center"/>
               <w:textAlignment w:val="baseline"/>
               <w:rPr>
-                <w:rFonts w:ascii="inherit" w:hAnsi="inherit" w:cs="Segoe UI"/>
+                <w:rFonts w:ascii="inherit" w:hAnsi="inherit" w:cs="Segoe UI" w:hint="eastAsia"/>
                 <w:kern w:val="0"/>
                 <w:sz w:val="24"/>
               </w:rPr>
@@ -4640,7 +4599,7 @@
               <w:jc w:val="center"/>
               <w:textAlignment w:val="baseline"/>
               <w:rPr>
-                <w:rFonts w:ascii="inherit" w:hAnsi="inherit" w:cs="Segoe UI"/>
+                <w:rFonts w:ascii="inherit" w:hAnsi="inherit" w:cs="Segoe UI" w:hint="eastAsia"/>
                 <w:kern w:val="0"/>
                 <w:sz w:val="24"/>
               </w:rPr>
@@ -4680,7 +4639,7 @@
               <w:jc w:val="center"/>
               <w:textAlignment w:val="baseline"/>
               <w:rPr>
-                <w:rFonts w:ascii="inherit" w:hAnsi="inherit" w:cs="Segoe UI"/>
+                <w:rFonts w:ascii="inherit" w:hAnsi="inherit" w:cs="Segoe UI" w:hint="eastAsia"/>
                 <w:kern w:val="0"/>
                 <w:sz w:val="24"/>
               </w:rPr>
@@ -4720,7 +4679,7 @@
               <w:jc w:val="center"/>
               <w:textAlignment w:val="baseline"/>
               <w:rPr>
-                <w:rFonts w:ascii="inherit" w:hAnsi="inherit" w:cs="Segoe UI"/>
+                <w:rFonts w:ascii="inherit" w:hAnsi="inherit" w:cs="Segoe UI" w:hint="eastAsia"/>
                 <w:kern w:val="0"/>
                 <w:sz w:val="24"/>
               </w:rPr>
@@ -4780,7 +4739,7 @@
               <w:jc w:val="center"/>
               <w:textAlignment w:val="baseline"/>
               <w:rPr>
-                <w:rFonts w:ascii="inherit" w:hAnsi="inherit" w:cs="Segoe UI"/>
+                <w:rFonts w:ascii="inherit" w:hAnsi="inherit" w:cs="Segoe UI" w:hint="eastAsia"/>
                 <w:kern w:val="0"/>
                 <w:sz w:val="24"/>
               </w:rPr>
@@ -4820,7 +4779,7 @@
               <w:jc w:val="center"/>
               <w:textAlignment w:val="baseline"/>
               <w:rPr>
-                <w:rFonts w:ascii="inherit" w:hAnsi="inherit" w:cs="Segoe UI"/>
+                <w:rFonts w:ascii="inherit" w:hAnsi="inherit" w:cs="Segoe UI" w:hint="eastAsia"/>
                 <w:kern w:val="0"/>
                 <w:sz w:val="24"/>
               </w:rPr>
@@ -4860,7 +4819,7 @@
               <w:jc w:val="center"/>
               <w:textAlignment w:val="baseline"/>
               <w:rPr>
-                <w:rFonts w:ascii="inherit" w:hAnsi="inherit" w:cs="Segoe UI"/>
+                <w:rFonts w:ascii="inherit" w:hAnsi="inherit" w:cs="Segoe UI" w:hint="eastAsia"/>
                 <w:kern w:val="0"/>
                 <w:sz w:val="24"/>
               </w:rPr>
@@ -4910,7 +4869,7 @@
               <w:jc w:val="center"/>
               <w:textAlignment w:val="baseline"/>
               <w:rPr>
-                <w:rFonts w:ascii="inherit" w:hAnsi="inherit" w:cs="Segoe UI"/>
+                <w:rFonts w:ascii="inherit" w:hAnsi="inherit" w:cs="Segoe UI" w:hint="eastAsia"/>
                 <w:kern w:val="0"/>
                 <w:sz w:val="24"/>
               </w:rPr>
@@ -4921,6 +4880,7 @@
                 <w:kern w:val="0"/>
                 <w:sz w:val="24"/>
               </w:rPr>
+              <w:lastRenderedPageBreak/>
               <w:t>ROS</w:t>
             </w:r>
             <w:r>
@@ -4958,7 +4918,7 @@
               <w:jc w:val="center"/>
               <w:textAlignment w:val="baseline"/>
               <w:rPr>
-                <w:rFonts w:ascii="inherit" w:hAnsi="inherit" w:cs="Segoe UI"/>
+                <w:rFonts w:ascii="inherit" w:hAnsi="inherit" w:cs="Segoe UI" w:hint="eastAsia"/>
                 <w:kern w:val="0"/>
                 <w:sz w:val="24"/>
               </w:rPr>
@@ -5016,7 +4976,7 @@
               <w:jc w:val="center"/>
               <w:textAlignment w:val="baseline"/>
               <w:rPr>
-                <w:rFonts w:ascii="inherit" w:hAnsi="inherit" w:cs="Segoe UI"/>
+                <w:rFonts w:ascii="inherit" w:hAnsi="inherit" w:cs="Segoe UI" w:hint="eastAsia"/>
                 <w:kern w:val="0"/>
                 <w:sz w:val="24"/>
               </w:rPr>
@@ -5066,7 +5026,7 @@
               <w:jc w:val="center"/>
               <w:textAlignment w:val="baseline"/>
               <w:rPr>
-                <w:rFonts w:ascii="inherit" w:hAnsi="inherit" w:cs="Segoe UI"/>
+                <w:rFonts w:ascii="inherit" w:hAnsi="inherit" w:cs="Segoe UI" w:hint="eastAsia"/>
                 <w:kern w:val="0"/>
                 <w:sz w:val="24"/>
               </w:rPr>
@@ -5106,7 +5066,7 @@
               <w:jc w:val="center"/>
               <w:textAlignment w:val="baseline"/>
               <w:rPr>
-                <w:rFonts w:ascii="inherit" w:hAnsi="inherit" w:cs="Segoe UI"/>
+                <w:rFonts w:ascii="inherit" w:hAnsi="inherit" w:cs="Segoe UI" w:hint="eastAsia"/>
                 <w:kern w:val="0"/>
                 <w:sz w:val="24"/>
               </w:rPr>
@@ -5154,7 +5114,7 @@
               <w:jc w:val="center"/>
               <w:textAlignment w:val="baseline"/>
               <w:rPr>
-                <w:rFonts w:ascii="inherit" w:hAnsi="inherit" w:cs="Segoe UI"/>
+                <w:rFonts w:ascii="inherit" w:hAnsi="inherit" w:cs="Segoe UI" w:hint="eastAsia"/>
                 <w:kern w:val="0"/>
                 <w:sz w:val="24"/>
               </w:rPr>
@@ -5223,18 +5183,69 @@
         <w:snapToGrid w:val="0"/>
         <w:spacing w:line="360" w:lineRule="auto"/>
         <w:rPr>
+          <w:rFonts w:ascii="inherit" w:hAnsi="inherit" w:cs="Segoe UI" w:hint="eastAsia"/>
+          <w:kern w:val="0"/>
+          <w:sz w:val="24"/>
+        </w:rPr>
+      </w:pPr>
+      <w:r>
+        <w:rPr>
+          <w:rFonts w:ascii="inherit" w:hAnsi="inherit" w:cs="Segoe UI" w:hint="eastAsia"/>
+          <w:kern w:val="0"/>
+          <w:sz w:val="24"/>
+        </w:rPr>
+        <w:t>功能：</w:t>
+      </w:r>
+    </w:p>
+    <w:p>
+      <w:pPr>
+        <w:snapToGrid w:val="0"/>
+        <w:spacing w:line="360" w:lineRule="auto"/>
+        <w:rPr>
+          <w:rFonts w:ascii="inherit" w:hAnsi="inherit" w:cs="Segoe UI" w:hint="eastAsia"/>
+          <w:kern w:val="0"/>
+          <w:sz w:val="24"/>
+        </w:rPr>
+      </w:pPr>
+      <w:r>
+        <w:rPr>
+          <w:rFonts w:ascii="inherit" w:hAnsi="inherit" w:cs="Segoe UI" w:hint="eastAsia"/>
+          <w:kern w:val="0"/>
+          <w:sz w:val="24"/>
+        </w:rPr>
+        <w:t>1</w:t>
+      </w:r>
+      <w:r>
+        <w:rPr>
           <w:rFonts w:ascii="inherit" w:hAnsi="inherit" w:cs="Segoe UI"/>
           <w:kern w:val="0"/>
           <w:sz w:val="24"/>
         </w:rPr>
-      </w:pPr>
+        <w:t>.</w:t>
+      </w:r>
       <w:r>
         <w:rPr>
           <w:rFonts w:ascii="inherit" w:hAnsi="inherit" w:cs="Segoe UI" w:hint="eastAsia"/>
           <w:kern w:val="0"/>
           <w:sz w:val="24"/>
         </w:rPr>
-        <w:t>功能：</w:t>
+        <w:t>执行</w:t>
+      </w:r>
+      <w:r>
+        <w:rPr>
+          <w:rFonts w:ascii="inherit" w:hAnsi="inherit" w:cs="Segoe UI"/>
+          <w:kern w:val="0"/>
+          <w:sz w:val="24"/>
+        </w:rPr>
+        <w:t>多源指令优先级仲裁</w:t>
+      </w:r>
+      <w:r>
+        <w:rPr>
+          <w:rFonts w:ascii="inherit" w:hAnsi="inherit" w:cs="Segoe UI" w:hint="eastAsia"/>
+          <w:kern w:val="0"/>
+          <w:sz w:val="24"/>
+        </w:rPr>
+        <w:t>，例如优先执行急停指令，防止机器狗意外动作。</w:t>
       </w:r>
     </w:p>
     <w:p>
@@ -5242,58 +5253,7 @@
         <w:snapToGrid w:val="0"/>
         <w:spacing w:line="360" w:lineRule="auto"/>
         <w:rPr>
-          <w:rFonts w:ascii="inherit" w:hAnsi="inherit" w:cs="Segoe UI"/>
-          <w:kern w:val="0"/>
-          <w:sz w:val="24"/>
-        </w:rPr>
-      </w:pPr>
-      <w:r>
-        <w:rPr>
           <w:rFonts w:ascii="inherit" w:hAnsi="inherit" w:cs="Segoe UI" w:hint="eastAsia"/>
-          <w:kern w:val="0"/>
-          <w:sz w:val="24"/>
-        </w:rPr>
-        <w:t>1</w:t>
-      </w:r>
-      <w:r>
-        <w:rPr>
-          <w:rFonts w:ascii="inherit" w:hAnsi="inherit" w:cs="Segoe UI"/>
-          <w:kern w:val="0"/>
-          <w:sz w:val="24"/>
-        </w:rPr>
-        <w:t>.</w:t>
-      </w:r>
-      <w:r>
-        <w:rPr>
-          <w:rFonts w:ascii="inherit" w:hAnsi="inherit" w:cs="Segoe UI" w:hint="eastAsia"/>
-          <w:kern w:val="0"/>
-          <w:sz w:val="24"/>
-        </w:rPr>
-        <w:t>执行</w:t>
-      </w:r>
-      <w:r>
-        <w:rPr>
-          <w:rFonts w:ascii="inherit" w:hAnsi="inherit" w:cs="Segoe UI"/>
-          <w:kern w:val="0"/>
-          <w:sz w:val="24"/>
-        </w:rPr>
-        <w:t>多源指令优先级仲裁</w:t>
-      </w:r>
-      <w:r>
-        <w:rPr>
-          <w:rFonts w:ascii="inherit" w:hAnsi="inherit" w:cs="Segoe UI" w:hint="eastAsia"/>
-          <w:kern w:val="0"/>
-          <w:sz w:val="24"/>
-        </w:rPr>
-        <w:t>，例如优先执行急停指令，防止机器狗意外动作。</w:t>
-      </w:r>
-    </w:p>
-    <w:p>
-      <w:pPr>
-        <w:snapToGrid w:val="0"/>
-        <w:spacing w:line="360" w:lineRule="auto"/>
-        <w:rPr>
-          <w:rFonts w:ascii="inherit" w:hAnsi="inherit" w:cs="Segoe UI"/>
           <w:kern w:val="0"/>
           <w:sz w:val="24"/>
         </w:rPr>
@@ -5384,7 +5344,7 @@
         <w:ind w:left="60"/>
         <w:textAlignment w:val="baseline"/>
         <w:rPr>
-          <w:rFonts w:ascii="inherit" w:hAnsi="inherit" w:cs="Segoe UI"/>
+          <w:rFonts w:ascii="inherit" w:hAnsi="inherit" w:cs="Segoe UI" w:hint="eastAsia"/>
         </w:rPr>
       </w:pPr>
       <w:r>
@@ -5422,23 +5382,92 @@
         <w:ind w:left="60"/>
         <w:textAlignment w:val="baseline"/>
         <w:rPr>
+          <w:rFonts w:ascii="inherit" w:hAnsi="inherit" w:cs="Segoe UI" w:hint="eastAsia"/>
+        </w:rPr>
+      </w:pPr>
+      <w:r>
+        <w:rPr>
           <w:rFonts w:ascii="inherit" w:hAnsi="inherit" w:cs="Segoe UI"/>
         </w:rPr>
-      </w:pPr>
+        <w:t>格式：</w:t>
+      </w:r>
       <w:r>
         <w:rPr>
           <w:rFonts w:ascii="inherit" w:hAnsi="inherit" w:cs="Segoe UI"/>
         </w:rPr>
-        <w:t>格式：</w:t>
-      </w:r>
-      <w:r>
-        <w:rPr>
-          <w:rStyle w:val="HTML"/>
-          <w:sz w:val="21"/>
-          <w:szCs w:val="21"/>
-          <w:bdr w:val="none" w:sz="0" w:space="0" w:color="auto" w:frame="1"/>
-        </w:rPr>
-        <w:t>[指令码4字节][参数4字节][类型4字节]</w:t>
+        <w:t>[</w:t>
+      </w:r>
+      <w:r>
+        <w:rPr>
+          <w:rFonts w:ascii="inherit" w:hAnsi="inherit" w:cs="Segoe UI"/>
+        </w:rPr>
+        <w:t>指令码</w:t>
+      </w:r>
+      <w:r>
+        <w:rPr>
+          <w:rFonts w:ascii="inherit" w:hAnsi="inherit" w:cs="Segoe UI"/>
+        </w:rPr>
+        <w:t>4</w:t>
+      </w:r>
+      <w:r>
+        <w:rPr>
+          <w:rFonts w:ascii="inherit" w:hAnsi="inherit" w:cs="Segoe UI"/>
+        </w:rPr>
+        <w:t>字节</w:t>
+      </w:r>
+      <w:r>
+        <w:rPr>
+          <w:rFonts w:ascii="inherit" w:hAnsi="inherit" w:cs="Segoe UI"/>
+        </w:rPr>
+        <w:t>][</w:t>
+      </w:r>
+      <w:r>
+        <w:rPr>
+          <w:rFonts w:ascii="inherit" w:hAnsi="inherit" w:cs="Segoe UI"/>
+        </w:rPr>
+        <w:t>参数</w:t>
+      </w:r>
+      <w:r>
+        <w:rPr>
+          <w:rFonts w:ascii="inherit" w:hAnsi="inherit" w:cs="Segoe UI"/>
+        </w:rPr>
+        <w:t>4</w:t>
+      </w:r>
+      <w:r>
+        <w:rPr>
+          <w:rFonts w:ascii="inherit" w:hAnsi="inherit" w:cs="Segoe UI"/>
+        </w:rPr>
+        <w:t>字节</w:t>
+      </w:r>
+      <w:r>
+        <w:rPr>
+          <w:rFonts w:ascii="inherit" w:hAnsi="inherit" w:cs="Segoe UI"/>
+        </w:rPr>
+        <w:t>][</w:t>
+      </w:r>
+      <w:r>
+        <w:rPr>
+          <w:rFonts w:ascii="inherit" w:hAnsi="inherit" w:cs="Segoe UI"/>
+        </w:rPr>
+        <w:t>类型</w:t>
+      </w:r>
+      <w:r>
+        <w:rPr>
+          <w:rFonts w:ascii="inherit" w:hAnsi="inherit" w:cs="Segoe UI"/>
+        </w:rPr>
+        <w:t>4</w:t>
+      </w:r>
+      <w:r>
+        <w:rPr>
+          <w:rFonts w:ascii="inherit" w:hAnsi="inherit" w:cs="Segoe UI"/>
+        </w:rPr>
+        <w:t>字节</w:t>
+      </w:r>
+      <w:r>
+        <w:rPr>
+          <w:rFonts w:ascii="inherit" w:hAnsi="inherit" w:cs="Segoe UI"/>
+        </w:rPr>
+        <w:t>]</w:t>
       </w:r>
     </w:p>
     <w:p>
@@ -5449,7 +5478,7 @@
         <w:ind w:left="60"/>
         <w:textAlignment w:val="baseline"/>
         <w:rPr>
-          <w:rFonts w:ascii="inherit" w:hAnsi="inherit" w:cs="Segoe UI"/>
+          <w:rFonts w:ascii="inherit" w:hAnsi="inherit" w:cs="Segoe UI" w:hint="eastAsia"/>
         </w:rPr>
       </w:pPr>
       <w:r>
@@ -5595,7 +5624,7 @@
               <w:jc w:val="center"/>
               <w:textAlignment w:val="baseline"/>
               <w:rPr>
-                <w:rFonts w:ascii="inherit" w:hAnsi="inherit" w:cs="Segoe UI"/>
+                <w:rFonts w:ascii="inherit" w:hAnsi="inherit" w:cs="Segoe UI" w:hint="eastAsia"/>
                 <w:kern w:val="0"/>
                 <w:sz w:val="24"/>
               </w:rPr>
@@ -5635,7 +5664,7 @@
               <w:jc w:val="center"/>
               <w:textAlignment w:val="baseline"/>
               <w:rPr>
-                <w:rFonts w:ascii="inherit" w:hAnsi="inherit" w:cs="Segoe UI"/>
+                <w:rFonts w:ascii="inherit" w:hAnsi="inherit" w:cs="Segoe UI" w:hint="eastAsia"/>
                 <w:kern w:val="0"/>
                 <w:sz w:val="24"/>
               </w:rPr>
@@ -5675,13 +5704,11 @@
               <w:jc w:val="center"/>
               <w:textAlignment w:val="baseline"/>
               <w:rPr>
-                <w:rFonts w:ascii="inherit" w:hAnsi="inherit" w:cs="Segoe UI"/>
+                <w:rFonts w:ascii="inherit" w:hAnsi="inherit" w:cs="Segoe UI" w:hint="eastAsia"/>
                 <w:kern w:val="0"/>
                 <w:sz w:val="24"/>
               </w:rPr>
             </w:pPr>
-            <w:bookmarkStart w:id="0" w:name="_GoBack"/>
-            <w:bookmarkEnd w:id="0"/>
             <w:r>
               <w:rPr>
                 <w:rFonts w:ascii="inherit" w:hAnsi="inherit" w:cs="Segoe UI"/>
@@ -5719,7 +5746,7 @@
               <w:jc w:val="center"/>
               <w:textAlignment w:val="baseline"/>
               <w:rPr>
-                <w:rFonts w:ascii="inherit" w:hAnsi="inherit" w:cs="Segoe UI"/>
+                <w:rFonts w:ascii="inherit" w:hAnsi="inherit" w:cs="Segoe UI" w:hint="eastAsia"/>
                 <w:kern w:val="0"/>
                 <w:sz w:val="24"/>
               </w:rPr>
@@ -5759,7 +5786,7 @@
               <w:jc w:val="center"/>
               <w:textAlignment w:val="baseline"/>
               <w:rPr>
-                <w:rFonts w:ascii="inherit" w:hAnsi="inherit" w:cs="Segoe UI"/>
+                <w:rFonts w:ascii="inherit" w:hAnsi="inherit" w:cs="Segoe UI" w:hint="eastAsia"/>
                 <w:kern w:val="0"/>
                 <w:sz w:val="24"/>
               </w:rPr>
@@ -5807,7 +5834,7 @@
               <w:jc w:val="center"/>
               <w:textAlignment w:val="baseline"/>
               <w:rPr>
-                <w:rFonts w:ascii="inherit" w:hAnsi="inherit" w:cs="Segoe UI"/>
+                <w:rFonts w:ascii="inherit" w:hAnsi="inherit" w:cs="Segoe UI" w:hint="eastAsia"/>
                 <w:kern w:val="0"/>
                 <w:sz w:val="24"/>
               </w:rPr>
@@ -5857,7 +5884,7 @@
               <w:jc w:val="center"/>
               <w:textAlignment w:val="baseline"/>
               <w:rPr>
-                <w:rFonts w:ascii="inherit" w:hAnsi="inherit" w:cs="Segoe UI"/>
+                <w:rFonts w:ascii="inherit" w:hAnsi="inherit" w:cs="Segoe UI" w:hint="eastAsia"/>
                 <w:kern w:val="0"/>
                 <w:sz w:val="24"/>
               </w:rPr>
@@ -5897,7 +5924,7 @@
               <w:jc w:val="center"/>
               <w:textAlignment w:val="baseline"/>
               <w:rPr>
-                <w:rFonts w:ascii="inherit" w:hAnsi="inherit" w:cs="Segoe UI"/>
+                <w:rFonts w:ascii="inherit" w:hAnsi="inherit" w:cs="Segoe UI" w:hint="eastAsia"/>
                 <w:kern w:val="0"/>
                 <w:sz w:val="24"/>
               </w:rPr>
@@ -5955,7 +5982,7 @@
               <w:jc w:val="center"/>
               <w:textAlignment w:val="baseline"/>
               <w:rPr>
-                <w:rFonts w:ascii="inherit" w:hAnsi="inherit" w:cs="Segoe UI"/>
+                <w:rFonts w:ascii="inherit" w:hAnsi="inherit" w:cs="Segoe UI" w:hint="eastAsia"/>
                 <w:kern w:val="0"/>
                 <w:sz w:val="24"/>
               </w:rPr>
@@ -6005,7 +6032,7 @@
               <w:jc w:val="center"/>
               <w:textAlignment w:val="baseline"/>
               <w:rPr>
-                <w:rFonts w:ascii="inherit" w:hAnsi="inherit" w:cs="Segoe UI"/>
+                <w:rFonts w:ascii="inherit" w:hAnsi="inherit" w:cs="Segoe UI" w:hint="eastAsia"/>
                 <w:kern w:val="0"/>
                 <w:sz w:val="24"/>
               </w:rPr>
@@ -6045,7 +6072,7 @@
               <w:jc w:val="center"/>
               <w:textAlignment w:val="baseline"/>
               <w:rPr>
-                <w:rFonts w:ascii="inherit" w:hAnsi="inherit" w:cs="Segoe UI"/>
+                <w:rFonts w:ascii="inherit" w:hAnsi="inherit" w:cs="Segoe UI" w:hint="eastAsia"/>
                 <w:kern w:val="0"/>
                 <w:sz w:val="24"/>
               </w:rPr>
@@ -6085,7 +6112,7 @@
               <w:jc w:val="center"/>
               <w:textAlignment w:val="baseline"/>
               <w:rPr>
-                <w:rFonts w:ascii="inherit" w:hAnsi="inherit" w:cs="Segoe UI"/>
+                <w:rFonts w:ascii="inherit" w:hAnsi="inherit" w:cs="Segoe UI" w:hint="eastAsia"/>
                 <w:kern w:val="0"/>
                 <w:sz w:val="24"/>
               </w:rPr>
@@ -6144,7 +6171,6 @@
           <w:sz w:val="24"/>
           <w:szCs w:val="24"/>
         </w:rPr>
-        <w:lastRenderedPageBreak/>
         <w:t xml:space="preserve">2. </w:t>
       </w:r>
       <w:r>
@@ -6161,7 +6187,7 @@
         <w:snapToGrid w:val="0"/>
         <w:spacing w:line="360" w:lineRule="auto"/>
         <w:rPr>
-          <w:rFonts w:ascii="inherit" w:hAnsi="inherit" w:cs="Segoe UI"/>
+          <w:rFonts w:ascii="inherit" w:hAnsi="inherit" w:cs="Segoe UI" w:hint="eastAsia"/>
           <w:kern w:val="0"/>
           <w:sz w:val="24"/>
         </w:rPr>
@@ -6173,6 +6199,7 @@
           <w:kern w:val="0"/>
           <w:sz w:val="24"/>
         </w:rPr>
+        <w:lastRenderedPageBreak/>
         <w:drawing>
           <wp:inline distT="0" distB="0" distL="0" distR="0" wp14:anchorId="01644AC8" wp14:editId="2CAEC191">
             <wp:extent cx="5274310" cy="2847675"/>
@@ -6230,82 +6257,67 @@
         <w:spacing w:before="240" w:beforeAutospacing="0" w:after="120" w:afterAutospacing="0"/>
         <w:textAlignment w:val="baseline"/>
         <w:rPr>
-          <w:rFonts w:ascii="Segoe UI" w:hAnsi="Segoe UI" w:cs="Segoe UI"/>
+          <w:rFonts w:cs="Times New Roman"/>
+          <w:b w:val="0"/>
+          <w:bCs w:val="0"/>
+          <w:kern w:val="2"/>
           <w:sz w:val="24"/>
           <w:szCs w:val="24"/>
         </w:rPr>
       </w:pPr>
       <w:r>
         <w:rPr>
-          <w:rFonts w:ascii="Segoe UI" w:hAnsi="Segoe UI" w:cs="Segoe UI"/>
+          <w:rFonts w:cs="Times New Roman"/>
+          <w:b w:val="0"/>
+          <w:bCs w:val="0"/>
+          <w:kern w:val="2"/>
           <w:sz w:val="24"/>
           <w:szCs w:val="24"/>
         </w:rPr>
-        <w:t xml:space="preserve">3. </w:t>
-      </w:r>
-      <w:r>
-        <w:rPr>
-          <w:rFonts w:ascii="Segoe UI" w:hAnsi="Segoe UI" w:cs="Segoe UI"/>
-          <w:sz w:val="24"/>
-          <w:szCs w:val="24"/>
-        </w:rPr>
-        <w:t>运动控制器</w:t>
+        <w:t>3. 运动控制器</w:t>
       </w:r>
     </w:p>
     <w:p>
       <w:pPr>
         <w:pStyle w:val="ae"/>
-        <w:numPr>
-          <w:ilvl w:val="0"/>
-          <w:numId w:val="4"/>
-        </w:numPr>
         <w:shd w:val="clear" w:color="auto" w:fill="FCFCFC"/>
         <w:spacing w:before="0" w:beforeAutospacing="0" w:after="0" w:afterAutospacing="0"/>
         <w:ind w:left="60"/>
         <w:textAlignment w:val="baseline"/>
         <w:rPr>
-          <w:rFonts w:ascii="inherit" w:hAnsi="inherit" w:cs="Segoe UI"/>
-        </w:rPr>
-      </w:pPr>
-      <w:r>
-        <w:rPr>
-          <w:rFonts w:ascii="inherit" w:hAnsi="inherit" w:cs="Segoe UI"/>
+          <w:rFonts w:cs="Times New Roman" w:hint="eastAsia"/>
+          <w:kern w:val="2"/>
+        </w:rPr>
+      </w:pPr>
+      <w:r>
+        <w:rPr>
+          <w:rFonts w:cs="Times New Roman"/>
+          <w:b/>
+          <w:bCs/>
+          <w:kern w:val="2"/>
+        </w:rPr>
+        <w:t>功能</w:t>
+      </w:r>
+      <w:r>
+        <w:rPr>
+          <w:rFonts w:ascii="MS Gothic" w:eastAsia="MS Gothic" w:hAnsi="MS Gothic" w:cs="MS Gothic" w:hint="eastAsia"/>
+          <w:b/>
+          <w:bCs/>
+          <w:kern w:val="2"/>
         </w:rPr>
         <w:t>​</w:t>
       </w:r>
       <w:r>
         <w:rPr>
-          <w:rStyle w:val="ad"/>
-          <w:rFonts w:ascii="inherit" w:hAnsi="inherit" w:cs="Segoe UI"/>
-          <w:bdr w:val="none" w:sz="0" w:space="0" w:color="auto" w:frame="1"/>
+          <w:rFonts w:ascii="MS Gothic" w:eastAsia="MS Gothic" w:hAnsi="MS Gothic" w:cs="MS Gothic" w:hint="eastAsia"/>
+          <w:kern w:val="2"/>
         </w:rPr>
         <w:t>​</w:t>
       </w:r>
       <w:r>
         <w:rPr>
-          <w:rStyle w:val="ad"/>
-          <w:rFonts w:ascii="inherit" w:hAnsi="inherit" w:cs="Segoe UI"/>
-          <w:bdr w:val="none" w:sz="0" w:space="0" w:color="auto" w:frame="1"/>
-        </w:rPr>
-        <w:t>功能</w:t>
-      </w:r>
-      <w:r>
-        <w:rPr>
-          <w:rStyle w:val="ad"/>
-          <w:rFonts w:ascii="inherit" w:hAnsi="inherit" w:cs="Segoe UI"/>
-          <w:bdr w:val="none" w:sz="0" w:space="0" w:color="auto" w:frame="1"/>
-        </w:rPr>
-        <w:t>​</w:t>
-      </w:r>
-      <w:r>
-        <w:rPr>
-          <w:rFonts w:ascii="inherit" w:hAnsi="inherit" w:cs="Segoe UI"/>
-        </w:rPr>
-        <w:t>​</w:t>
-      </w:r>
-      <w:r>
-        <w:rPr>
-          <w:rFonts w:ascii="inherit" w:hAnsi="inherit" w:cs="Segoe UI"/>
+          <w:rFonts w:cs="Times New Roman"/>
+          <w:kern w:val="2"/>
         </w:rPr>
         <w:t>：</w:t>
       </w:r>
@@ -6313,21 +6325,18 @@
     <w:p>
       <w:pPr>
         <w:pStyle w:val="ae"/>
-        <w:numPr>
-          <w:ilvl w:val="1"/>
-          <w:numId w:val="4"/>
-        </w:numPr>
         <w:shd w:val="clear" w:color="auto" w:fill="FCFCFC"/>
         <w:spacing w:before="0" w:beforeAutospacing="0" w:after="0" w:afterAutospacing="0"/>
-        <w:ind w:left="120"/>
         <w:textAlignment w:val="baseline"/>
         <w:rPr>
-          <w:rFonts w:ascii="inherit" w:hAnsi="inherit" w:cs="Segoe UI"/>
-        </w:rPr>
-      </w:pPr>
-      <w:r>
-        <w:rPr>
-          <w:rFonts w:ascii="inherit" w:hAnsi="inherit" w:cs="Segoe UI"/>
+          <w:rFonts w:cs="Times New Roman" w:hint="eastAsia"/>
+          <w:kern w:val="2"/>
+        </w:rPr>
+      </w:pPr>
+      <w:r>
+        <w:rPr>
+          <w:rFonts w:cs="Times New Roman"/>
+          <w:kern w:val="2"/>
         </w:rPr>
         <w:t>轨迹规划和步态控制</w:t>
       </w:r>
@@ -6335,21 +6344,18 @@
     <w:p>
       <w:pPr>
         <w:pStyle w:val="ae"/>
-        <w:numPr>
-          <w:ilvl w:val="1"/>
-          <w:numId w:val="4"/>
-        </w:numPr>
         <w:shd w:val="clear" w:color="auto" w:fill="FCFCFC"/>
         <w:spacing w:before="0" w:beforeAutospacing="0" w:after="0" w:afterAutospacing="0"/>
-        <w:ind w:left="120"/>
         <w:textAlignment w:val="baseline"/>
         <w:rPr>
-          <w:rFonts w:ascii="inherit" w:hAnsi="inherit" w:cs="Segoe UI"/>
-        </w:rPr>
-      </w:pPr>
-      <w:r>
-        <w:rPr>
-          <w:rFonts w:ascii="inherit" w:hAnsi="inherit" w:cs="Segoe UI"/>
+          <w:rFonts w:cs="Times New Roman" w:hint="eastAsia"/>
+          <w:kern w:val="2"/>
+        </w:rPr>
+      </w:pPr>
+      <w:r>
+        <w:rPr>
+          <w:rFonts w:cs="Times New Roman"/>
+          <w:kern w:val="2"/>
         </w:rPr>
         <w:t>传感器数据融合处理</w:t>
       </w:r>
@@ -6357,35 +6363,20 @@
     <w:p>
       <w:pPr>
         <w:pStyle w:val="ae"/>
-        <w:numPr>
-          <w:ilvl w:val="1"/>
-          <w:numId w:val="4"/>
-        </w:numPr>
         <w:shd w:val="clear" w:color="auto" w:fill="FCFCFC"/>
         <w:spacing w:before="0" w:beforeAutospacing="0" w:after="0" w:afterAutospacing="0"/>
-        <w:ind w:left="120"/>
         <w:textAlignment w:val="baseline"/>
         <w:rPr>
-          <w:rFonts w:ascii="inherit" w:hAnsi="inherit" w:cs="Segoe UI"/>
-        </w:rPr>
-      </w:pPr>
-      <w:r>
-        <w:rPr>
-          <w:rFonts w:ascii="inherit" w:hAnsi="inherit" w:cs="Segoe UI"/>
-        </w:rPr>
-        <w:t>安全监控（碰撞预测</w:t>
-      </w:r>
-      <w:r>
-        <w:rPr>
-          <w:rFonts w:ascii="inherit" w:hAnsi="inherit" w:cs="Segoe UI"/>
-        </w:rPr>
-        <w:t>/</w:t>
-      </w:r>
-      <w:r>
-        <w:rPr>
-          <w:rFonts w:ascii="inherit" w:hAnsi="inherit" w:cs="Segoe UI"/>
-        </w:rPr>
-        <w:t>急停响应）</w:t>
+          <w:rFonts w:cs="Times New Roman" w:hint="eastAsia"/>
+          <w:kern w:val="2"/>
+        </w:rPr>
+      </w:pPr>
+      <w:r>
+        <w:rPr>
+          <w:rFonts w:cs="Times New Roman"/>
+          <w:kern w:val="2"/>
+        </w:rPr>
+        <w:t>安全监控（碰撞预测/急停响应）</w:t>
       </w:r>
     </w:p>
     <w:p>
@@ -6395,50 +6386,35 @@
         <w:spacing w:before="240" w:beforeAutospacing="0" w:after="120" w:afterAutospacing="0"/>
         <w:textAlignment w:val="baseline"/>
         <w:rPr>
-          <w:rFonts w:ascii="Segoe UI" w:hAnsi="Segoe UI" w:cs="Segoe UI"/>
+          <w:rFonts w:cs="Times New Roman"/>
+          <w:b w:val="0"/>
+          <w:bCs w:val="0"/>
+          <w:kern w:val="2"/>
           <w:sz w:val="24"/>
           <w:szCs w:val="24"/>
         </w:rPr>
       </w:pPr>
       <w:r>
         <w:rPr>
-          <w:rFonts w:ascii="Segoe UI" w:hAnsi="Segoe UI" w:cs="Segoe UI"/>
+          <w:rFonts w:cs="Times New Roman"/>
+          <w:b w:val="0"/>
+          <w:bCs w:val="0"/>
+          <w:kern w:val="2"/>
           <w:sz w:val="24"/>
           <w:szCs w:val="24"/>
         </w:rPr>
-        <w:t>4</w:t>
-      </w:r>
-      <w:r>
-        <w:rPr>
-          <w:rFonts w:ascii="Segoe UI" w:hAnsi="Segoe UI" w:cs="Segoe UI"/>
+        <w:t xml:space="preserve">4. </w:t>
+      </w:r>
+      <w:r>
+        <w:rPr>
+          <w:rFonts w:cs="Times New Roman" w:hint="eastAsia"/>
+          <w:b w:val="0"/>
+          <w:bCs w:val="0"/>
+          <w:kern w:val="2"/>
           <w:sz w:val="24"/>
           <w:szCs w:val="24"/>
         </w:rPr>
-        <w:t xml:space="preserve">. </w:t>
-      </w:r>
-      <w:r>
-        <w:rPr>
-          <w:rFonts w:ascii="Segoe UI" w:hAnsi="Segoe UI" w:cs="Segoe UI" w:hint="eastAsia"/>
-          <w:sz w:val="24"/>
-          <w:szCs w:val="24"/>
-        </w:rPr>
-        <w:t>通信层（</w:t>
-      </w:r>
-      <w:r>
-        <w:rPr>
-          <w:rFonts w:ascii="Segoe UI" w:hAnsi="Segoe UI" w:cs="Segoe UI" w:hint="eastAsia"/>
-          <w:sz w:val="24"/>
-          <w:szCs w:val="24"/>
-        </w:rPr>
-        <w:t>UDP</w:t>
-      </w:r>
-      <w:r>
-        <w:rPr>
-          <w:rFonts w:ascii="Segoe UI" w:hAnsi="Segoe UI" w:cs="Segoe UI" w:hint="eastAsia"/>
-          <w:sz w:val="24"/>
-          <w:szCs w:val="24"/>
-        </w:rPr>
-        <w:t>接收模块）</w:t>
+        <w:t>通信层（UDP接收模块）</w:t>
       </w:r>
     </w:p>
     <w:p>
@@ -6446,15 +6422,13 @@
         <w:snapToGrid w:val="0"/>
         <w:spacing w:line="360" w:lineRule="auto"/>
         <w:rPr>
-          <w:rFonts w:ascii="inherit" w:hAnsi="inherit" w:cs="Segoe UI" w:hint="eastAsia"/>
-          <w:kern w:val="0"/>
-          <w:sz w:val="24"/>
-        </w:rPr>
-      </w:pPr>
-      <w:r>
-        <w:rPr>
-          <w:rFonts w:ascii="inherit" w:hAnsi="inherit" w:cs="Segoe UI" w:hint="eastAsia"/>
-          <w:kern w:val="0"/>
+          <w:rFonts w:ascii="宋体" w:hAnsi="宋体"/>
+          <w:sz w:val="24"/>
+        </w:rPr>
+      </w:pPr>
+      <w:r>
+        <w:rPr>
+          <w:rFonts w:ascii="宋体" w:hAnsi="宋体" w:hint="eastAsia"/>
           <w:sz w:val="24"/>
         </w:rPr>
         <w:t>指令处理流程：</w:t>
@@ -6465,48 +6439,21 @@
         <w:snapToGrid w:val="0"/>
         <w:spacing w:line="360" w:lineRule="auto"/>
         <w:rPr>
-          <w:rFonts w:ascii="inherit" w:hAnsi="inherit" w:cs="Segoe UI"/>
-          <w:kern w:val="0"/>
-          <w:sz w:val="24"/>
-        </w:rPr>
-      </w:pPr>
-      <w:r>
-        <w:rPr>
-          <w:rFonts w:ascii="inherit" w:hAnsi="inherit" w:cs="Segoe UI" w:hint="eastAsia"/>
-          <w:kern w:val="0"/>
-          <w:sz w:val="24"/>
-        </w:rPr>
-        <w:t>接收字节流</w:t>
-      </w:r>
-      <w:r>
-        <w:rPr>
-          <w:rFonts w:ascii="inherit" w:hAnsi="inherit" w:cs="Segoe UI" w:hint="eastAsia"/>
-          <w:kern w:val="0"/>
-          <w:sz w:val="24"/>
-        </w:rPr>
-        <w:t xml:space="preserve"> </w:t>
-      </w:r>
-      <w:r>
-        <w:rPr>
-          <w:rFonts w:ascii="inherit" w:hAnsi="inherit" w:cs="Segoe UI" w:hint="eastAsia"/>
-          <w:kern w:val="0"/>
-          <w:sz w:val="24"/>
-        </w:rPr>
-        <w:t>→</w:t>
-      </w:r>
-      <w:r>
-        <w:rPr>
-          <w:rFonts w:ascii="inherit" w:hAnsi="inherit" w:cs="Segoe UI" w:hint="eastAsia"/>
-          <w:kern w:val="0"/>
-          <w:sz w:val="24"/>
-        </w:rPr>
-        <w:t xml:space="preserve"> </w:t>
+          <w:rFonts w:ascii="宋体" w:hAnsi="宋体"/>
+          <w:sz w:val="24"/>
+        </w:rPr>
+      </w:pPr>
+      <w:r>
+        <w:rPr>
+          <w:rFonts w:ascii="宋体" w:hAnsi="宋体" w:hint="eastAsia"/>
+          <w:sz w:val="24"/>
+        </w:rPr>
+        <w:t xml:space="preserve">接收字节流 → </w:t>
       </w:r>
       <w:proofErr w:type="gramStart"/>
       <w:r>
         <w:rPr>
-          <w:rFonts w:ascii="inherit" w:hAnsi="inherit" w:cs="Segoe UI" w:hint="eastAsia"/>
-          <w:kern w:val="0"/>
+          <w:rFonts w:ascii="宋体" w:hAnsi="宋体" w:hint="eastAsia"/>
           <w:sz w:val="24"/>
         </w:rPr>
         <w:t>小端序</w:t>
@@ -6514,107 +6461,10 @@
       <w:proofErr w:type="gramEnd"/>
       <w:r>
         <w:rPr>
-          <w:rFonts w:ascii="inherit" w:hAnsi="inherit" w:cs="Segoe UI" w:hint="eastAsia"/>
-          <w:kern w:val="0"/>
-          <w:sz w:val="24"/>
-        </w:rPr>
-        <w:t>解析</w:t>
-      </w:r>
-      <w:r>
-        <w:rPr>
-          <w:rFonts w:ascii="inherit" w:hAnsi="inherit" w:cs="Segoe UI" w:hint="eastAsia"/>
-          <w:kern w:val="0"/>
-          <w:sz w:val="24"/>
-        </w:rPr>
-        <w:t xml:space="preserve"> </w:t>
-      </w:r>
-      <w:r>
-        <w:rPr>
-          <w:rFonts w:ascii="inherit" w:hAnsi="inherit" w:cs="Segoe UI" w:hint="eastAsia"/>
-          <w:kern w:val="0"/>
-          <w:sz w:val="24"/>
-        </w:rPr>
-        <w:t>→</w:t>
-      </w:r>
-      <w:r>
-        <w:rPr>
-          <w:rFonts w:ascii="inherit" w:hAnsi="inherit" w:cs="Segoe UI" w:hint="eastAsia"/>
-          <w:kern w:val="0"/>
-          <w:sz w:val="24"/>
-        </w:rPr>
-        <w:t xml:space="preserve"> </w:t>
-      </w:r>
-      <w:r>
-        <w:rPr>
-          <w:rFonts w:ascii="inherit" w:hAnsi="inherit" w:cs="Segoe UI" w:hint="eastAsia"/>
-          <w:kern w:val="0"/>
-          <w:sz w:val="24"/>
-        </w:rPr>
-        <w:t>指令校验</w:t>
-      </w:r>
-      <w:r>
-        <w:rPr>
-          <w:rFonts w:ascii="inherit" w:hAnsi="inherit" w:cs="Segoe UI" w:hint="eastAsia"/>
-          <w:kern w:val="0"/>
-          <w:sz w:val="24"/>
-        </w:rPr>
-        <w:t xml:space="preserve"> </w:t>
-      </w:r>
-      <w:r>
-        <w:rPr>
-          <w:rFonts w:ascii="inherit" w:hAnsi="inherit" w:cs="Segoe UI" w:hint="eastAsia"/>
-          <w:kern w:val="0"/>
-          <w:sz w:val="24"/>
-        </w:rPr>
-        <w:t>→</w:t>
-      </w:r>
-      <w:r>
-        <w:rPr>
-          <w:rFonts w:ascii="inherit" w:hAnsi="inherit" w:cs="Segoe UI" w:hint="eastAsia"/>
-          <w:kern w:val="0"/>
-          <w:sz w:val="24"/>
-        </w:rPr>
-        <w:t xml:space="preserve"> </w:t>
-      </w:r>
-      <w:r>
-        <w:rPr>
-          <w:rFonts w:ascii="inherit" w:hAnsi="inherit" w:cs="Segoe UI" w:hint="eastAsia"/>
-          <w:kern w:val="0"/>
-          <w:sz w:val="24"/>
-        </w:rPr>
-        <w:t>指令分发</w:t>
-      </w:r>
-      <w:r>
-        <w:rPr>
-          <w:rFonts w:ascii="inherit" w:hAnsi="inherit" w:cs="Segoe UI" w:hint="eastAsia"/>
-          <w:kern w:val="0"/>
-          <w:sz w:val="24"/>
-        </w:rPr>
-        <w:t xml:space="preserve"> </w:t>
-      </w:r>
-      <w:r>
-        <w:rPr>
-          <w:rFonts w:ascii="inherit" w:hAnsi="inherit" w:cs="Segoe UI" w:hint="eastAsia"/>
-          <w:kern w:val="0"/>
-          <w:sz w:val="24"/>
-        </w:rPr>
-        <w:t>→</w:t>
-      </w:r>
-      <w:r>
-        <w:rPr>
-          <w:rFonts w:ascii="inherit" w:hAnsi="inherit" w:cs="Segoe UI" w:hint="eastAsia"/>
-          <w:kern w:val="0"/>
-          <w:sz w:val="24"/>
-        </w:rPr>
-        <w:t xml:space="preserve"> </w:t>
-      </w:r>
-      <w:r>
-        <w:rPr>
-          <w:rFonts w:ascii="inherit" w:hAnsi="inherit" w:cs="Segoe UI" w:hint="eastAsia"/>
-          <w:kern w:val="0"/>
-          <w:sz w:val="24"/>
-        </w:rPr>
-        <w:t>执行反馈</w:t>
+          <w:rFonts w:ascii="宋体" w:hAnsi="宋体" w:hint="eastAsia"/>
+          <w:sz w:val="24"/>
+        </w:rPr>
+        <w:t>解析 → 指令校验 → 指令分发 → 执行反馈</w:t>
       </w:r>
     </w:p>
     <w:p>
@@ -6622,139 +6472,63 @@
         <w:snapToGrid w:val="0"/>
         <w:spacing w:line="360" w:lineRule="auto"/>
         <w:rPr>
-          <w:rFonts w:ascii="inherit" w:hAnsi="inherit" w:cs="Segoe UI"/>
-          <w:kern w:val="0"/>
-          <w:sz w:val="24"/>
-        </w:rPr>
-      </w:pPr>
-    </w:p>
-    <w:p>
-      <w:pPr>
-        <w:pStyle w:val="3"/>
-        <w:shd w:val="clear" w:color="auto" w:fill="FCFCFC"/>
-        <w:spacing w:before="360" w:after="120"/>
-        <w:textAlignment w:val="baseline"/>
-        <w:rPr>
-          <w:rFonts w:ascii="Segoe UI" w:hAnsi="Segoe UI" w:cs="Segoe UI"/>
-          <w:kern w:val="0"/>
-          <w:sz w:val="30"/>
-          <w:szCs w:val="30"/>
-        </w:rPr>
-      </w:pPr>
-      <w:r>
-        <w:rPr>
-          <w:rFonts w:ascii="Segoe UI" w:hAnsi="Segoe UI" w:cs="Segoe UI"/>
-          <w:sz w:val="30"/>
-          <w:szCs w:val="30"/>
+          <w:rFonts w:ascii="宋体" w:hAnsi="宋体"/>
+          <w:sz w:val="24"/>
+        </w:rPr>
+      </w:pPr>
+      <w:r>
+        <w:rPr>
+          <w:rFonts w:ascii="宋体" w:hAnsi="宋体"/>
+          <w:b/>
+          <w:bCs/>
+          <w:sz w:val="24"/>
         </w:rPr>
         <w:t>案例：</w:t>
       </w:r>
       <w:r>
         <w:rPr>
-          <w:rFonts w:ascii="Segoe UI" w:hAnsi="Segoe UI" w:cs="Segoe UI" w:hint="eastAsia"/>
-          <w:sz w:val="30"/>
-          <w:szCs w:val="30"/>
+          <w:rFonts w:ascii="宋体" w:hAnsi="宋体" w:hint="eastAsia"/>
+          <w:b/>
+          <w:bCs/>
+          <w:sz w:val="24"/>
         </w:rPr>
         <w:t>危险环境，使用</w:t>
       </w:r>
       <w:r>
         <w:rPr>
-          <w:rFonts w:ascii="Segoe UI" w:hAnsi="Segoe UI" w:cs="Segoe UI"/>
-          <w:sz w:val="30"/>
-          <w:szCs w:val="30"/>
+          <w:rFonts w:ascii="宋体" w:hAnsi="宋体"/>
+          <w:b/>
+          <w:bCs/>
+          <w:sz w:val="24"/>
         </w:rPr>
         <w:t>AR</w:t>
       </w:r>
       <w:r>
         <w:rPr>
-          <w:rFonts w:ascii="Segoe UI" w:hAnsi="Segoe UI" w:cs="Segoe UI" w:hint="eastAsia"/>
-          <w:sz w:val="30"/>
-          <w:szCs w:val="30"/>
+          <w:rFonts w:ascii="宋体" w:hAnsi="宋体" w:hint="eastAsia"/>
+          <w:b/>
+          <w:bCs/>
+          <w:sz w:val="24"/>
         </w:rPr>
         <w:t>眼镜</w:t>
       </w:r>
       <w:r>
         <w:rPr>
-          <w:rFonts w:ascii="Segoe UI" w:hAnsi="Segoe UI" w:cs="Segoe UI"/>
-          <w:sz w:val="30"/>
-          <w:szCs w:val="30"/>
+          <w:rFonts w:ascii="宋体" w:hAnsi="宋体"/>
+          <w:b/>
+          <w:bCs/>
+          <w:sz w:val="24"/>
         </w:rPr>
         <w:t>引导机器狗巡检</w:t>
       </w:r>
       <w:r>
         <w:rPr>
-          <w:rFonts w:ascii="Segoe UI" w:hAnsi="Segoe UI" w:cs="Segoe UI" w:hint="eastAsia"/>
-          <w:sz w:val="30"/>
-          <w:szCs w:val="30"/>
+          <w:rFonts w:ascii="宋体" w:hAnsi="宋体" w:hint="eastAsia"/>
+          <w:b/>
+          <w:bCs/>
+          <w:sz w:val="24"/>
         </w:rPr>
         <w:t>设备</w:t>
-      </w:r>
-    </w:p>
-    <w:p>
-      <w:pPr>
-        <w:pStyle w:val="ae"/>
-        <w:shd w:val="clear" w:color="auto" w:fill="FCFCFC"/>
-        <w:spacing w:before="0" w:beforeAutospacing="0" w:after="0" w:afterAutospacing="0"/>
-        <w:textAlignment w:val="baseline"/>
-        <w:rPr>
-          <w:rFonts w:ascii="Segoe UI" w:hAnsi="Segoe UI" w:cs="Segoe UI"/>
-          <w:sz w:val="21"/>
-          <w:szCs w:val="21"/>
-        </w:rPr>
-      </w:pPr>
-      <w:r>
-        <w:rPr>
-          <w:rFonts w:ascii="Segoe UI" w:hAnsi="Segoe UI" w:cs="Segoe UI"/>
-          <w:sz w:val="21"/>
-          <w:szCs w:val="21"/>
-        </w:rPr>
-        <w:t>​</w:t>
-      </w:r>
-      <w:r>
-        <w:rPr>
-          <w:rStyle w:val="ad"/>
-          <w:rFonts w:ascii="inherit" w:hAnsi="inherit" w:cs="Segoe UI"/>
-          <w:sz w:val="21"/>
-          <w:szCs w:val="21"/>
-          <w:bdr w:val="none" w:sz="0" w:space="0" w:color="auto" w:frame="1"/>
-        </w:rPr>
-        <w:t>​</w:t>
-      </w:r>
-      <w:r>
-        <w:rPr>
-          <w:rStyle w:val="ad"/>
-          <w:rFonts w:ascii="inherit" w:hAnsi="inherit" w:cs="Segoe UI"/>
-          <w:sz w:val="21"/>
-          <w:szCs w:val="21"/>
-          <w:bdr w:val="none" w:sz="0" w:space="0" w:color="auto" w:frame="1"/>
-        </w:rPr>
-        <w:t>场景描述</w:t>
-      </w:r>
-      <w:r>
-        <w:rPr>
-          <w:rStyle w:val="ad"/>
-          <w:rFonts w:ascii="inherit" w:hAnsi="inherit" w:cs="Segoe UI"/>
-          <w:sz w:val="21"/>
-          <w:szCs w:val="21"/>
-          <w:bdr w:val="none" w:sz="0" w:space="0" w:color="auto" w:frame="1"/>
-        </w:rPr>
-        <w:t>​</w:t>
-      </w:r>
-      <w:r>
-        <w:rPr>
-          <w:rFonts w:ascii="Segoe UI" w:hAnsi="Segoe UI" w:cs="Segoe UI"/>
-          <w:sz w:val="21"/>
-          <w:szCs w:val="21"/>
-        </w:rPr>
-        <w:t>​</w:t>
-      </w:r>
-      <w:r>
-        <w:rPr>
-          <w:rFonts w:ascii="Segoe UI" w:hAnsi="Segoe UI" w:cs="Segoe UI"/>
-          <w:sz w:val="21"/>
-          <w:szCs w:val="21"/>
-        </w:rPr>
-        <w:t>：</w:t>
       </w:r>
     </w:p>
     <w:p>
@@ -6765,160 +6539,91 @@
         <w:ind w:firstLine="420"/>
         <w:textAlignment w:val="baseline"/>
         <w:rPr>
-          <w:rFonts w:ascii="Segoe UI" w:hAnsi="Segoe UI" w:cs="Segoe UI" w:hint="eastAsia"/>
-          <w:sz w:val="21"/>
-          <w:szCs w:val="21"/>
-        </w:rPr>
-      </w:pPr>
-      <w:r>
-        <w:rPr>
-          <w:rFonts w:ascii="Segoe UI" w:hAnsi="Segoe UI" w:cs="Segoe UI"/>
-          <w:sz w:val="21"/>
-          <w:szCs w:val="21"/>
+          <w:rFonts w:cs="Times New Roman"/>
+          <w:kern w:val="2"/>
+        </w:rPr>
+      </w:pPr>
+      <w:r>
+        <w:rPr>
+          <w:rFonts w:cs="Times New Roman"/>
+          <w:kern w:val="2"/>
         </w:rPr>
         <w:t>操作员在</w:t>
       </w:r>
       <w:r>
         <w:rPr>
-          <w:rFonts w:ascii="Segoe UI" w:hAnsi="Segoe UI" w:cs="Segoe UI" w:hint="eastAsia"/>
-          <w:sz w:val="21"/>
-          <w:szCs w:val="21"/>
+          <w:rFonts w:cs="Times New Roman" w:hint="eastAsia"/>
+          <w:kern w:val="2"/>
         </w:rPr>
         <w:t>高危（例如高温，辐射等）</w:t>
       </w:r>
       <w:r>
         <w:rPr>
-          <w:rFonts w:ascii="Segoe UI" w:hAnsi="Segoe UI" w:cs="Segoe UI"/>
-          <w:sz w:val="21"/>
-          <w:szCs w:val="21"/>
-        </w:rPr>
-        <w:t>环境中，通过</w:t>
-      </w:r>
-      <w:r>
-        <w:rPr>
-          <w:rFonts w:ascii="Segoe UI" w:hAnsi="Segoe UI" w:cs="Segoe UI"/>
-          <w:sz w:val="21"/>
-          <w:szCs w:val="21"/>
-        </w:rPr>
-        <w:t>AR</w:t>
-      </w:r>
-      <w:r>
-        <w:rPr>
-          <w:rFonts w:ascii="Segoe UI" w:hAnsi="Segoe UI" w:cs="Segoe UI"/>
-          <w:sz w:val="21"/>
-          <w:szCs w:val="21"/>
-        </w:rPr>
-        <w:t>眼镜</w:t>
-      </w:r>
-      <w:r>
-        <w:rPr>
-          <w:rFonts w:ascii="Segoe UI" w:hAnsi="Segoe UI" w:cs="Segoe UI" w:hint="eastAsia"/>
-          <w:sz w:val="21"/>
-          <w:szCs w:val="21"/>
+          <w:rFonts w:cs="Times New Roman"/>
+          <w:kern w:val="2"/>
+        </w:rPr>
+        <w:t>环境中，通过AR眼镜</w:t>
+      </w:r>
+      <w:r>
+        <w:rPr>
+          <w:rFonts w:cs="Times New Roman" w:hint="eastAsia"/>
+          <w:kern w:val="2"/>
         </w:rPr>
         <w:t>操控机器狗巡检设备。</w:t>
       </w:r>
       <w:r>
         <w:rPr>
-          <w:rFonts w:ascii="Segoe UI" w:hAnsi="Segoe UI" w:cs="Segoe UI"/>
-          <w:sz w:val="21"/>
-          <w:szCs w:val="21"/>
+          <w:rFonts w:cs="Times New Roman"/>
+          <w:kern w:val="2"/>
         </w:rPr>
         <w:t>发现某台设备可能存在异常，需要机器狗靠近检查。操作员</w:t>
       </w:r>
       <w:r>
         <w:rPr>
-          <w:rFonts w:ascii="Segoe UI" w:hAnsi="Segoe UI" w:cs="Segoe UI" w:hint="eastAsia"/>
-          <w:sz w:val="21"/>
-          <w:szCs w:val="21"/>
+          <w:rFonts w:cs="Times New Roman" w:hint="eastAsia"/>
+          <w:kern w:val="2"/>
         </w:rPr>
         <w:t>使用手柄控制机器狗移动到设备前，然后</w:t>
       </w:r>
       <w:r>
         <w:rPr>
-          <w:rFonts w:ascii="Segoe UI" w:hAnsi="Segoe UI" w:cs="Segoe UI"/>
-          <w:sz w:val="21"/>
-          <w:szCs w:val="21"/>
-        </w:rPr>
-        <w:t>发出语音指令</w:t>
-      </w:r>
-      <w:r>
-        <w:rPr>
-          <w:rFonts w:ascii="Segoe UI" w:hAnsi="Segoe UI" w:cs="Segoe UI"/>
-          <w:sz w:val="21"/>
-          <w:szCs w:val="21"/>
-        </w:rPr>
-        <w:t>"</w:t>
-      </w:r>
-      <w:r>
-        <w:rPr>
-          <w:rFonts w:ascii="Segoe UI" w:hAnsi="Segoe UI" w:cs="Segoe UI"/>
-          <w:sz w:val="21"/>
-          <w:szCs w:val="21"/>
-        </w:rPr>
-        <w:t>检查该设备</w:t>
-      </w:r>
-      <w:r>
-        <w:rPr>
-          <w:rFonts w:ascii="Segoe UI" w:hAnsi="Segoe UI" w:cs="Segoe UI"/>
-          <w:sz w:val="21"/>
-          <w:szCs w:val="21"/>
-        </w:rPr>
-        <w:t>"</w:t>
-      </w:r>
-      <w:r>
-        <w:rPr>
-          <w:rFonts w:ascii="Segoe UI" w:hAnsi="Segoe UI" w:cs="Segoe UI" w:hint="eastAsia"/>
-          <w:sz w:val="21"/>
-          <w:szCs w:val="21"/>
+          <w:rFonts w:cs="Times New Roman"/>
+          <w:kern w:val="2"/>
+        </w:rPr>
+        <w:t>发出语音指令"检查该设备"</w:t>
+      </w:r>
+      <w:r>
+        <w:rPr>
+          <w:rFonts w:cs="Times New Roman" w:hint="eastAsia"/>
+          <w:kern w:val="2"/>
         </w:rPr>
         <w:t>，</w:t>
       </w:r>
       <w:r>
         <w:rPr>
-          <w:rFonts w:ascii="Segoe UI" w:hAnsi="Segoe UI" w:cs="Segoe UI"/>
-          <w:sz w:val="21"/>
-          <w:szCs w:val="21"/>
+          <w:rFonts w:cs="Times New Roman"/>
+          <w:kern w:val="2"/>
         </w:rPr>
         <w:t>机器狗接收到指令后</w:t>
       </w:r>
       <w:r>
         <w:rPr>
-          <w:rFonts w:ascii="Segoe UI" w:hAnsi="Segoe UI" w:cs="Segoe UI" w:hint="eastAsia"/>
-          <w:sz w:val="21"/>
-          <w:szCs w:val="21"/>
+          <w:rFonts w:cs="Times New Roman" w:hint="eastAsia"/>
+          <w:kern w:val="2"/>
         </w:rPr>
         <w:t>执行对应和</w:t>
       </w:r>
       <w:r>
         <w:rPr>
-          <w:rFonts w:ascii="Segoe UI" w:hAnsi="Segoe UI" w:cs="Segoe UI"/>
-          <w:sz w:val="21"/>
-          <w:szCs w:val="21"/>
-        </w:rPr>
-        <w:t>通过自身传感器执行检测任务，并将检测结果实时回传到</w:t>
-      </w:r>
-      <w:r>
-        <w:rPr>
-          <w:rFonts w:ascii="Segoe UI" w:hAnsi="Segoe UI" w:cs="Segoe UI"/>
-          <w:sz w:val="21"/>
-          <w:szCs w:val="21"/>
-        </w:rPr>
-        <w:t>AR</w:t>
-      </w:r>
-      <w:r>
-        <w:rPr>
-          <w:rFonts w:ascii="Segoe UI" w:hAnsi="Segoe UI" w:cs="Segoe UI"/>
-          <w:sz w:val="21"/>
-          <w:szCs w:val="21"/>
-        </w:rPr>
-        <w:t>眼镜。</w:t>
-      </w:r>
-      <w:r>
-        <w:rPr>
-          <w:rFonts w:ascii="Segoe UI" w:hAnsi="Segoe UI" w:cs="Segoe UI" w:hint="eastAsia"/>
-          <w:sz w:val="21"/>
-          <w:szCs w:val="21"/>
+          <w:rFonts w:cs="Times New Roman"/>
+          <w:kern w:val="2"/>
+        </w:rPr>
+        <w:t>通过自身传感器执行检测任务，并将检测结果实时回传到AR眼镜。</w:t>
+      </w:r>
+      <w:r>
+        <w:rPr>
+          <w:rFonts w:cs="Times New Roman" w:hint="eastAsia"/>
+          <w:kern w:val="2"/>
         </w:rPr>
         <w:t>如果遇到常见的故障（如开关关闭等），使用手势控制机器狗按下开关。</w:t>
       </w:r>
@@ -6994,6 +6699,7 @@
         <w:spacing w:line="360" w:lineRule="auto"/>
         <w:rPr>
           <w:rFonts w:ascii="宋体" w:hAnsi="宋体"/>
+          <w:b/>
           <w:sz w:val="24"/>
         </w:rPr>
       </w:pPr>
@@ -7036,14 +6742,6 @@
           <w:sz w:val="24"/>
         </w:rPr>
         <w:t>技术关键点和创新点是什么？</w:t>
-      </w:r>
-      <w:r>
-        <w:rPr>
-          <w:rFonts w:ascii="宋体" w:hAnsi="宋体" w:hint="eastAsia"/>
-          <w:b/>
-          <w:sz w:val="24"/>
-        </w:rPr>
-        <w:cr/>
       </w:r>
     </w:p>
     <w:p>
@@ -7055,6 +6753,43 @@
           <w:sz w:val="24"/>
         </w:rPr>
       </w:pPr>
+      <w:r>
+        <w:rPr>
+          <w:rFonts w:ascii="宋体" w:hAnsi="宋体" w:hint="eastAsia"/>
+          <w:b/>
+          <w:sz w:val="24"/>
+        </w:rPr>
+        <w:t>技术关键点</w:t>
+      </w:r>
+      <w:r>
+        <w:rPr>
+          <w:rFonts w:ascii="宋体" w:hAnsi="宋体" w:hint="eastAsia"/>
+          <w:b/>
+          <w:sz w:val="24"/>
+        </w:rPr>
+        <w:cr/>
+      </w:r>
+      <w:r>
+        <w:rPr>
+          <w:rFonts w:ascii="宋体" w:hAnsi="宋体" w:hint="eastAsia"/>
+          <w:sz w:val="24"/>
+        </w:rPr>
+        <w:t>一、</w:t>
+      </w:r>
+      <w:r>
+        <w:rPr>
+          <w:rFonts w:ascii="宋体" w:hAnsi="宋体" w:hint="eastAsia"/>
+          <w:sz w:val="24"/>
+        </w:rPr>
+        <w:t>多模态交互融合</w:t>
+      </w:r>
+      <w:r>
+        <w:rPr>
+          <w:rFonts w:ascii="MS Gothic" w:eastAsia="MS Gothic" w:hAnsi="MS Gothic" w:cs="MS Gothic" w:hint="eastAsia"/>
+          <w:sz w:val="24"/>
+        </w:rPr>
+        <w:t>​​</w:t>
+      </w:r>
     </w:p>
     <w:p>
       <w:pPr>
@@ -7062,33 +6797,64 @@
         <w:spacing w:line="360" w:lineRule="auto"/>
         <w:rPr>
           <w:rFonts w:ascii="宋体" w:hAnsi="宋体"/>
-          <w:b/>
-          <w:sz w:val="24"/>
-        </w:rPr>
-      </w:pPr>
-      <w:r>
-        <w:rPr>
-          <w:rFonts w:ascii="宋体" w:hAnsi="宋体"/>
-          <w:b/>
-          <w:sz w:val="24"/>
-        </w:rPr>
-        <w:t>5</w:t>
-      </w:r>
-      <w:r>
-        <w:rPr>
-          <w:rFonts w:ascii="宋体" w:hAnsi="宋体" w:hint="eastAsia"/>
-          <w:b/>
-          <w:sz w:val="24"/>
-        </w:rPr>
-        <w:t>.与现有技术相比，本</w:t>
-      </w:r>
-      <w:r>
-        <w:rPr>
-          <w:rFonts w:ascii="宋体" w:hAnsi="宋体" w:hint="eastAsia"/>
-          <w:b/>
-          <w:sz w:val="24"/>
-        </w:rPr>
-        <w:t>专利技术的优点/技术效果是什么？</w:t>
+          <w:sz w:val="24"/>
+        </w:rPr>
+      </w:pPr>
+      <w:r>
+        <w:rPr>
+          <w:rFonts w:ascii="MS Gothic" w:eastAsia="MS Gothic" w:hAnsi="MS Gothic" w:cs="MS Gothic" w:hint="eastAsia"/>
+          <w:sz w:val="24"/>
+        </w:rPr>
+        <w:t>​​</w:t>
+      </w:r>
+      <w:r>
+        <w:rPr>
+          <w:rFonts w:ascii="宋体" w:hAnsi="宋体" w:hint="eastAsia"/>
+          <w:sz w:val="24"/>
+        </w:rPr>
+        <w:t>核心机制</w:t>
+      </w:r>
+      <w:r>
+        <w:rPr>
+          <w:rFonts w:ascii="MS Gothic" w:eastAsia="MS Gothic" w:hAnsi="MS Gothic" w:cs="MS Gothic" w:hint="eastAsia"/>
+          <w:sz w:val="24"/>
+        </w:rPr>
+        <w:t>​​</w:t>
+      </w:r>
+      <w:r>
+        <w:rPr>
+          <w:rFonts w:ascii="宋体" w:hAnsi="宋体" w:cs="宋体" w:hint="eastAsia"/>
+          <w:sz w:val="24"/>
+        </w:rPr>
+        <w:t>：通过</w:t>
+      </w:r>
+      <w:r>
+        <w:rPr>
+          <w:rFonts w:ascii="MS Gothic" w:eastAsia="MS Gothic" w:hAnsi="MS Gothic" w:cs="MS Gothic" w:hint="eastAsia"/>
+          <w:sz w:val="24"/>
+        </w:rPr>
+        <w:t>​​</w:t>
+      </w:r>
+      <w:r>
+        <w:rPr>
+          <w:rFonts w:ascii="宋体" w:hAnsi="宋体" w:cs="宋体" w:hint="eastAsia"/>
+          <w:sz w:val="24"/>
+        </w:rPr>
+        <w:t>指令融合中心</w:t>
+      </w:r>
+      <w:r>
+        <w:rPr>
+          <w:rFonts w:ascii="MS Gothic" w:eastAsia="MS Gothic" w:hAnsi="MS Gothic" w:cs="MS Gothic" w:hint="eastAsia"/>
+          <w:sz w:val="24"/>
+        </w:rPr>
+        <w:t>​​</w:t>
+      </w:r>
+      <w:r>
+        <w:rPr>
+          <w:rFonts w:ascii="宋体" w:hAnsi="宋体" w:cs="宋体" w:hint="eastAsia"/>
+          <w:sz w:val="24"/>
+        </w:rPr>
+        <w:t>实现手势、语音、手柄控制的协同处理，解决传统单模交互的局限性。</w:t>
       </w:r>
     </w:p>
     <w:p>
@@ -7102,35 +6868,31 @@
       </w:pPr>
       <w:r>
         <w:rPr>
-          <w:rFonts w:ascii="楷体" w:eastAsia="楷体" w:hAnsi="楷体" w:hint="eastAsia"/>
-          <w:bCs/>
-          <w:sz w:val="24"/>
-        </w:rPr>
-        <w:t>（说明：</w:t>
-      </w:r>
-      <w:r>
-        <w:rPr>
-          <w:rFonts w:ascii="楷体" w:eastAsia="楷体" w:hAnsi="楷体"/>
-          <w:bCs/>
-          <w:sz w:val="24"/>
-        </w:rPr>
-        <w:t>1</w:t>
-      </w:r>
-      <w:r>
-        <w:rPr>
-          <w:rFonts w:ascii="楷体" w:eastAsia="楷体" w:hAnsi="楷体" w:hint="eastAsia"/>
-          <w:bCs/>
-          <w:sz w:val="24"/>
-        </w:rPr>
-        <w:t>）要尽量和现有技术的不足对应；2）要有理有据，技术效果要尽量和创新点对应，来自于创新点）</w:t>
-      </w:r>
-      <w:r>
-        <w:rPr>
-          <w:rFonts w:ascii="楷体" w:eastAsia="楷体" w:hAnsi="楷体" w:hint="eastAsia"/>
-          <w:bCs/>
-          <w:sz w:val="24"/>
-        </w:rPr>
-        <w:cr/>
+          <w:rFonts w:ascii="MS Gothic" w:eastAsia="MS Gothic" w:hAnsi="MS Gothic" w:cs="MS Gothic" w:hint="eastAsia"/>
+          <w:sz w:val="24"/>
+        </w:rPr>
+        <w:t>​​</w:t>
+      </w:r>
+      <w:r>
+        <w:rPr>
+          <w:rFonts w:ascii="宋体" w:hAnsi="宋体" w:hint="eastAsia"/>
+          <w:sz w:val="24"/>
+        </w:rPr>
+        <w:t>技术实现</w:t>
+      </w:r>
+      <w:r>
+        <w:rPr>
+          <w:rFonts w:ascii="MS Gothic" w:eastAsia="MS Gothic" w:hAnsi="MS Gothic" w:cs="MS Gothic" w:hint="eastAsia"/>
+          <w:sz w:val="24"/>
+        </w:rPr>
+        <w:t>​​</w:t>
+      </w:r>
+      <w:r>
+        <w:rPr>
+          <w:rFonts w:ascii="宋体" w:hAnsi="宋体" w:cs="宋体" w:hint="eastAsia"/>
+          <w:sz w:val="24"/>
+        </w:rPr>
+        <w:t>：</w:t>
       </w:r>
     </w:p>
     <w:p>
@@ -7138,10 +6900,17 @@
         <w:snapToGrid w:val="0"/>
         <w:spacing w:line="360" w:lineRule="auto"/>
         <w:rPr>
-          <w:rFonts w:ascii="宋体" w:hAnsi="宋体"/>
-          <w:sz w:val="24"/>
-        </w:rPr>
-      </w:pPr>
+          <w:rFonts w:ascii="宋体" w:hAnsi="宋体" w:hint="eastAsia"/>
+          <w:sz w:val="24"/>
+        </w:rPr>
+      </w:pPr>
+      <w:r>
+        <w:rPr>
+          <w:rFonts w:ascii="宋体" w:hAnsi="宋体" w:hint="eastAsia"/>
+          <w:sz w:val="24"/>
+        </w:rPr>
+        <w:t>时空对齐算法（300ms窗口内关联语音与手势）</w:t>
+      </w:r>
     </w:p>
     <w:p>
       <w:pPr>
@@ -7149,49 +6918,15 @@
         <w:spacing w:line="360" w:lineRule="auto"/>
         <w:rPr>
           <w:rFonts w:ascii="宋体" w:hAnsi="宋体"/>
-          <w:b/>
-          <w:sz w:val="24"/>
-        </w:rPr>
-      </w:pPr>
-      <w:r>
-        <w:rPr>
-          <w:rFonts w:ascii="宋体" w:hAnsi="宋体"/>
-          <w:b/>
-          <w:sz w:val="24"/>
-        </w:rPr>
-        <w:t>6</w:t>
-      </w:r>
-      <w:r>
-        <w:rPr>
-          <w:rFonts w:ascii="宋体" w:hAnsi="宋体" w:hint="eastAsia"/>
-          <w:b/>
-          <w:sz w:val="24"/>
-        </w:rPr>
-        <w:t>.是否还有别的替代方案同样能完成</w:t>
-      </w:r>
-      <w:r>
-        <w:rPr>
-          <w:rFonts w:ascii="宋体" w:hAnsi="宋体" w:hint="eastAsia"/>
-          <w:b/>
-          <w:sz w:val="24"/>
-        </w:rPr>
-        <w:t>本</w:t>
-      </w:r>
-      <w:r>
-        <w:rPr>
-          <w:rFonts w:ascii="宋体" w:hAnsi="宋体" w:hint="eastAsia"/>
-          <w:b/>
-          <w:sz w:val="24"/>
-        </w:rPr>
-        <w:t>发明目的？</w:t>
-      </w:r>
-      <w:r>
-        <w:rPr>
-          <w:rFonts w:ascii="宋体" w:hAnsi="宋体" w:hint="eastAsia"/>
-          <w:b/>
-          <w:sz w:val="24"/>
-        </w:rPr>
-        <w:cr/>
+          <w:sz w:val="24"/>
+        </w:rPr>
+      </w:pPr>
+      <w:r>
+        <w:rPr>
+          <w:rFonts w:ascii="宋体" w:hAnsi="宋体" w:hint="eastAsia"/>
+          <w:sz w:val="24"/>
+        </w:rPr>
+        <w:t>优先级仲裁策略（急停 &gt; 手势 &gt; 语音 &gt; 手柄）</w:t>
       </w:r>
     </w:p>
     <w:p>
@@ -7199,166 +6934,37 @@
         <w:snapToGrid w:val="0"/>
         <w:spacing w:line="360" w:lineRule="auto"/>
         <w:rPr>
-          <w:rFonts w:ascii="宋体" w:hAnsi="宋体"/>
-          <w:b/>
-          <w:sz w:val="24"/>
-        </w:rPr>
-      </w:pPr>
-      <w:r>
-        <w:rPr>
-          <w:rFonts w:ascii="宋体" w:hAnsi="宋体"/>
-          <w:b/>
-          <w:sz w:val="24"/>
-        </w:rPr>
-        <w:t>7</w:t>
-      </w:r>
-      <w:r>
-        <w:rPr>
-          <w:rFonts w:ascii="宋体" w:hAnsi="宋体" w:hint="eastAsia"/>
-          <w:b/>
-          <w:sz w:val="24"/>
-        </w:rPr>
-        <w:t>.其他有助于审阅、代理人员理解本技术的资料</w:t>
-      </w:r>
-      <w:r>
-        <w:rPr>
-          <w:rFonts w:ascii="宋体" w:hAnsi="宋体" w:hint="eastAsia"/>
-          <w:b/>
-          <w:sz w:val="24"/>
-        </w:rPr>
-        <w:t>.</w:t>
-      </w:r>
-    </w:p>
-    <w:p>
-      <w:pPr>
-        <w:snapToGrid w:val="0"/>
-        <w:spacing w:line="400" w:lineRule="exact"/>
-        <w:rPr>
-          <w:rFonts w:ascii="宋体" w:hAnsi="宋体"/>
-          <w:sz w:val="24"/>
-        </w:rPr>
-      </w:pPr>
-    </w:p>
-    <w:p>
-      <w:pPr>
-        <w:snapToGrid w:val="0"/>
-        <w:spacing w:line="400" w:lineRule="exact"/>
-        <w:rPr>
-          <w:b/>
-          <w:bCs/>
-          <w:color w:val="000000"/>
-          <w:sz w:val="24"/>
-        </w:rPr>
-      </w:pPr>
-      <w:r>
-        <w:rPr>
-          <w:rFonts w:ascii="宋体" w:hAnsi="宋体"/>
-          <w:b/>
-          <w:bCs/>
-          <w:sz w:val="24"/>
-        </w:rPr>
-        <w:t>8.</w:t>
-      </w:r>
-      <w:r>
-        <w:rPr>
-          <w:b/>
-          <w:bCs/>
-          <w:color w:val="000000"/>
-          <w:sz w:val="24"/>
-        </w:rPr>
-        <w:t xml:space="preserve"> </w:t>
-      </w:r>
-      <w:r>
-        <w:rPr>
-          <w:b/>
-          <w:bCs/>
-          <w:color w:val="000000"/>
-          <w:sz w:val="24"/>
-        </w:rPr>
-        <w:t>附图</w:t>
-      </w:r>
-    </w:p>
-    <w:p>
-      <w:pPr>
-        <w:snapToGrid w:val="0"/>
-        <w:spacing w:line="400" w:lineRule="exact"/>
-        <w:ind w:firstLineChars="200" w:firstLine="420"/>
-        <w:rPr>
-          <w:rFonts w:ascii="楷体" w:eastAsia="楷体" w:hAnsi="楷体"/>
-          <w:color w:val="000000"/>
-          <w:szCs w:val="21"/>
-        </w:rPr>
-      </w:pPr>
-      <w:r>
-        <w:rPr>
-          <w:rFonts w:ascii="楷体" w:eastAsia="楷体" w:hAnsi="楷体" w:hint="eastAsia"/>
-          <w:szCs w:val="21"/>
-        </w:rPr>
-        <w:t>（</w:t>
-      </w:r>
-      <w:r>
-        <w:rPr>
-          <w:rFonts w:ascii="楷体" w:eastAsia="楷体" w:hAnsi="楷体" w:hint="eastAsia"/>
-          <w:szCs w:val="21"/>
-        </w:rPr>
-        <w:t>附图是辅助性技术文件，它与说明书的文字内容一起，将本发明创造讲述清楚。可以是结构示意图、爆炸图、剖视图、局部放大图、原理图、流程图等。</w:t>
-      </w:r>
-      <w:r>
-        <w:rPr>
-          <w:rFonts w:ascii="楷体" w:eastAsia="楷体" w:hAnsi="楷体" w:hint="eastAsia"/>
-          <w:szCs w:val="21"/>
-        </w:rPr>
-        <w:t>说明：附图可以在对本专利技术方案进行详细阐述时放在一起做介绍</w:t>
-      </w:r>
-      <w:r>
-        <w:rPr>
-          <w:rFonts w:ascii="楷体" w:eastAsia="楷体" w:hAnsi="楷体" w:hint="eastAsia"/>
-          <w:szCs w:val="21"/>
-        </w:rPr>
-        <w:t>。）</w:t>
-      </w:r>
-    </w:p>
-    <w:p>
-      <w:pPr>
-        <w:snapToGrid w:val="0"/>
-        <w:spacing w:line="400" w:lineRule="exact"/>
-        <w:ind w:firstLineChars="200" w:firstLine="482"/>
-        <w:rPr>
-          <w:rFonts w:ascii="宋体" w:hAnsi="宋体"/>
-          <w:b/>
-          <w:sz w:val="24"/>
-        </w:rPr>
-      </w:pPr>
-    </w:p>
-    <w:p>
-      <w:pPr>
-        <w:snapToGrid w:val="0"/>
-        <w:spacing w:line="400" w:lineRule="exact"/>
-        <w:ind w:firstLineChars="200" w:firstLine="482"/>
-        <w:rPr>
-          <w:rFonts w:ascii="宋体" w:hAnsi="宋体"/>
-          <w:b/>
-          <w:sz w:val="24"/>
-        </w:rPr>
-      </w:pPr>
-    </w:p>
-    <w:p>
-      <w:pPr>
-        <w:widowControl/>
-        <w:jc w:val="left"/>
-        <w:rPr>
-          <w:rFonts w:ascii="宋体" w:hAnsi="宋体"/>
-          <w:b/>
-          <w:sz w:val="24"/>
-        </w:rPr>
-      </w:pPr>
-      <w:r>
-        <w:rPr>
-          <w:rFonts w:ascii="宋体" w:hAnsi="宋体"/>
-          <w:b/>
-          <w:sz w:val="24"/>
-        </w:rPr>
-        <w:br w:type="page"/>
+          <w:rFonts w:ascii="宋体" w:hAnsi="宋体" w:hint="eastAsia"/>
+          <w:sz w:val="24"/>
+        </w:rPr>
+      </w:pPr>
+      <w:r>
+        <w:rPr>
+          <w:rFonts w:ascii="宋体" w:hAnsi="宋体" w:hint="eastAsia"/>
+          <w:sz w:val="24"/>
+        </w:rPr>
+        <w:t>二、</w:t>
+      </w:r>
+      <w:r>
+        <w:rPr>
+          <w:rFonts w:ascii="MS Gothic" w:eastAsia="MS Gothic" w:hAnsi="MS Gothic" w:cs="MS Gothic" w:hint="eastAsia"/>
+          <w:sz w:val="24"/>
+        </w:rPr>
+        <w:t>​​</w:t>
+      </w:r>
+      <w:r>
+        <w:rPr>
+          <w:rFonts w:ascii="宋体" w:hAnsi="宋体" w:hint="eastAsia"/>
+          <w:sz w:val="24"/>
+        </w:rPr>
+        <w:t>异构数据流协同传输</w:t>
+      </w:r>
+      <w:r>
+        <w:rPr>
+          <w:rFonts w:ascii="MS Gothic" w:eastAsia="MS Gothic" w:hAnsi="MS Gothic" w:cs="MS Gothic" w:hint="eastAsia"/>
+          <w:sz w:val="24"/>
+        </w:rPr>
+        <w:t>​​</w:t>
       </w:r>
     </w:p>
     <w:p>
@@ -7367,43 +6973,578 @@
         <w:spacing w:line="360" w:lineRule="auto"/>
         <w:rPr>
           <w:rFonts w:ascii="宋体" w:hAnsi="宋体"/>
-          <w:b/>
-          <w:sz w:val="24"/>
-        </w:rPr>
-      </w:pPr>
-      <w:r>
-        <w:rPr>
-          <w:rFonts w:ascii="宋体" w:hAnsi="宋体" w:hint="eastAsia"/>
-          <w:b/>
-          <w:sz w:val="24"/>
-        </w:rPr>
-        <w:lastRenderedPageBreak/>
-        <w:t>以下几张幻灯片图是关于专利技术交底书的介绍，供参考：</w:t>
+          <w:sz w:val="24"/>
+        </w:rPr>
+      </w:pPr>
+      <w:r>
+        <w:rPr>
+          <w:rFonts w:ascii="MS Gothic" w:eastAsia="MS Gothic" w:hAnsi="MS Gothic" w:cs="MS Gothic" w:hint="eastAsia"/>
+          <w:sz w:val="24"/>
+        </w:rPr>
+        <w:t>​​</w:t>
+      </w:r>
+      <w:r>
+        <w:rPr>
+          <w:rFonts w:ascii="宋体" w:hAnsi="宋体" w:hint="eastAsia"/>
+          <w:sz w:val="24"/>
+        </w:rPr>
+        <w:t>1</w:t>
+      </w:r>
+      <w:r>
+        <w:rPr>
+          <w:rFonts w:ascii="宋体" w:hAnsi="宋体"/>
+          <w:sz w:val="24"/>
+        </w:rPr>
+        <w:t>.</w:t>
+      </w:r>
+      <w:r>
+        <w:rPr>
+          <w:rFonts w:ascii="宋体" w:hAnsi="宋体" w:hint="eastAsia"/>
+          <w:sz w:val="24"/>
+        </w:rPr>
+        <w:t>控制指令流</w:t>
+      </w:r>
+      <w:r>
+        <w:rPr>
+          <w:rFonts w:ascii="MS Gothic" w:eastAsia="MS Gothic" w:hAnsi="MS Gothic" w:cs="MS Gothic" w:hint="eastAsia"/>
+          <w:sz w:val="24"/>
+        </w:rPr>
+        <w:t>​​</w:t>
+      </w:r>
+      <w:r>
+        <w:rPr>
+          <w:rFonts w:ascii="宋体" w:hAnsi="宋体" w:cs="宋体" w:hint="eastAsia"/>
+          <w:sz w:val="24"/>
+        </w:rPr>
+        <w:t>：</w:t>
+      </w:r>
+      <w:r>
+        <w:rPr>
+          <w:rFonts w:ascii="宋体" w:hAnsi="宋体"/>
+          <w:sz w:val="24"/>
+        </w:rPr>
+        <w:t>UDP</w:t>
+      </w:r>
+      <w:r>
+        <w:rPr>
+          <w:rFonts w:ascii="宋体" w:hAnsi="宋体" w:hint="eastAsia"/>
+          <w:sz w:val="24"/>
+        </w:rPr>
+        <w:t>协议（低延迟，</w:t>
+      </w:r>
+      <w:r>
+        <w:rPr>
+          <w:rFonts w:ascii="宋体" w:hAnsi="宋体"/>
+          <w:sz w:val="24"/>
+        </w:rPr>
+        <w:t>25Hz</w:t>
+      </w:r>
+      <w:r>
+        <w:rPr>
+          <w:rFonts w:ascii="宋体" w:hAnsi="宋体" w:hint="eastAsia"/>
+          <w:sz w:val="24"/>
+        </w:rPr>
+        <w:t>）</w:t>
       </w:r>
     </w:p>
     <w:p>
       <w:pPr>
         <w:snapToGrid w:val="0"/>
         <w:spacing w:line="360" w:lineRule="auto"/>
-        <w:jc w:val="center"/>
-        <w:rPr>
-          <w:rFonts w:ascii="宋体" w:hAnsi="宋体"/>
-          <w:b/>
-          <w:sz w:val="24"/>
-        </w:rPr>
-      </w:pPr>
-      <w:r>
-        <w:rPr>
-          <w:rFonts w:ascii="宋体" w:hAnsi="宋体"/>
-          <w:b/>
-          <w:noProof/>
-          <w:sz w:val="24"/>
-        </w:rPr>
+        <w:rPr>
+          <w:rFonts w:ascii="宋体" w:hAnsi="宋体"/>
+          <w:sz w:val="24"/>
+        </w:rPr>
+      </w:pPr>
+      <w:r>
+        <w:rPr>
+          <w:rFonts w:ascii="MS Gothic" w:eastAsia="MS Gothic" w:hAnsi="MS Gothic" w:cs="MS Gothic" w:hint="eastAsia"/>
+          <w:sz w:val="24"/>
+        </w:rPr>
+        <w:t>​​</w:t>
+      </w:r>
+      <w:r>
+        <w:rPr>
+          <w:rFonts w:ascii="宋体" w:hAnsi="宋体" w:hint="eastAsia"/>
+          <w:sz w:val="24"/>
+        </w:rPr>
+        <w:t>2</w:t>
+      </w:r>
+      <w:r>
+        <w:rPr>
+          <w:rFonts w:ascii="宋体" w:hAnsi="宋体"/>
+          <w:sz w:val="24"/>
+        </w:rPr>
+        <w:t>.</w:t>
+      </w:r>
+      <w:r>
+        <w:rPr>
+          <w:rFonts w:ascii="宋体" w:hAnsi="宋体" w:hint="eastAsia"/>
+          <w:sz w:val="24"/>
+        </w:rPr>
+        <w:t>状态数据流</w:t>
+      </w:r>
+      <w:r>
+        <w:rPr>
+          <w:rFonts w:ascii="MS Gothic" w:eastAsia="MS Gothic" w:hAnsi="MS Gothic" w:cs="MS Gothic" w:hint="eastAsia"/>
+          <w:sz w:val="24"/>
+        </w:rPr>
+        <w:t>​​</w:t>
+      </w:r>
+      <w:r>
+        <w:rPr>
+          <w:rFonts w:ascii="宋体" w:hAnsi="宋体" w:cs="宋体" w:hint="eastAsia"/>
+          <w:sz w:val="24"/>
+        </w:rPr>
+        <w:t>：</w:t>
+      </w:r>
+      <w:r>
+        <w:rPr>
+          <w:rFonts w:ascii="宋体" w:hAnsi="宋体"/>
+          <w:sz w:val="24"/>
+        </w:rPr>
+        <w:t>ROS</w:t>
+      </w:r>
+      <w:r>
+        <w:rPr>
+          <w:rFonts w:ascii="宋体" w:hAnsi="宋体" w:hint="eastAsia"/>
+          <w:sz w:val="24"/>
+        </w:rPr>
+        <w:t>话题（高可靠，</w:t>
+      </w:r>
+      <w:r>
+        <w:rPr>
+          <w:rFonts w:ascii="宋体" w:hAnsi="宋体"/>
+          <w:sz w:val="24"/>
+        </w:rPr>
+        <w:t>2Hz</w:t>
+      </w:r>
+      <w:r>
+        <w:rPr>
+          <w:rFonts w:ascii="宋体" w:hAnsi="宋体" w:hint="eastAsia"/>
+          <w:sz w:val="24"/>
+        </w:rPr>
+        <w:t>）</w:t>
+      </w:r>
+    </w:p>
+    <w:p>
+      <w:pPr>
+        <w:snapToGrid w:val="0"/>
+        <w:spacing w:line="360" w:lineRule="auto"/>
+        <w:rPr>
+          <w:rFonts w:ascii="宋体" w:hAnsi="宋体" w:hint="eastAsia"/>
+          <w:sz w:val="24"/>
+        </w:rPr>
+      </w:pPr>
+      <w:r>
+        <w:rPr>
+          <w:rFonts w:ascii="宋体" w:hAnsi="宋体" w:hint="eastAsia"/>
+          <w:sz w:val="24"/>
+        </w:rPr>
+        <w:t>传输内容：机器</w:t>
+      </w:r>
+      <w:proofErr w:type="gramStart"/>
+      <w:r>
+        <w:rPr>
+          <w:rFonts w:ascii="宋体" w:hAnsi="宋体" w:hint="eastAsia"/>
+          <w:sz w:val="24"/>
+        </w:rPr>
+        <w:t>狗位置</w:t>
+      </w:r>
+      <w:proofErr w:type="gramEnd"/>
+      <w:r>
+        <w:rPr>
+          <w:rFonts w:ascii="宋体" w:hAnsi="宋体" w:hint="eastAsia"/>
+          <w:sz w:val="24"/>
+        </w:rPr>
+        <w:t>/姿态/电量/温度</w:t>
+      </w:r>
+    </w:p>
+    <w:p>
+      <w:pPr>
+        <w:snapToGrid w:val="0"/>
+        <w:spacing w:line="360" w:lineRule="auto"/>
+        <w:rPr>
+          <w:rFonts w:ascii="宋体" w:hAnsi="宋体"/>
+          <w:sz w:val="24"/>
+        </w:rPr>
+      </w:pPr>
+      <w:r>
+        <w:rPr>
+          <w:rFonts w:ascii="MS Gothic" w:eastAsia="MS Gothic" w:hAnsi="MS Gothic" w:cs="MS Gothic" w:hint="eastAsia"/>
+          <w:sz w:val="24"/>
+        </w:rPr>
+        <w:t>​​</w:t>
+      </w:r>
+      <w:r>
+        <w:rPr>
+          <w:rFonts w:ascii="宋体" w:hAnsi="宋体" w:hint="eastAsia"/>
+          <w:sz w:val="24"/>
+        </w:rPr>
+        <w:t>3</w:t>
+      </w:r>
+      <w:r>
+        <w:rPr>
+          <w:rFonts w:ascii="宋体" w:hAnsi="宋体"/>
+          <w:sz w:val="24"/>
+        </w:rPr>
+        <w:t>.</w:t>
+      </w:r>
+      <w:r>
+        <w:rPr>
+          <w:rFonts w:ascii="宋体" w:hAnsi="宋体" w:hint="eastAsia"/>
+          <w:sz w:val="24"/>
+        </w:rPr>
+        <w:t>视频</w:t>
+      </w:r>
+      <w:proofErr w:type="gramStart"/>
+      <w:r>
+        <w:rPr>
+          <w:rFonts w:ascii="宋体" w:hAnsi="宋体" w:hint="eastAsia"/>
+          <w:sz w:val="24"/>
+        </w:rPr>
+        <w:t>流独立</w:t>
+      </w:r>
+      <w:proofErr w:type="gramEnd"/>
+      <w:r>
+        <w:rPr>
+          <w:rFonts w:ascii="宋体" w:hAnsi="宋体" w:hint="eastAsia"/>
+          <w:sz w:val="24"/>
+        </w:rPr>
+        <w:t>通道</w:t>
+      </w:r>
+      <w:r>
+        <w:rPr>
+          <w:rFonts w:ascii="MS Gothic" w:eastAsia="MS Gothic" w:hAnsi="MS Gothic" w:cs="MS Gothic" w:hint="eastAsia"/>
+          <w:sz w:val="24"/>
+        </w:rPr>
+        <w:t>​​</w:t>
+      </w:r>
+      <w:r>
+        <w:rPr>
+          <w:rFonts w:ascii="宋体" w:hAnsi="宋体" w:cs="宋体" w:hint="eastAsia"/>
+          <w:sz w:val="24"/>
+        </w:rPr>
+        <w:t>：</w:t>
+      </w:r>
+    </w:p>
+    <w:p>
+      <w:pPr>
+        <w:snapToGrid w:val="0"/>
+        <w:spacing w:line="360" w:lineRule="auto"/>
+        <w:rPr>
+          <w:rFonts w:ascii="宋体" w:hAnsi="宋体"/>
+          <w:sz w:val="24"/>
+        </w:rPr>
+      </w:pPr>
+      <w:r>
+        <w:rPr>
+          <w:rFonts w:ascii="宋体" w:hAnsi="宋体" w:hint="eastAsia"/>
+          <w:sz w:val="24"/>
+        </w:rPr>
+        <w:t>RTSP传输</w:t>
+      </w:r>
+    </w:p>
+    <w:p>
+      <w:pPr>
+        <w:snapToGrid w:val="0"/>
+        <w:spacing w:line="360" w:lineRule="auto"/>
+        <w:rPr>
+          <w:rFonts w:ascii="宋体" w:hAnsi="宋体"/>
+          <w:sz w:val="24"/>
+        </w:rPr>
+      </w:pPr>
+    </w:p>
+    <w:p>
+      <w:pPr>
+        <w:snapToGrid w:val="0"/>
+        <w:spacing w:line="360" w:lineRule="auto"/>
+        <w:rPr>
+          <w:rFonts w:ascii="宋体" w:hAnsi="宋体"/>
+          <w:sz w:val="24"/>
+        </w:rPr>
+      </w:pPr>
+      <w:r>
+        <w:rPr>
+          <w:rFonts w:ascii="宋体" w:hAnsi="宋体"/>
+          <w:b/>
+          <w:bCs/>
+          <w:sz w:val="24"/>
+        </w:rPr>
+        <w:t>创新</w:t>
+      </w:r>
+      <w:r>
+        <w:rPr>
+          <w:rFonts w:ascii="宋体" w:hAnsi="宋体"/>
+          <w:b/>
+          <w:bCs/>
+          <w:sz w:val="24"/>
+        </w:rPr>
+        <w:t>点</w:t>
+      </w:r>
+      <w:r>
+        <w:rPr>
+          <w:rFonts w:ascii="宋体" w:hAnsi="宋体"/>
+          <w:sz w:val="24"/>
+        </w:rPr>
+        <w:t>：</w:t>
+      </w:r>
+    </w:p>
+    <w:p>
+      <w:pPr>
+        <w:snapToGrid w:val="0"/>
+        <w:spacing w:line="360" w:lineRule="auto"/>
+        <w:rPr>
+          <w:rFonts w:ascii="宋体" w:hAnsi="宋体"/>
+          <w:sz w:val="24"/>
+        </w:rPr>
+      </w:pPr>
+      <w:r>
+        <w:rPr>
+          <w:rFonts w:ascii="宋体" w:hAnsi="宋体" w:hint="eastAsia"/>
+          <w:sz w:val="24"/>
+        </w:rPr>
+        <w:t>1</w:t>
+      </w:r>
+      <w:r>
+        <w:rPr>
+          <w:rFonts w:ascii="宋体" w:hAnsi="宋体"/>
+          <w:sz w:val="24"/>
+        </w:rPr>
+        <w:t>.</w:t>
+      </w:r>
+      <w:r>
+        <w:rPr>
+          <w:rFonts w:ascii="宋体" w:hAnsi="宋体"/>
+          <w:sz w:val="24"/>
+        </w:rPr>
+        <w:t>首次实现</w:t>
+      </w:r>
+      <w:r>
+        <w:rPr>
+          <w:rFonts w:ascii="MS Gothic" w:eastAsia="MS Gothic" w:hAnsi="MS Gothic" w:cs="MS Gothic" w:hint="eastAsia"/>
+          <w:sz w:val="24"/>
+        </w:rPr>
+        <w:t>​</w:t>
+      </w:r>
+      <w:r>
+        <w:rPr>
+          <w:rFonts w:ascii="MS Gothic" w:eastAsia="MS Gothic" w:hAnsi="MS Gothic" w:cs="MS Gothic" w:hint="eastAsia"/>
+          <w:b/>
+          <w:bCs/>
+          <w:sz w:val="24"/>
+        </w:rPr>
+        <w:t>​</w:t>
+      </w:r>
+      <w:r>
+        <w:rPr>
+          <w:rFonts w:ascii="宋体" w:hAnsi="宋体"/>
+          <w:b/>
+          <w:bCs/>
+          <w:sz w:val="24"/>
+        </w:rPr>
+        <w:t>AR眼镜</w:t>
+      </w:r>
+      <w:r>
+        <w:rPr>
+          <w:rFonts w:ascii="MS Gothic" w:eastAsia="MS Gothic" w:hAnsi="MS Gothic" w:cs="MS Gothic" w:hint="eastAsia"/>
+          <w:b/>
+          <w:bCs/>
+          <w:sz w:val="24"/>
+        </w:rPr>
+        <w:t>​</w:t>
+      </w:r>
+      <w:r>
+        <w:rPr>
+          <w:rFonts w:ascii="MS Gothic" w:eastAsia="MS Gothic" w:hAnsi="MS Gothic" w:cs="MS Gothic" w:hint="eastAsia"/>
+          <w:sz w:val="24"/>
+        </w:rPr>
+        <w:t>​</w:t>
+      </w:r>
+      <w:r>
+        <w:rPr>
+          <w:rFonts w:ascii="宋体" w:hAnsi="宋体"/>
+          <w:sz w:val="24"/>
+        </w:rPr>
+        <w:t>作为四足机器人的</w:t>
+      </w:r>
+      <w:r>
+        <w:rPr>
+          <w:rFonts w:ascii="MS Gothic" w:eastAsia="MS Gothic" w:hAnsi="MS Gothic" w:cs="MS Gothic" w:hint="eastAsia"/>
+          <w:sz w:val="24"/>
+        </w:rPr>
+        <w:t>​</w:t>
+      </w:r>
+      <w:r>
+        <w:rPr>
+          <w:rFonts w:ascii="MS Gothic" w:eastAsia="MS Gothic" w:hAnsi="MS Gothic" w:cs="MS Gothic" w:hint="eastAsia"/>
+          <w:b/>
+          <w:bCs/>
+          <w:sz w:val="24"/>
+        </w:rPr>
+        <w:t>​</w:t>
+      </w:r>
+      <w:r>
+        <w:rPr>
+          <w:rFonts w:ascii="宋体" w:hAnsi="宋体"/>
+          <w:b/>
+          <w:bCs/>
+          <w:sz w:val="24"/>
+        </w:rPr>
+        <w:t>主控终端</w:t>
+      </w:r>
+      <w:r>
+        <w:rPr>
+          <w:rFonts w:ascii="MS Gothic" w:eastAsia="MS Gothic" w:hAnsi="MS Gothic" w:cs="MS Gothic" w:hint="eastAsia"/>
+          <w:b/>
+          <w:bCs/>
+          <w:sz w:val="24"/>
+        </w:rPr>
+        <w:t>​</w:t>
+      </w:r>
+      <w:r>
+        <w:rPr>
+          <w:rFonts w:ascii="MS Gothic" w:eastAsia="MS Gothic" w:hAnsi="MS Gothic" w:cs="MS Gothic" w:hint="eastAsia"/>
+          <w:sz w:val="24"/>
+        </w:rPr>
+        <w:t>​</w:t>
+      </w:r>
+      <w:r>
+        <w:rPr>
+          <w:rFonts w:ascii="宋体" w:hAnsi="宋体"/>
+          <w:sz w:val="24"/>
+        </w:rPr>
+        <w:t>，替代传统物理遥控器</w:t>
+      </w:r>
+    </w:p>
+    <w:p>
+      <w:pPr>
+        <w:snapToGrid w:val="0"/>
+        <w:spacing w:line="360" w:lineRule="auto"/>
+        <w:rPr>
+          <w:rFonts w:ascii="宋体" w:hAnsi="宋体"/>
+          <w:sz w:val="24"/>
+        </w:rPr>
+      </w:pPr>
+      <w:r>
+        <w:rPr>
+          <w:rFonts w:ascii="宋体" w:hAnsi="宋体"/>
+          <w:sz w:val="24"/>
+        </w:rPr>
+        <w:t>2.</w:t>
+      </w:r>
+      <w:r>
+        <w:rPr>
+          <w:rFonts w:ascii="宋体" w:hAnsi="宋体" w:hint="eastAsia"/>
+          <w:sz w:val="24"/>
+        </w:rPr>
+        <w:t>人-机-环境闭环协同，</w:t>
+      </w:r>
+      <w:r>
+        <w:rPr>
+          <w:rFonts w:ascii="宋体" w:hAnsi="宋体"/>
+          <w:b/>
+          <w:bCs/>
+          <w:sz w:val="24"/>
+        </w:rPr>
+        <w:t>状态实时可视化</w:t>
+      </w:r>
+    </w:p>
+    <w:p>
+      <w:pPr>
+        <w:snapToGrid w:val="0"/>
+        <w:spacing w:line="360" w:lineRule="auto"/>
+        <w:rPr>
+          <w:rFonts w:ascii="宋体" w:hAnsi="宋体"/>
+          <w:sz w:val="24"/>
+        </w:rPr>
+      </w:pPr>
+      <w:r>
+        <w:rPr>
+          <w:rFonts w:ascii="宋体" w:hAnsi="宋体" w:hint="eastAsia"/>
+          <w:sz w:val="24"/>
+        </w:rPr>
+        <w:t>3</w:t>
+      </w:r>
+      <w:r>
+        <w:rPr>
+          <w:rFonts w:ascii="宋体" w:hAnsi="宋体"/>
+          <w:sz w:val="24"/>
+        </w:rPr>
+        <w:t>.</w:t>
+      </w:r>
+      <w:r>
+        <w:rPr>
+          <w:rFonts w:ascii="宋体" w:hAnsi="宋体"/>
+          <w:b/>
+          <w:bCs/>
+          <w:sz w:val="24"/>
+        </w:rPr>
+        <w:t>动态模态仲裁机制</w:t>
+      </w:r>
+      <w:r>
+        <w:rPr>
+          <w:rFonts w:ascii="MS Gothic" w:eastAsia="MS Gothic" w:hAnsi="MS Gothic" w:cs="MS Gothic" w:hint="eastAsia"/>
+          <w:b/>
+          <w:bCs/>
+          <w:sz w:val="24"/>
+        </w:rPr>
+        <w:t>​</w:t>
+      </w:r>
+      <w:r>
+        <w:rPr>
+          <w:rFonts w:ascii="MS Gothic" w:eastAsia="MS Gothic" w:hAnsi="MS Gothic" w:cs="MS Gothic" w:hint="eastAsia"/>
+          <w:sz w:val="24"/>
+        </w:rPr>
+        <w:t>​</w:t>
+      </w:r>
+      <w:r>
+        <w:rPr>
+          <w:rFonts w:ascii="宋体" w:hAnsi="宋体"/>
+          <w:b/>
+          <w:bCs/>
+          <w:sz w:val="24"/>
+        </w:rPr>
+        <w:t>冲突场景</w:t>
+      </w:r>
+      <w:r>
+        <w:rPr>
+          <w:rFonts w:ascii="MS Gothic" w:eastAsia="MS Gothic" w:hAnsi="MS Gothic" w:cs="MS Gothic" w:hint="eastAsia"/>
+          <w:b/>
+          <w:bCs/>
+          <w:sz w:val="24"/>
+        </w:rPr>
+        <w:t>​</w:t>
+      </w:r>
+      <w:r>
+        <w:rPr>
+          <w:rFonts w:ascii="MS Gothic" w:eastAsia="MS Gothic" w:hAnsi="MS Gothic" w:cs="MS Gothic" w:hint="eastAsia"/>
+          <w:sz w:val="24"/>
+        </w:rPr>
+        <w:t>​</w:t>
+      </w:r>
+    </w:p>
+    <w:p>
+      <w:pPr>
+        <w:pStyle w:val="ae"/>
+        <w:shd w:val="clear" w:color="auto" w:fill="FCFCFC"/>
+        <w:spacing w:before="0" w:beforeAutospacing="0" w:after="0" w:afterAutospacing="0"/>
+        <w:ind w:left="60"/>
+        <w:textAlignment w:val="baseline"/>
+        <w:rPr>
+          <w:rFonts w:hint="eastAsia"/>
+        </w:rPr>
+      </w:pPr>
+      <w:r>
+        <w:rPr>
+          <w:rFonts w:hint="eastAsia"/>
+        </w:rPr>
+        <w:lastRenderedPageBreak/>
         <w:drawing>
-          <wp:inline distT="0" distB="0" distL="0" distR="0" wp14:anchorId="3B7B46F0" wp14:editId="239FE10D">
-            <wp:extent cx="3689350" cy="2767011"/>
+          <wp:inline distT="0" distB="0" distL="0" distR="0" wp14:anchorId="7EAFD666" wp14:editId="442A5EBF">
+            <wp:extent cx="2558562" cy="2783764"/>
             <wp:effectExtent l="0" t="0" r="0" b="0"/>
-            <wp:docPr id="1" name="图片 1"/>
+            <wp:docPr id="10" name="图片 10" descr="C:\Users\me\AppData\Local\Microsoft\Windows\INetCache\Content.MSO\ADB9E05C.tmp"/>
             <wp:cNvGraphicFramePr>
               <a:graphicFrameLocks xmlns:a="http://schemas.openxmlformats.org/drawingml/2006/main" noChangeAspect="1"/>
             </wp:cNvGraphicFramePr>
@@ -7411,23 +7552,36 @@
               <a:graphicData uri="http://schemas.openxmlformats.org/drawingml/2006/picture">
                 <pic:pic xmlns:pic="http://schemas.openxmlformats.org/drawingml/2006/picture">
                   <pic:nvPicPr>
-                    <pic:cNvPr id="0" name=""/>
-                    <pic:cNvPicPr/>
+                    <pic:cNvPr id="0" name="Picture 2" descr="C:\Users\me\AppData\Local\Microsoft\Windows\INetCache\Content.MSO\ADB9E05C.tmp"/>
+                    <pic:cNvPicPr>
+                      <a:picLocks noChangeAspect="1" noChangeArrowheads="1"/>
+                    </pic:cNvPicPr>
                   </pic:nvPicPr>
                   <pic:blipFill>
-                    <a:blip r:embed="rId10"/>
+                    <a:blip r:embed="rId10" cstate="print">
+                      <a:extLst>
+                        <a:ext uri="{28A0092B-C50C-407E-A947-70E740481C1C}">
+                          <a14:useLocalDpi xmlns:a14="http://schemas.microsoft.com/office/drawing/2010/main" val="0"/>
+                        </a:ext>
+                      </a:extLst>
+                    </a:blip>
+                    <a:srcRect/>
                     <a:stretch>
                       <a:fillRect/>
                     </a:stretch>
                   </pic:blipFill>
-                  <pic:spPr>
+                  <pic:spPr bwMode="auto">
                     <a:xfrm>
                       <a:off x="0" y="0"/>
-                      <a:ext cx="3689540" cy="2767154"/>
+                      <a:ext cx="2567463" cy="2793448"/>
                     </a:xfrm>
                     <a:prstGeom prst="rect">
                       <a:avLst/>
                     </a:prstGeom>
+                    <a:noFill/>
+                    <a:ln>
+                      <a:noFill/>
+                    </a:ln>
                   </pic:spPr>
                 </pic:pic>
               </a:graphicData>
@@ -7440,109 +7594,627 @@
       <w:pPr>
         <w:snapToGrid w:val="0"/>
         <w:spacing w:line="360" w:lineRule="auto"/>
-        <w:jc w:val="center"/>
-        <w:rPr>
-          <w:rFonts w:ascii="宋体" w:hAnsi="宋体"/>
-          <w:b/>
-          <w:sz w:val="24"/>
-        </w:rPr>
-      </w:pPr>
+        <w:rPr>
+          <w:rFonts w:ascii="宋体" w:hAnsi="宋体"/>
+          <w:b/>
+          <w:sz w:val="24"/>
+        </w:rPr>
+      </w:pPr>
+      <w:r>
+        <w:rPr>
+          <w:rFonts w:ascii="宋体" w:hAnsi="宋体"/>
+          <w:b/>
+          <w:sz w:val="24"/>
+        </w:rPr>
+        <w:t>5</w:t>
+      </w:r>
+      <w:r>
+        <w:rPr>
+          <w:rFonts w:ascii="宋体" w:hAnsi="宋体" w:hint="eastAsia"/>
+          <w:b/>
+          <w:sz w:val="24"/>
+        </w:rPr>
+        <w:t>.与现有技术相比，本</w:t>
+      </w:r>
+      <w:r>
+        <w:rPr>
+          <w:rFonts w:ascii="宋体" w:hAnsi="宋体" w:hint="eastAsia"/>
+          <w:b/>
+          <w:sz w:val="24"/>
+        </w:rPr>
+        <w:t>专利技术的优点/技术效果是什么？</w:t>
+      </w:r>
     </w:p>
     <w:p>
       <w:pPr>
         <w:snapToGrid w:val="0"/>
         <w:spacing w:line="360" w:lineRule="auto"/>
-        <w:jc w:val="center"/>
-        <w:rPr>
-          <w:rFonts w:ascii="宋体" w:hAnsi="宋体"/>
-          <w:b/>
-          <w:sz w:val="24"/>
-        </w:rPr>
-      </w:pPr>
-      <w:r>
-        <w:rPr>
-          <w:rFonts w:ascii="宋体" w:hAnsi="宋体"/>
-          <w:b/>
-          <w:noProof/>
-          <w:sz w:val="24"/>
-        </w:rPr>
-        <w:drawing>
-          <wp:inline distT="0" distB="0" distL="0" distR="0" wp14:anchorId="765387F2" wp14:editId="14CE4C56">
-            <wp:extent cx="3517900" cy="2638424"/>
-            <wp:effectExtent l="0" t="0" r="0" b="0"/>
-            <wp:docPr id="2" name="图片 2"/>
-            <wp:cNvGraphicFramePr>
-              <a:graphicFrameLocks xmlns:a="http://schemas.openxmlformats.org/drawingml/2006/main" noChangeAspect="1"/>
-            </wp:cNvGraphicFramePr>
-            <a:graphic xmlns:a="http://schemas.openxmlformats.org/drawingml/2006/main">
-              <a:graphicData uri="http://schemas.openxmlformats.org/drawingml/2006/picture">
-                <pic:pic xmlns:pic="http://schemas.openxmlformats.org/drawingml/2006/picture">
-                  <pic:nvPicPr>
-                    <pic:cNvPr id="0" name=""/>
-                    <pic:cNvPicPr/>
-                  </pic:nvPicPr>
-                  <pic:blipFill>
-                    <a:blip r:embed="rId11"/>
-                    <a:stretch>
-                      <a:fillRect/>
-                    </a:stretch>
-                  </pic:blipFill>
-                  <pic:spPr>
-                    <a:xfrm>
-                      <a:off x="0" y="0"/>
-                      <a:ext cx="3518081" cy="2638560"/>
-                    </a:xfrm>
-                    <a:prstGeom prst="rect">
-                      <a:avLst/>
-                    </a:prstGeom>
-                  </pic:spPr>
-                </pic:pic>
-              </a:graphicData>
-            </a:graphic>
-          </wp:inline>
-        </w:drawing>
-      </w:r>
-    </w:p>
-    <w:p>
-      <w:pPr>
-        <w:widowControl/>
-        <w:jc w:val="left"/>
-        <w:rPr>
-          <w:rFonts w:ascii="宋体" w:hAnsi="宋体"/>
-          <w:b/>
-          <w:sz w:val="24"/>
-        </w:rPr>
-      </w:pPr>
-      <w:r>
-        <w:rPr>
-          <w:rFonts w:ascii="宋体" w:hAnsi="宋体"/>
-          <w:b/>
-          <w:sz w:val="24"/>
-        </w:rPr>
-        <w:br w:type="page"/>
+        <w:rPr>
+          <w:rFonts w:ascii="楷体" w:eastAsia="楷体" w:hAnsi="楷体"/>
+          <w:bCs/>
+          <w:sz w:val="24"/>
+        </w:rPr>
+      </w:pPr>
+      <w:r>
+        <w:rPr>
+          <w:rFonts w:ascii="楷体" w:eastAsia="楷体" w:hAnsi="楷体" w:hint="eastAsia"/>
+          <w:bCs/>
+          <w:sz w:val="24"/>
+        </w:rPr>
+        <w:t>（说明：</w:t>
+      </w:r>
+      <w:r>
+        <w:rPr>
+          <w:rFonts w:ascii="楷体" w:eastAsia="楷体" w:hAnsi="楷体"/>
+          <w:bCs/>
+          <w:sz w:val="24"/>
+        </w:rPr>
+        <w:t>1</w:t>
+      </w:r>
+      <w:r>
+        <w:rPr>
+          <w:rFonts w:ascii="楷体" w:eastAsia="楷体" w:hAnsi="楷体" w:hint="eastAsia"/>
+          <w:bCs/>
+          <w:sz w:val="24"/>
+        </w:rPr>
+        <w:t>）要尽量和现有技术的不足对应；2）要有理有据，技术效果要尽量和创新点对应，来自于创新点）</w:t>
       </w:r>
     </w:p>
     <w:p>
       <w:pPr>
         <w:snapToGrid w:val="0"/>
         <w:spacing w:line="360" w:lineRule="auto"/>
-        <w:jc w:val="center"/>
-        <w:rPr>
-          <w:rFonts w:ascii="宋体" w:hAnsi="宋体"/>
-          <w:b/>
-          <w:sz w:val="24"/>
-        </w:rPr>
-      </w:pPr>
-      <w:r>
-        <w:rPr>
-          <w:noProof/>
+        <w:rPr>
+          <w:rFonts w:ascii="宋体" w:hAnsi="宋体"/>
+          <w:b/>
+          <w:sz w:val="24"/>
+        </w:rPr>
+      </w:pPr>
+      <w:r>
+        <w:rPr>
+          <w:rFonts w:ascii="宋体" w:hAnsi="宋体" w:hint="eastAsia"/>
+          <w:b/>
+          <w:sz w:val="24"/>
+        </w:rPr>
+        <w:t>优点</w:t>
+      </w:r>
+    </w:p>
+    <w:p>
+      <w:pPr>
+        <w:snapToGrid w:val="0"/>
+        <w:spacing w:line="360" w:lineRule="auto"/>
+        <w:rPr>
+          <w:rFonts w:ascii="宋体" w:hAnsi="宋体"/>
+          <w:sz w:val="24"/>
+        </w:rPr>
+      </w:pPr>
+      <w:r>
+        <w:rPr>
+          <w:rFonts w:ascii="楷体" w:eastAsia="楷体" w:hAnsi="楷体"/>
+          <w:bCs/>
+          <w:sz w:val="24"/>
+        </w:rPr>
+        <w:t>1.</w:t>
+      </w:r>
+      <w:r>
+        <w:rPr>
+          <w:rFonts w:ascii="宋体" w:hAnsi="宋体" w:hint="eastAsia"/>
+          <w:sz w:val="24"/>
+        </w:rPr>
+        <w:t>针对</w:t>
+      </w:r>
+      <w:r>
+        <w:rPr>
+          <w:rFonts w:ascii="宋体" w:hAnsi="宋体" w:hint="eastAsia"/>
+          <w:sz w:val="24"/>
+        </w:rPr>
+        <w:t>现有单一模态控制方式（物理遥控或纯语音）</w:t>
+      </w:r>
+      <w:r>
+        <w:rPr>
+          <w:rFonts w:ascii="宋体" w:hAnsi="宋体" w:hint="eastAsia"/>
+          <w:sz w:val="24"/>
+        </w:rPr>
+        <w:t>：</w:t>
+      </w:r>
+      <w:r>
+        <w:rPr>
+          <w:rFonts w:ascii="宋体" w:hAnsi="宋体" w:hint="eastAsia"/>
+          <w:sz w:val="24"/>
+        </w:rPr>
+        <w:t>通过</w:t>
+      </w:r>
+      <w:r>
+        <w:rPr>
+          <w:rFonts w:ascii="MS Gothic" w:eastAsia="MS Gothic" w:hAnsi="MS Gothic" w:cs="MS Gothic" w:hint="eastAsia"/>
+          <w:sz w:val="24"/>
+        </w:rPr>
+        <w:t>​​</w:t>
+      </w:r>
+      <w:r>
+        <w:rPr>
+          <w:rFonts w:ascii="宋体" w:hAnsi="宋体" w:cs="宋体" w:hint="eastAsia"/>
+          <w:sz w:val="24"/>
+        </w:rPr>
+        <w:t>指令融合中心</w:t>
+      </w:r>
+      <w:r>
+        <w:rPr>
+          <w:rFonts w:ascii="MS Gothic" w:eastAsia="MS Gothic" w:hAnsi="MS Gothic" w:cs="MS Gothic" w:hint="eastAsia"/>
+          <w:sz w:val="24"/>
+        </w:rPr>
+        <w:t>​​</w:t>
+      </w:r>
+      <w:r>
+        <w:rPr>
+          <w:rFonts w:ascii="宋体" w:hAnsi="宋体" w:cs="宋体" w:hint="eastAsia"/>
+          <w:sz w:val="24"/>
+        </w:rPr>
+        <w:t>实现手势、语音、手柄控制的协同处理，解决传统单模交互的局限性。</w:t>
+      </w:r>
+    </w:p>
+    <w:p>
+      <w:pPr>
+        <w:snapToGrid w:val="0"/>
+        <w:spacing w:line="360" w:lineRule="auto"/>
+        <w:rPr>
+          <w:rFonts w:ascii="宋体" w:hAnsi="宋体"/>
+          <w:sz w:val="24"/>
+        </w:rPr>
+      </w:pPr>
+      <w:r>
+        <w:rPr>
+          <w:rFonts w:ascii="宋体" w:hAnsi="宋体"/>
+          <w:sz w:val="24"/>
+        </w:rPr>
+        <w:t>2.</w:t>
+      </w:r>
+      <w:r>
+        <w:rPr>
+          <w:rFonts w:ascii="宋体" w:hAnsi="宋体" w:hint="eastAsia"/>
+          <w:sz w:val="24"/>
+        </w:rPr>
+        <w:t xml:space="preserve"> </w:t>
+      </w:r>
+      <w:r>
+        <w:rPr>
+          <w:rFonts w:ascii="宋体" w:hAnsi="宋体" w:hint="eastAsia"/>
+          <w:sz w:val="24"/>
+        </w:rPr>
+        <w:t>针对</w:t>
+      </w:r>
+      <w:r>
+        <w:rPr>
+          <w:rFonts w:ascii="宋体" w:hAnsi="宋体" w:hint="eastAsia"/>
+          <w:sz w:val="24"/>
+        </w:rPr>
+        <w:t>复杂</w:t>
+      </w:r>
+      <w:r>
+        <w:rPr>
+          <w:rFonts w:ascii="宋体" w:hAnsi="宋体" w:hint="eastAsia"/>
+          <w:sz w:val="24"/>
+        </w:rPr>
+        <w:t>环境下的指令识别准确性和可靠性</w:t>
+      </w:r>
+      <w:r>
+        <w:rPr>
+          <w:rFonts w:ascii="宋体" w:hAnsi="宋体" w:hint="eastAsia"/>
+          <w:sz w:val="24"/>
+        </w:rPr>
+        <w:t>：利用AR眼镜的麦克风收音代替</w:t>
+      </w:r>
+      <w:proofErr w:type="gramStart"/>
+      <w:r>
+        <w:rPr>
+          <w:rFonts w:ascii="宋体" w:hAnsi="宋体" w:hint="eastAsia"/>
+          <w:sz w:val="24"/>
+        </w:rPr>
+        <w:t>机器狗上搭载</w:t>
+      </w:r>
+      <w:proofErr w:type="gramEnd"/>
+      <w:r>
+        <w:rPr>
+          <w:rFonts w:ascii="宋体" w:hAnsi="宋体" w:hint="eastAsia"/>
+          <w:sz w:val="24"/>
+        </w:rPr>
+        <w:t>AI语音主机，</w:t>
+      </w:r>
+      <w:r>
+        <w:rPr>
+          <w:rFonts w:ascii="宋体" w:hAnsi="宋体" w:cs="宋体" w:hint="eastAsia"/>
+          <w:sz w:val="24"/>
+        </w:rPr>
+        <w:t>机器狗</w:t>
+      </w:r>
+      <w:r>
+        <w:rPr>
+          <w:rFonts w:ascii="MS Gothic" w:eastAsia="MS Gothic" w:hAnsi="MS Gothic" w:cs="MS Gothic" w:hint="eastAsia"/>
+          <w:sz w:val="24"/>
+        </w:rPr>
+        <w:t>​​</w:t>
+      </w:r>
+      <w:r>
+        <w:rPr>
+          <w:rFonts w:ascii="宋体" w:hAnsi="宋体" w:cs="宋体" w:hint="eastAsia"/>
+          <w:sz w:val="24"/>
+        </w:rPr>
+        <w:t>可靠识别并响应其唯一指定操作者（“主人”）的命令</w:t>
+      </w:r>
+      <w:r>
+        <w:rPr>
+          <w:rFonts w:ascii="MS Gothic" w:eastAsia="MS Gothic" w:hAnsi="MS Gothic" w:cs="MS Gothic" w:hint="eastAsia"/>
+          <w:sz w:val="24"/>
+        </w:rPr>
+        <w:t>​​</w:t>
+      </w:r>
+      <w:r>
+        <w:rPr>
+          <w:rFonts w:asciiTheme="minorEastAsia" w:eastAsiaTheme="minorEastAsia" w:hAnsiTheme="minorEastAsia" w:cs="MS Gothic" w:hint="eastAsia"/>
+          <w:sz w:val="24"/>
+        </w:rPr>
+        <w:t>。</w:t>
+      </w:r>
+    </w:p>
+    <w:p>
+      <w:pPr>
+        <w:snapToGrid w:val="0"/>
+        <w:spacing w:line="360" w:lineRule="auto"/>
+        <w:rPr>
+          <w:rFonts w:ascii="宋体" w:hAnsi="宋体"/>
+          <w:sz w:val="24"/>
+        </w:rPr>
+      </w:pPr>
+      <w:r>
+        <w:rPr>
+          <w:rFonts w:ascii="宋体" w:hAnsi="宋体" w:hint="eastAsia"/>
+          <w:sz w:val="24"/>
+        </w:rPr>
+        <w:t>3</w:t>
+      </w:r>
+      <w:r>
+        <w:rPr>
+          <w:rFonts w:ascii="宋体" w:hAnsi="宋体"/>
+          <w:sz w:val="24"/>
+        </w:rPr>
+        <w:t>.</w:t>
+      </w:r>
+      <w:r>
+        <w:rPr>
+          <w:rFonts w:ascii="宋体" w:hAnsi="宋体" w:hint="eastAsia"/>
+          <w:sz w:val="24"/>
+        </w:rPr>
+        <w:t xml:space="preserve"> </w:t>
+      </w:r>
+      <w:r>
+        <w:rPr>
+          <w:rFonts w:ascii="宋体" w:hAnsi="宋体" w:hint="eastAsia"/>
+          <w:sz w:val="24"/>
+        </w:rPr>
+        <w:t>人机交互体验受限，操作</w:t>
+      </w:r>
+      <w:proofErr w:type="gramStart"/>
+      <w:r>
+        <w:rPr>
+          <w:rFonts w:ascii="宋体" w:hAnsi="宋体" w:hint="eastAsia"/>
+          <w:sz w:val="24"/>
+        </w:rPr>
+        <w:t>负担高</w:t>
+      </w:r>
+      <w:proofErr w:type="gramEnd"/>
+      <w:r>
+        <w:rPr>
+          <w:rFonts w:ascii="宋体" w:hAnsi="宋体" w:hint="eastAsia"/>
+          <w:sz w:val="24"/>
+        </w:rPr>
+        <w:t>问题：使用手势识别，语音识别结合代替传统的物理遥控。</w:t>
+      </w:r>
+      <w:r>
+        <w:rPr>
+          <w:rFonts w:ascii="宋体" w:hAnsi="宋体" w:hint="eastAsia"/>
+          <w:sz w:val="24"/>
+        </w:rPr>
+        <w:t>消除对物理遥控器双手握持的依赖，允许操作</w:t>
+      </w:r>
+      <w:proofErr w:type="gramStart"/>
+      <w:r>
+        <w:rPr>
+          <w:rFonts w:ascii="宋体" w:hAnsi="宋体" w:hint="eastAsia"/>
+          <w:sz w:val="24"/>
+        </w:rPr>
+        <w:t>者解放</w:t>
+      </w:r>
+      <w:proofErr w:type="gramEnd"/>
+      <w:r>
+        <w:rPr>
+          <w:rFonts w:ascii="宋体" w:hAnsi="宋体" w:hint="eastAsia"/>
+          <w:sz w:val="24"/>
+        </w:rPr>
+        <w:t>双手进行其他任务，并利用</w:t>
+      </w:r>
+      <w:r>
+        <w:rPr>
+          <w:rFonts w:ascii="宋体" w:hAnsi="宋体"/>
+          <w:sz w:val="24"/>
+        </w:rPr>
+        <w:t>AR</w:t>
+      </w:r>
+      <w:r>
+        <w:rPr>
+          <w:rFonts w:ascii="宋体" w:hAnsi="宋体" w:hint="eastAsia"/>
+          <w:sz w:val="24"/>
+        </w:rPr>
+        <w:t>技术将虚拟控制界面和机器</w:t>
+      </w:r>
+      <w:proofErr w:type="gramStart"/>
+      <w:r>
+        <w:rPr>
+          <w:rFonts w:ascii="宋体" w:hAnsi="宋体" w:hint="eastAsia"/>
+          <w:sz w:val="24"/>
+        </w:rPr>
+        <w:t>狗相关</w:t>
+      </w:r>
+      <w:proofErr w:type="gramEnd"/>
+      <w:r>
+        <w:rPr>
+          <w:rFonts w:ascii="宋体" w:hAnsi="宋体" w:hint="eastAsia"/>
+          <w:sz w:val="24"/>
+        </w:rPr>
+        <w:t>关键信息（指令反馈、导航路径、任务目标点等）直接、精准地叠加到用户视野中的真实世界相应位置，大幅提升人机交互的空间感知力、直观性和操作效率。</w:t>
+      </w:r>
+    </w:p>
+    <w:p>
+      <w:pPr>
+        <w:snapToGrid w:val="0"/>
+        <w:spacing w:line="360" w:lineRule="auto"/>
+        <w:rPr>
+          <w:rFonts w:ascii="宋体" w:hAnsi="宋体"/>
+          <w:b/>
+          <w:sz w:val="24"/>
+        </w:rPr>
+      </w:pPr>
+      <w:r>
+        <w:rPr>
+          <w:rFonts w:ascii="宋体" w:hAnsi="宋体" w:hint="eastAsia"/>
+          <w:b/>
+          <w:sz w:val="24"/>
+        </w:rPr>
+        <w:t>技术效果</w:t>
+      </w:r>
+    </w:p>
+    <w:p>
+      <w:pPr>
+        <w:snapToGrid w:val="0"/>
+        <w:spacing w:line="360" w:lineRule="auto"/>
+        <w:ind w:firstLine="420"/>
+        <w:rPr>
+          <w:rFonts w:ascii="宋体" w:hAnsi="宋体" w:hint="eastAsia"/>
+          <w:sz w:val="24"/>
+        </w:rPr>
+      </w:pPr>
+      <w:r>
+        <w:rPr>
+          <w:rFonts w:ascii="宋体" w:hAnsi="宋体" w:hint="eastAsia"/>
+          <w:sz w:val="24"/>
+        </w:rPr>
+        <w:t>通过AR眼镜控制完成指定UI操作以及机器</w:t>
+      </w:r>
+      <w:proofErr w:type="gramStart"/>
+      <w:r>
+        <w:rPr>
+          <w:rFonts w:ascii="宋体" w:hAnsi="宋体" w:hint="eastAsia"/>
+          <w:sz w:val="24"/>
+        </w:rPr>
+        <w:t>狗图传</w:t>
+      </w:r>
+      <w:proofErr w:type="gramEnd"/>
+      <w:r>
+        <w:rPr>
+          <w:rFonts w:ascii="宋体" w:hAnsi="宋体" w:hint="eastAsia"/>
+          <w:sz w:val="24"/>
+        </w:rPr>
+        <w:t>等功能，使用AR Studio进行手势、语音交互控制操作，实现通过AR Studio对机器狗的基本行动指令与动作指令的实时下发与控制。</w:t>
+      </w:r>
+      <w:r>
+        <w:rPr>
+          <w:rFonts w:ascii="宋体" w:hAnsi="宋体" w:hint="eastAsia"/>
+          <w:sz w:val="24"/>
+        </w:rPr>
+        <w:t>机器</w:t>
+      </w:r>
+      <w:proofErr w:type="gramStart"/>
+      <w:r>
+        <w:rPr>
+          <w:rFonts w:ascii="宋体" w:hAnsi="宋体" w:hint="eastAsia"/>
+          <w:sz w:val="24"/>
+        </w:rPr>
+        <w:t>狗通过</w:t>
+      </w:r>
+      <w:proofErr w:type="gramEnd"/>
+      <w:r>
+        <w:rPr>
+          <w:rFonts w:ascii="宋体" w:hAnsi="宋体" w:hint="eastAsia"/>
+          <w:sz w:val="24"/>
+        </w:rPr>
+        <w:t>感知主机发送自身的电量，关节状态和位置（雷达）。AR眼镜通过ROS接受感知主机发送的状态信息，并显示在UI上。</w:t>
+      </w:r>
+    </w:p>
+    <w:p>
+      <w:pPr>
+        <w:snapToGrid w:val="0"/>
+        <w:spacing w:line="360" w:lineRule="auto"/>
+        <w:rPr>
+          <w:rFonts w:ascii="宋体" w:hAnsi="宋体" w:hint="eastAsia"/>
+          <w:b/>
+          <w:sz w:val="24"/>
+        </w:rPr>
+      </w:pPr>
+      <w:r>
+        <w:rPr>
+          <w:rFonts w:ascii="宋体" w:hAnsi="宋体"/>
+          <w:b/>
+          <w:sz w:val="24"/>
+        </w:rPr>
+        <w:t>6</w:t>
+      </w:r>
+      <w:r>
+        <w:rPr>
+          <w:rFonts w:ascii="宋体" w:hAnsi="宋体" w:hint="eastAsia"/>
+          <w:b/>
+          <w:sz w:val="24"/>
+        </w:rPr>
+        <w:t>.是否还有别的替代方案同样能完成</w:t>
+      </w:r>
+      <w:r>
+        <w:rPr>
+          <w:rFonts w:ascii="宋体" w:hAnsi="宋体" w:hint="eastAsia"/>
+          <w:b/>
+          <w:sz w:val="24"/>
+        </w:rPr>
+        <w:t>本</w:t>
+      </w:r>
+      <w:r>
+        <w:rPr>
+          <w:rFonts w:ascii="宋体" w:hAnsi="宋体" w:hint="eastAsia"/>
+          <w:b/>
+          <w:sz w:val="24"/>
+        </w:rPr>
+        <w:t>发明目的？</w:t>
+      </w:r>
+      <w:r>
+        <w:rPr>
+          <w:rFonts w:ascii="宋体" w:hAnsi="宋体" w:hint="eastAsia"/>
+          <w:b/>
+          <w:sz w:val="24"/>
+        </w:rPr>
+        <w:cr/>
+      </w:r>
+      <w:r>
+        <w:rPr>
+          <w:rFonts w:ascii="宋体" w:hAnsi="宋体" w:hint="eastAsia"/>
+          <w:b/>
+          <w:sz w:val="24"/>
         </w:rPr>
         <w:lastRenderedPageBreak/>
+        <w:t>目前暂无</w:t>
+      </w:r>
+    </w:p>
+    <w:p>
+      <w:pPr>
+        <w:snapToGrid w:val="0"/>
+        <w:spacing w:line="360" w:lineRule="auto"/>
+        <w:rPr>
+          <w:rFonts w:ascii="宋体" w:hAnsi="宋体"/>
+          <w:b/>
+          <w:sz w:val="24"/>
+        </w:rPr>
+      </w:pPr>
+      <w:r>
+        <w:rPr>
+          <w:rFonts w:ascii="宋体" w:hAnsi="宋体"/>
+          <w:b/>
+          <w:sz w:val="24"/>
+        </w:rPr>
+        <w:t>7</w:t>
+      </w:r>
+      <w:r>
+        <w:rPr>
+          <w:rFonts w:ascii="宋体" w:hAnsi="宋体" w:hint="eastAsia"/>
+          <w:b/>
+          <w:sz w:val="24"/>
+        </w:rPr>
+        <w:t>.其他有助于审阅、代理人员理解本技术的资料</w:t>
+      </w:r>
+      <w:r>
+        <w:rPr>
+          <w:rFonts w:ascii="宋体" w:hAnsi="宋体" w:hint="eastAsia"/>
+          <w:b/>
+          <w:sz w:val="24"/>
+        </w:rPr>
+        <w:t>.</w:t>
+      </w:r>
+    </w:p>
+    <w:p>
+      <w:pPr>
+        <w:snapToGrid w:val="0"/>
+        <w:spacing w:line="400" w:lineRule="exact"/>
+        <w:rPr>
+          <w:rFonts w:ascii="宋体" w:hAnsi="宋体"/>
+          <w:sz w:val="24"/>
+        </w:rPr>
+      </w:pPr>
+    </w:p>
+    <w:p>
+      <w:pPr>
+        <w:snapToGrid w:val="0"/>
+        <w:spacing w:line="400" w:lineRule="exact"/>
+        <w:rPr>
+          <w:b/>
+          <w:bCs/>
+          <w:color w:val="000000"/>
+          <w:sz w:val="24"/>
+        </w:rPr>
+      </w:pPr>
+      <w:r>
+        <w:rPr>
+          <w:rFonts w:ascii="宋体" w:hAnsi="宋体"/>
+          <w:b/>
+          <w:bCs/>
+          <w:sz w:val="24"/>
+        </w:rPr>
+        <w:t>8.</w:t>
+      </w:r>
+      <w:r>
+        <w:rPr>
+          <w:b/>
+          <w:bCs/>
+          <w:color w:val="000000"/>
+          <w:sz w:val="24"/>
+        </w:rPr>
+        <w:t xml:space="preserve"> </w:t>
+      </w:r>
+      <w:r>
+        <w:rPr>
+          <w:b/>
+          <w:bCs/>
+          <w:color w:val="000000"/>
+          <w:sz w:val="24"/>
+        </w:rPr>
+        <w:t>附图</w:t>
+      </w:r>
+    </w:p>
+    <w:p>
+      <w:pPr>
+        <w:snapToGrid w:val="0"/>
+        <w:spacing w:line="400" w:lineRule="exact"/>
+        <w:ind w:firstLineChars="200" w:firstLine="420"/>
+        <w:rPr>
+          <w:rFonts w:ascii="楷体" w:eastAsia="楷体" w:hAnsi="楷体"/>
+          <w:szCs w:val="21"/>
+        </w:rPr>
+      </w:pPr>
+      <w:r>
         <w:drawing>
-          <wp:inline distT="0" distB="0" distL="0" distR="0" wp14:anchorId="0CE1BA68" wp14:editId="53BBCF75">
-            <wp:extent cx="5274310" cy="2812415"/>
-            <wp:effectExtent l="0" t="0" r="2540" b="6985"/>
-            <wp:docPr id="7" name="图片 7"/>
+          <wp:anchor distT="0" distB="0" distL="114300" distR="114300" simplePos="0" relativeHeight="251658240" behindDoc="1" locked="0" layoutInCell="1" allowOverlap="1" wp14:anchorId="334E2CA1" wp14:editId="193B229D">
+            <wp:simplePos x="0" y="0"/>
+            <wp:positionH relativeFrom="column">
+              <wp:posOffset>254635</wp:posOffset>
+            </wp:positionH>
+            <wp:positionV relativeFrom="paragraph">
+              <wp:posOffset>833120</wp:posOffset>
+            </wp:positionV>
+            <wp:extent cx="5274310" cy="3400425"/>
+            <wp:effectExtent l="0" t="0" r="2540" b="9525"/>
+            <wp:wrapTight wrapText="bothSides">
+              <wp:wrapPolygon edited="0">
+                <wp:start x="0" y="0"/>
+                <wp:lineTo x="0" y="21539"/>
+                <wp:lineTo x="21532" y="21539"/>
+                <wp:lineTo x="21532" y="0"/>
+                <wp:lineTo x="0" y="0"/>
+              </wp:wrapPolygon>
+            </wp:wrapTight>
+            <wp:docPr id="16" name="图片 16"/>
             <wp:cNvGraphicFramePr>
               <a:graphicFrameLocks xmlns:a="http://schemas.openxmlformats.org/drawingml/2006/main" noChangeAspect="1"/>
             </wp:cNvGraphicFramePr>
@@ -7554,7 +8226,13 @@
                     <pic:cNvPicPr/>
                   </pic:nvPicPr>
                   <pic:blipFill>
-                    <a:blip r:embed="rId12"/>
+                    <a:blip r:embed="rId11">
+                      <a:extLst>
+                        <a:ext uri="{28A0092B-C50C-407E-A947-70E740481C1C}">
+                          <a14:useLocalDpi xmlns:a14="http://schemas.microsoft.com/office/drawing/2010/main" val="0"/>
+                        </a:ext>
+                      </a:extLst>
+                    </a:blip>
                     <a:stretch>
                       <a:fillRect/>
                     </a:stretch>
@@ -7562,7 +8240,366 @@
                   <pic:spPr>
                     <a:xfrm>
                       <a:off x="0" y="0"/>
-                      <a:ext cx="5274310" cy="2812415"/>
+                      <a:ext cx="5274310" cy="3400425"/>
+                    </a:xfrm>
+                    <a:prstGeom prst="rect">
+                      <a:avLst/>
+                    </a:prstGeom>
+                  </pic:spPr>
+                </pic:pic>
+              </a:graphicData>
+            </a:graphic>
+          </wp:anchor>
+        </w:drawing>
+      </w:r>
+      <w:r>
+        <w:rPr>
+          <w:rFonts w:ascii="楷体" w:eastAsia="楷体" w:hAnsi="楷体" w:hint="eastAsia"/>
+          <w:szCs w:val="21"/>
+        </w:rPr>
+        <w:t>（</w:t>
+      </w:r>
+      <w:r>
+        <w:rPr>
+          <w:rFonts w:ascii="楷体" w:eastAsia="楷体" w:hAnsi="楷体" w:hint="eastAsia"/>
+          <w:szCs w:val="21"/>
+        </w:rPr>
+        <w:t>附图是辅助性技术文件，它与说明书的文字内容一起，将本发明创造讲述清楚。可以是结构示意图、爆炸图、剖视图、局部放大图、原理图、流程图等。</w:t>
+      </w:r>
+      <w:r>
+        <w:rPr>
+          <w:rFonts w:ascii="楷体" w:eastAsia="楷体" w:hAnsi="楷体" w:hint="eastAsia"/>
+          <w:szCs w:val="21"/>
+        </w:rPr>
+        <w:t>说明：附图可以在对本专利技术方案进行详细阐述时放在一起做介绍</w:t>
+      </w:r>
+      <w:r>
+        <w:rPr>
+          <w:rFonts w:ascii="楷体" w:eastAsia="楷体" w:hAnsi="楷体" w:hint="eastAsia"/>
+          <w:szCs w:val="21"/>
+        </w:rPr>
+        <w:t>。）</w:t>
+      </w:r>
+    </w:p>
+    <w:p>
+      <w:pPr>
+        <w:snapToGrid w:val="0"/>
+        <w:spacing w:line="400" w:lineRule="exact"/>
+        <w:ind w:firstLineChars="200" w:firstLine="420"/>
+        <w:rPr>
+          <w:rFonts w:ascii="楷体" w:eastAsia="楷体" w:hAnsi="楷体" w:hint="eastAsia"/>
+          <w:szCs w:val="21"/>
+        </w:rPr>
+      </w:pPr>
+    </w:p>
+    <w:p>
+      <w:pPr>
+        <w:snapToGrid w:val="0"/>
+        <w:spacing w:line="400" w:lineRule="exact"/>
+        <w:ind w:firstLine="420"/>
+        <w:rPr>
+          <w:rFonts w:ascii="宋体" w:hAnsi="宋体" w:cs="宋体"/>
+          <w:sz w:val="24"/>
+        </w:rPr>
+      </w:pPr>
+      <w:r>
+        <w:rPr>
+          <w:rFonts w:ascii="宋体" w:hAnsi="宋体"/>
+          <w:b/>
+          <w:noProof/>
+          <w:sz w:val="24"/>
+        </w:rPr>
+        <w:drawing>
+          <wp:anchor distT="0" distB="0" distL="114300" distR="114300" simplePos="0" relativeHeight="251660288" behindDoc="0" locked="0" layoutInCell="1" allowOverlap="1" wp14:anchorId="7F6F0E5E" wp14:editId="537014B9">
+            <wp:simplePos x="0" y="0"/>
+            <wp:positionH relativeFrom="column">
+              <wp:posOffset>289071</wp:posOffset>
+            </wp:positionH>
+            <wp:positionV relativeFrom="paragraph">
+              <wp:posOffset>3895823</wp:posOffset>
+            </wp:positionV>
+            <wp:extent cx="5334635" cy="2219325"/>
+            <wp:effectExtent l="0" t="0" r="0" b="9525"/>
+            <wp:wrapTopAndBottom/>
+            <wp:docPr id="18" name="图片 18"/>
+            <wp:cNvGraphicFramePr>
+              <a:graphicFrameLocks xmlns:a="http://schemas.openxmlformats.org/drawingml/2006/main" noChangeAspect="1"/>
+            </wp:cNvGraphicFramePr>
+            <a:graphic xmlns:a="http://schemas.openxmlformats.org/drawingml/2006/main">
+              <a:graphicData uri="http://schemas.openxmlformats.org/drawingml/2006/picture">
+                <pic:pic xmlns:pic="http://schemas.openxmlformats.org/drawingml/2006/picture">
+                  <pic:nvPicPr>
+                    <pic:cNvPr id="0" name="Picture 4"/>
+                    <pic:cNvPicPr>
+                      <a:picLocks noChangeAspect="1" noChangeArrowheads="1"/>
+                    </pic:cNvPicPr>
+                  </pic:nvPicPr>
+                  <pic:blipFill>
+                    <a:blip r:embed="rId12">
+                      <a:extLst>
+                        <a:ext uri="{28A0092B-C50C-407E-A947-70E740481C1C}">
+                          <a14:useLocalDpi xmlns:a14="http://schemas.microsoft.com/office/drawing/2010/main" val="0"/>
+                        </a:ext>
+                      </a:extLst>
+                    </a:blip>
+                    <a:srcRect/>
+                    <a:stretch>
+                      <a:fillRect/>
+                    </a:stretch>
+                  </pic:blipFill>
+                  <pic:spPr bwMode="auto">
+                    <a:xfrm>
+                      <a:off x="0" y="0"/>
+                      <a:ext cx="5334635" cy="2219325"/>
+                    </a:xfrm>
+                    <a:prstGeom prst="rect">
+                      <a:avLst/>
+                    </a:prstGeom>
+                    <a:noFill/>
+                  </pic:spPr>
+                </pic:pic>
+              </a:graphicData>
+            </a:graphic>
+          </wp:anchor>
+        </w:drawing>
+      </w:r>
+      <w:r>
+        <w:rPr>
+          <w:rFonts w:ascii="宋体" w:hAnsi="宋体" w:cs="宋体" w:hint="eastAsia"/>
+          <w:sz w:val="24"/>
+        </w:rPr>
+        <w:t>软件示意图</w:t>
+      </w:r>
+    </w:p>
+    <w:p>
+      <w:pPr>
+        <w:snapToGrid w:val="0"/>
+        <w:spacing w:line="400" w:lineRule="exact"/>
+        <w:ind w:firstLine="420"/>
+        <w:rPr>
+          <w:rFonts w:ascii="宋体" w:hAnsi="宋体" w:cs="宋体" w:hint="eastAsia"/>
+          <w:sz w:val="24"/>
+        </w:rPr>
+      </w:pPr>
+      <w:r>
+        <w:rPr>
+          <w:rFonts w:ascii="宋体" w:hAnsi="宋体" w:cs="宋体" w:hint="eastAsia"/>
+          <w:sz w:val="24"/>
+        </w:rPr>
+        <w:t>AR眼镜</w:t>
+      </w:r>
+    </w:p>
+    <w:p>
+      <w:pPr>
+        <w:snapToGrid w:val="0"/>
+        <w:spacing w:line="400" w:lineRule="exact"/>
+        <w:ind w:firstLineChars="200" w:firstLine="482"/>
+        <w:rPr>
+          <w:rFonts w:ascii="宋体" w:hAnsi="宋体"/>
+          <w:b/>
+          <w:sz w:val="24"/>
+        </w:rPr>
+      </w:pPr>
+    </w:p>
+    <w:p>
+      <w:pPr>
+        <w:snapToGrid w:val="0"/>
+        <w:spacing w:line="400" w:lineRule="exact"/>
+        <w:ind w:firstLineChars="200" w:firstLine="482"/>
+        <w:rPr>
+          <w:rFonts w:ascii="宋体" w:hAnsi="宋体"/>
+          <w:b/>
+          <w:sz w:val="24"/>
+        </w:rPr>
+      </w:pPr>
+      <w:r>
+        <w:rPr>
+          <w:rFonts w:ascii="宋体" w:hAnsi="宋体" w:hint="eastAsia"/>
+          <w:b/>
+          <w:sz w:val="24"/>
+        </w:rPr>
+        <w:lastRenderedPageBreak/>
+        <w:t>使用示意图</w:t>
+      </w:r>
+      <w:r>
+        <w:rPr>
+          <w:rFonts w:ascii="宋体" w:hAnsi="宋体"/>
+          <w:b/>
+          <w:noProof/>
+          <w:sz w:val="24"/>
+        </w:rPr>
+        <w:drawing>
+          <wp:anchor distT="0" distB="0" distL="114300" distR="114300" simplePos="0" relativeHeight="251661312" behindDoc="0" locked="0" layoutInCell="1" allowOverlap="1" wp14:anchorId="2D929595" wp14:editId="668663EB">
+            <wp:simplePos x="0" y="0"/>
+            <wp:positionH relativeFrom="column">
+              <wp:posOffset>112151</wp:posOffset>
+            </wp:positionH>
+            <wp:positionV relativeFrom="paragraph">
+              <wp:posOffset>-586</wp:posOffset>
+            </wp:positionV>
+            <wp:extent cx="6296660" cy="4725035"/>
+            <wp:effectExtent l="0" t="0" r="8890" b="0"/>
+            <wp:wrapTopAndBottom/>
+            <wp:docPr id="21" name="图片 21"/>
+            <wp:cNvGraphicFramePr>
+              <a:graphicFrameLocks xmlns:a="http://schemas.openxmlformats.org/drawingml/2006/main" noChangeAspect="1"/>
+            </wp:cNvGraphicFramePr>
+            <a:graphic xmlns:a="http://schemas.openxmlformats.org/drawingml/2006/main">
+              <a:graphicData uri="http://schemas.openxmlformats.org/drawingml/2006/picture">
+                <pic:pic xmlns:pic="http://schemas.openxmlformats.org/drawingml/2006/picture">
+                  <pic:nvPicPr>
+                    <pic:cNvPr id="0" name="Picture 6"/>
+                    <pic:cNvPicPr>
+                      <a:picLocks noChangeAspect="1" noChangeArrowheads="1"/>
+                    </pic:cNvPicPr>
+                  </pic:nvPicPr>
+                  <pic:blipFill>
+                    <a:blip r:embed="rId13">
+                      <a:extLst>
+                        <a:ext uri="{28A0092B-C50C-407E-A947-70E740481C1C}">
+                          <a14:useLocalDpi xmlns:a14="http://schemas.microsoft.com/office/drawing/2010/main" val="0"/>
+                        </a:ext>
+                      </a:extLst>
+                    </a:blip>
+                    <a:srcRect/>
+                    <a:stretch>
+                      <a:fillRect/>
+                    </a:stretch>
+                  </pic:blipFill>
+                  <pic:spPr bwMode="auto">
+                    <a:xfrm>
+                      <a:off x="0" y="0"/>
+                      <a:ext cx="6296660" cy="4725035"/>
+                    </a:xfrm>
+                    <a:prstGeom prst="rect">
+                      <a:avLst/>
+                    </a:prstGeom>
+                    <a:noFill/>
+                  </pic:spPr>
+                </pic:pic>
+              </a:graphicData>
+            </a:graphic>
+            <wp14:sizeRelH relativeFrom="page">
+              <wp14:pctWidth>0</wp14:pctWidth>
+            </wp14:sizeRelH>
+            <wp14:sizeRelV relativeFrom="page">
+              <wp14:pctHeight>0</wp14:pctHeight>
+            </wp14:sizeRelV>
+          </wp:anchor>
+        </w:drawing>
+      </w:r>
+    </w:p>
+    <w:p>
+      <w:pPr>
+        <w:widowControl/>
+        <w:jc w:val="left"/>
+        <w:rPr>
+          <w:rFonts w:ascii="宋体" w:hAnsi="宋体" w:hint="eastAsia"/>
+          <w:b/>
+          <w:sz w:val="24"/>
+        </w:rPr>
+      </w:pPr>
+      <w:r>
+        <w:rPr>
+          <w:rFonts w:ascii="宋体" w:hAnsi="宋体"/>
+          <w:b/>
+          <w:sz w:val="24"/>
+        </w:rPr>
+        <w:br w:type="page"/>
+      </w:r>
+      <w:r>
+        <w:rPr>
+          <w:rFonts w:ascii="宋体" w:hAnsi="宋体"/>
+          <w:b/>
+          <w:noProof/>
+          <w:sz w:val="24"/>
+        </w:rPr>
+        <w:lastRenderedPageBreak/>
+        <w:drawing>
+          <wp:anchor distT="0" distB="0" distL="114300" distR="114300" simplePos="0" relativeHeight="251659264" behindDoc="0" locked="0" layoutInCell="1" allowOverlap="1" wp14:anchorId="01C8AEBD" wp14:editId="518B7529">
+            <wp:simplePos x="0" y="0"/>
+            <wp:positionH relativeFrom="column">
+              <wp:posOffset>262890</wp:posOffset>
+            </wp:positionH>
+            <wp:positionV relativeFrom="paragraph">
+              <wp:posOffset>216290</wp:posOffset>
+            </wp:positionV>
+            <wp:extent cx="3562985" cy="4582160"/>
+            <wp:effectExtent l="0" t="0" r="0" b="8890"/>
+            <wp:wrapTopAndBottom/>
+            <wp:docPr id="17" name="图片 17"/>
+            <wp:cNvGraphicFramePr>
+              <a:graphicFrameLocks xmlns:a="http://schemas.openxmlformats.org/drawingml/2006/main" noChangeAspect="1"/>
+            </wp:cNvGraphicFramePr>
+            <a:graphic xmlns:a="http://schemas.openxmlformats.org/drawingml/2006/main">
+              <a:graphicData uri="http://schemas.openxmlformats.org/drawingml/2006/picture">
+                <pic:pic xmlns:pic="http://schemas.openxmlformats.org/drawingml/2006/picture">
+                  <pic:nvPicPr>
+                    <pic:cNvPr id="0" name="Picture 3"/>
+                    <pic:cNvPicPr>
+                      <a:picLocks noChangeAspect="1" noChangeArrowheads="1"/>
+                    </pic:cNvPicPr>
+                  </pic:nvPicPr>
+                  <pic:blipFill>
+                    <a:blip r:embed="rId14">
+                      <a:extLst>
+                        <a:ext uri="{28A0092B-C50C-407E-A947-70E740481C1C}">
+                          <a14:useLocalDpi xmlns:a14="http://schemas.microsoft.com/office/drawing/2010/main" val="0"/>
+                        </a:ext>
+                      </a:extLst>
+                    </a:blip>
+                    <a:srcRect/>
+                    <a:stretch>
+                      <a:fillRect/>
+                    </a:stretch>
+                  </pic:blipFill>
+                  <pic:spPr bwMode="auto">
+                    <a:xfrm>
+                      <a:off x="0" y="0"/>
+                      <a:ext cx="3562985" cy="4582160"/>
+                    </a:xfrm>
+                    <a:prstGeom prst="rect">
+                      <a:avLst/>
+                    </a:prstGeom>
+                    <a:noFill/>
+                  </pic:spPr>
+                </pic:pic>
+              </a:graphicData>
+            </a:graphic>
+          </wp:anchor>
+        </w:drawing>
+      </w:r>
+      <w:r>
+        <w:rPr>
+          <w:noProof/>
+        </w:rPr>
+        <w:drawing>
+          <wp:inline distT="0" distB="0" distL="0" distR="0" wp14:anchorId="5C0C9E6C" wp14:editId="6D24762A">
+            <wp:extent cx="4646930" cy="3499485"/>
+            <wp:effectExtent l="0" t="0" r="1270" b="5715"/>
+            <wp:docPr id="19" name="图片 3"/>
+            <wp:cNvGraphicFramePr>
+              <a:graphicFrameLocks xmlns:a="http://schemas.openxmlformats.org/drawingml/2006/main" noChangeAspect="1"/>
+            </wp:cNvGraphicFramePr>
+            <a:graphic xmlns:a="http://schemas.openxmlformats.org/drawingml/2006/main">
+              <a:graphicData uri="http://schemas.openxmlformats.org/drawingml/2006/picture">
+                <pic:pic xmlns:pic="http://schemas.openxmlformats.org/drawingml/2006/picture">
+                  <pic:nvPicPr>
+                    <pic:cNvPr id="4" name="图片 3"/>
+                    <pic:cNvPicPr>
+                      <a:picLocks noChangeAspect="1"/>
+                    </pic:cNvPicPr>
+                  </pic:nvPicPr>
+                  <pic:blipFill>
+                    <a:blip r:embed="rId15"/>
+                    <a:stretch>
+                      <a:fillRect/>
+                    </a:stretch>
+                  </pic:blipFill>
+                  <pic:spPr>
+                    <a:xfrm>
+                      <a:off x="0" y="0"/>
+                      <a:ext cx="4646930" cy="3499485"/>
                     </a:xfrm>
                     <a:prstGeom prst="rect">
                       <a:avLst/>
@@ -7579,364 +8616,27 @@
       <w:pPr>
         <w:snapToGrid w:val="0"/>
         <w:spacing w:line="360" w:lineRule="auto"/>
-        <w:jc w:val="center"/>
-        <w:rPr>
-          <w:rFonts w:ascii="宋体" w:hAnsi="宋体"/>
-          <w:b/>
-          <w:sz w:val="24"/>
-        </w:rPr>
-      </w:pPr>
-    </w:p>
-    <w:p>
-      <w:pPr>
-        <w:snapToGrid w:val="0"/>
-        <w:spacing w:line="360" w:lineRule="auto"/>
-        <w:jc w:val="center"/>
-        <w:rPr>
-          <w:rFonts w:ascii="宋体" w:hAnsi="宋体"/>
-          <w:b/>
-          <w:sz w:val="24"/>
-        </w:rPr>
-      </w:pPr>
-    </w:p>
-    <w:p>
-      <w:pPr>
-        <w:snapToGrid w:val="0"/>
-        <w:spacing w:line="360" w:lineRule="auto"/>
-        <w:jc w:val="center"/>
-        <w:rPr>
-          <w:rFonts w:ascii="宋体" w:hAnsi="宋体"/>
-          <w:b/>
-          <w:sz w:val="24"/>
-        </w:rPr>
-      </w:pPr>
-      <w:r>
-        <w:rPr>
-          <w:noProof/>
-        </w:rPr>
-        <w:drawing>
-          <wp:inline distT="0" distB="0" distL="0" distR="0" wp14:anchorId="1FF14315" wp14:editId="1085F976">
-            <wp:extent cx="5274310" cy="2756535"/>
-            <wp:effectExtent l="0" t="0" r="2540" b="5715"/>
-            <wp:docPr id="8" name="图片 8"/>
-            <wp:cNvGraphicFramePr>
-              <a:graphicFrameLocks xmlns:a="http://schemas.openxmlformats.org/drawingml/2006/main" noChangeAspect="1"/>
-            </wp:cNvGraphicFramePr>
-            <a:graphic xmlns:a="http://schemas.openxmlformats.org/drawingml/2006/main">
-              <a:graphicData uri="http://schemas.openxmlformats.org/drawingml/2006/picture">
-                <pic:pic xmlns:pic="http://schemas.openxmlformats.org/drawingml/2006/picture">
-                  <pic:nvPicPr>
-                    <pic:cNvPr id="1" name=""/>
-                    <pic:cNvPicPr/>
-                  </pic:nvPicPr>
-                  <pic:blipFill>
-                    <a:blip r:embed="rId13"/>
-                    <a:stretch>
-                      <a:fillRect/>
-                    </a:stretch>
-                  </pic:blipFill>
-                  <pic:spPr>
-                    <a:xfrm>
-                      <a:off x="0" y="0"/>
-                      <a:ext cx="5274310" cy="2756535"/>
-                    </a:xfrm>
-                    <a:prstGeom prst="rect">
-                      <a:avLst/>
-                    </a:prstGeom>
-                  </pic:spPr>
-                </pic:pic>
-              </a:graphicData>
-            </a:graphic>
-          </wp:inline>
-        </w:drawing>
-      </w:r>
-    </w:p>
-    <w:p>
-      <w:pPr>
-        <w:snapToGrid w:val="0"/>
-        <w:spacing w:line="360" w:lineRule="auto"/>
-        <w:jc w:val="center"/>
-        <w:rPr>
-          <w:rFonts w:ascii="宋体" w:hAnsi="宋体"/>
-          <w:b/>
-          <w:sz w:val="24"/>
-        </w:rPr>
-      </w:pPr>
-      <w:r>
-        <w:rPr>
-          <w:rFonts w:ascii="宋体" w:hAnsi="宋体"/>
-          <w:b/>
-          <w:noProof/>
-          <w:sz w:val="24"/>
-        </w:rPr>
-        <w:lastRenderedPageBreak/>
-        <w:drawing>
-          <wp:inline distT="0" distB="0" distL="0" distR="0" wp14:anchorId="6E402FBA" wp14:editId="0C3DB991">
-            <wp:extent cx="3742268" cy="2806700"/>
-            <wp:effectExtent l="0" t="0" r="0" b="0"/>
-            <wp:docPr id="3" name="图片 3"/>
-            <wp:cNvGraphicFramePr>
-              <a:graphicFrameLocks xmlns:a="http://schemas.openxmlformats.org/drawingml/2006/main" noChangeAspect="1"/>
-            </wp:cNvGraphicFramePr>
-            <a:graphic xmlns:a="http://schemas.openxmlformats.org/drawingml/2006/main">
-              <a:graphicData uri="http://schemas.openxmlformats.org/drawingml/2006/picture">
-                <pic:pic xmlns:pic="http://schemas.openxmlformats.org/drawingml/2006/picture">
-                  <pic:nvPicPr>
-                    <pic:cNvPr id="0" name=""/>
-                    <pic:cNvPicPr/>
-                  </pic:nvPicPr>
-                  <pic:blipFill>
-                    <a:blip r:embed="rId14"/>
-                    <a:stretch>
-                      <a:fillRect/>
-                    </a:stretch>
-                  </pic:blipFill>
-                  <pic:spPr>
-                    <a:xfrm>
-                      <a:off x="0" y="0"/>
-                      <a:ext cx="3742461" cy="2806845"/>
-                    </a:xfrm>
-                    <a:prstGeom prst="rect">
-                      <a:avLst/>
-                    </a:prstGeom>
-                  </pic:spPr>
-                </pic:pic>
-              </a:graphicData>
-            </a:graphic>
-          </wp:inline>
-        </w:drawing>
-      </w:r>
-    </w:p>
-    <w:p>
-      <w:pPr>
-        <w:snapToGrid w:val="0"/>
-        <w:spacing w:line="360" w:lineRule="auto"/>
-        <w:jc w:val="center"/>
-        <w:rPr>
-          <w:rFonts w:ascii="宋体" w:hAnsi="宋体"/>
-          <w:b/>
-          <w:sz w:val="24"/>
-        </w:rPr>
-      </w:pPr>
-    </w:p>
-    <w:p>
-      <w:pPr>
-        <w:snapToGrid w:val="0"/>
-        <w:spacing w:line="360" w:lineRule="auto"/>
-        <w:jc w:val="center"/>
-        <w:rPr>
-          <w:rFonts w:ascii="宋体" w:hAnsi="宋体"/>
-          <w:b/>
-          <w:sz w:val="24"/>
-        </w:rPr>
-      </w:pPr>
-    </w:p>
-    <w:p>
-      <w:pPr>
-        <w:widowControl/>
-        <w:jc w:val="left"/>
-        <w:rPr>
-          <w:rFonts w:ascii="宋体" w:hAnsi="宋体"/>
-          <w:b/>
-          <w:sz w:val="24"/>
-        </w:rPr>
-      </w:pPr>
-    </w:p>
-    <w:p>
-      <w:pPr>
-        <w:snapToGrid w:val="0"/>
-        <w:spacing w:line="360" w:lineRule="auto"/>
-        <w:jc w:val="center"/>
-        <w:rPr>
-          <w:rFonts w:ascii="宋体" w:hAnsi="宋体"/>
-          <w:b/>
-          <w:sz w:val="24"/>
-        </w:rPr>
-      </w:pPr>
-      <w:r>
-        <w:rPr>
-          <w:rFonts w:ascii="宋体" w:hAnsi="宋体"/>
-          <w:b/>
-          <w:noProof/>
-          <w:sz w:val="24"/>
-        </w:rPr>
-        <w:drawing>
-          <wp:inline distT="0" distB="0" distL="0" distR="0" wp14:anchorId="1B403EDB" wp14:editId="0AD1690A">
-            <wp:extent cx="3575050" cy="2681286"/>
-            <wp:effectExtent l="0" t="0" r="0" b="0"/>
-            <wp:docPr id="4" name="图片 4"/>
-            <wp:cNvGraphicFramePr>
-              <a:graphicFrameLocks xmlns:a="http://schemas.openxmlformats.org/drawingml/2006/main" noChangeAspect="1"/>
-            </wp:cNvGraphicFramePr>
-            <a:graphic xmlns:a="http://schemas.openxmlformats.org/drawingml/2006/main">
-              <a:graphicData uri="http://schemas.openxmlformats.org/drawingml/2006/picture">
-                <pic:pic xmlns:pic="http://schemas.openxmlformats.org/drawingml/2006/picture">
-                  <pic:nvPicPr>
-                    <pic:cNvPr id="0" name=""/>
-                    <pic:cNvPicPr/>
-                  </pic:nvPicPr>
-                  <pic:blipFill>
-                    <a:blip r:embed="rId15"/>
-                    <a:stretch>
-                      <a:fillRect/>
-                    </a:stretch>
-                  </pic:blipFill>
-                  <pic:spPr>
-                    <a:xfrm>
-                      <a:off x="0" y="0"/>
-                      <a:ext cx="3575234" cy="2681424"/>
-                    </a:xfrm>
-                    <a:prstGeom prst="rect">
-                      <a:avLst/>
-                    </a:prstGeom>
-                  </pic:spPr>
-                </pic:pic>
-              </a:graphicData>
-            </a:graphic>
-          </wp:inline>
-        </w:drawing>
-      </w:r>
-    </w:p>
-    <w:p>
-      <w:pPr>
-        <w:snapToGrid w:val="0"/>
-        <w:spacing w:line="360" w:lineRule="auto"/>
-        <w:jc w:val="center"/>
-        <w:rPr>
-          <w:rFonts w:ascii="宋体" w:hAnsi="宋体"/>
-          <w:b/>
-          <w:sz w:val="24"/>
-        </w:rPr>
-      </w:pPr>
-    </w:p>
-    <w:p>
-      <w:pPr>
-        <w:snapToGrid w:val="0"/>
-        <w:spacing w:line="360" w:lineRule="auto"/>
-        <w:jc w:val="center"/>
-        <w:rPr>
-          <w:rFonts w:ascii="宋体" w:hAnsi="宋体"/>
-          <w:b/>
-          <w:sz w:val="24"/>
-        </w:rPr>
-      </w:pPr>
-    </w:p>
-    <w:p>
-      <w:pPr>
-        <w:snapToGrid w:val="0"/>
-        <w:spacing w:line="360" w:lineRule="auto"/>
-        <w:jc w:val="center"/>
-        <w:rPr>
-          <w:rFonts w:ascii="宋体" w:hAnsi="宋体"/>
-          <w:b/>
-          <w:sz w:val="24"/>
-        </w:rPr>
-      </w:pPr>
-      <w:r>
-        <w:rPr>
-          <w:noProof/>
-        </w:rPr>
-        <w:lastRenderedPageBreak/>
-        <w:drawing>
-          <wp:inline distT="0" distB="0" distL="0" distR="0" wp14:anchorId="293C9C6B" wp14:editId="224F57DF">
-            <wp:extent cx="5274310" cy="2774950"/>
-            <wp:effectExtent l="0" t="0" r="2540" b="6350"/>
-            <wp:docPr id="6" name="图片 6"/>
-            <wp:cNvGraphicFramePr>
-              <a:graphicFrameLocks xmlns:a="http://schemas.openxmlformats.org/drawingml/2006/main" noChangeAspect="1"/>
-            </wp:cNvGraphicFramePr>
-            <a:graphic xmlns:a="http://schemas.openxmlformats.org/drawingml/2006/main">
-              <a:graphicData uri="http://schemas.openxmlformats.org/drawingml/2006/picture">
-                <pic:pic xmlns:pic="http://schemas.openxmlformats.org/drawingml/2006/picture">
-                  <pic:nvPicPr>
-                    <pic:cNvPr id="1" name=""/>
-                    <pic:cNvPicPr/>
-                  </pic:nvPicPr>
-                  <pic:blipFill>
-                    <a:blip r:embed="rId16"/>
-                    <a:stretch>
-                      <a:fillRect/>
-                    </a:stretch>
-                  </pic:blipFill>
-                  <pic:spPr>
-                    <a:xfrm>
-                      <a:off x="0" y="0"/>
-                      <a:ext cx="5274310" cy="2774950"/>
-                    </a:xfrm>
-                    <a:prstGeom prst="rect">
-                      <a:avLst/>
-                    </a:prstGeom>
-                  </pic:spPr>
-                </pic:pic>
-              </a:graphicData>
-            </a:graphic>
-          </wp:inline>
-        </w:drawing>
-      </w:r>
-    </w:p>
-    <w:p>
-      <w:pPr>
-        <w:snapToGrid w:val="0"/>
-        <w:spacing w:line="360" w:lineRule="auto"/>
-        <w:jc w:val="center"/>
-        <w:rPr>
-          <w:rFonts w:ascii="宋体" w:hAnsi="宋体"/>
-          <w:b/>
-          <w:sz w:val="24"/>
-        </w:rPr>
-      </w:pPr>
-    </w:p>
-    <w:p>
-      <w:pPr>
-        <w:snapToGrid w:val="0"/>
-        <w:spacing w:line="360" w:lineRule="auto"/>
-        <w:jc w:val="center"/>
-        <w:rPr>
-          <w:rFonts w:ascii="宋体" w:hAnsi="宋体"/>
-          <w:b/>
-          <w:sz w:val="24"/>
-        </w:rPr>
-      </w:pPr>
-      <w:r>
-        <w:rPr>
-          <w:noProof/>
-        </w:rPr>
-        <w:drawing>
-          <wp:inline distT="0" distB="0" distL="0" distR="0" wp14:anchorId="4FF5A85C" wp14:editId="363AF2E9">
-            <wp:extent cx="5274310" cy="2328545"/>
-            <wp:effectExtent l="0" t="0" r="2540" b="0"/>
-            <wp:docPr id="772541995" name="图片 1"/>
-            <wp:cNvGraphicFramePr>
-              <a:graphicFrameLocks xmlns:a="http://schemas.openxmlformats.org/drawingml/2006/main" noChangeAspect="1"/>
-            </wp:cNvGraphicFramePr>
-            <a:graphic xmlns:a="http://schemas.openxmlformats.org/drawingml/2006/main">
-              <a:graphicData uri="http://schemas.openxmlformats.org/drawingml/2006/picture">
-                <pic:pic xmlns:pic="http://schemas.openxmlformats.org/drawingml/2006/picture">
-                  <pic:nvPicPr>
-                    <pic:cNvPr id="772541995" name=""/>
-                    <pic:cNvPicPr/>
-                  </pic:nvPicPr>
-                  <pic:blipFill>
-                    <a:blip r:embed="rId17"/>
-                    <a:stretch>
-                      <a:fillRect/>
-                    </a:stretch>
-                  </pic:blipFill>
-                  <pic:spPr>
-                    <a:xfrm>
-                      <a:off x="0" y="0"/>
-                      <a:ext cx="5274310" cy="2328545"/>
-                    </a:xfrm>
-                    <a:prstGeom prst="rect">
-                      <a:avLst/>
-                    </a:prstGeom>
-                  </pic:spPr>
-                </pic:pic>
-              </a:graphicData>
-            </a:graphic>
-          </wp:inline>
-        </w:drawing>
-      </w:r>
+        <w:rPr>
+          <w:rFonts w:ascii="宋体" w:hAnsi="宋体" w:hint="eastAsia"/>
+          <w:sz w:val="24"/>
+        </w:rPr>
+      </w:pPr>
+      <w:r>
+        <w:rPr>
+          <w:rFonts w:ascii="宋体" w:hAnsi="宋体" w:hint="eastAsia"/>
+          <w:sz w:val="24"/>
+        </w:rPr>
+        <w:t>机器狗</w:t>
+      </w:r>
+      <w:r>
+        <w:rPr>
+          <w:rFonts w:ascii="宋体" w:hAnsi="宋体" w:hint="eastAsia"/>
+          <w:sz w:val="24"/>
+        </w:rPr>
+        <w:t>示意图</w:t>
+      </w:r>
+      <w:bookmarkStart w:id="0" w:name="_GoBack"/>
+      <w:bookmarkEnd w:id="0"/>
     </w:p>
     <w:sectPr>
       <w:pgSz w:w="11906" w:h="16838"/>
@@ -8403,6 +9103,304 @@
     <w:nsid w:val="36256B6B"/>
     <w:multiLevelType w:val="multilevel"/>
     <w:tmpl w:val="83943D4E"/>
+    <w:lvl w:ilvl="0">
+      <w:start w:val="1"/>
+      <w:numFmt w:val="bullet"/>
+      <w:lvlText w:val=""/>
+      <w:lvlJc w:val="left"/>
+      <w:pPr>
+        <w:tabs>
+          <w:tab w:val="num" w:pos="720"/>
+        </w:tabs>
+        <w:ind w:left="720" w:hanging="360"/>
+      </w:pPr>
+      <w:rPr>
+        <w:rFonts w:ascii="Symbol" w:hAnsi="Symbol" w:hint="default"/>
+        <w:sz w:val="20"/>
+      </w:rPr>
+    </w:lvl>
+    <w:lvl w:ilvl="1" w:tentative="1">
+      <w:start w:val="1"/>
+      <w:numFmt w:val="bullet"/>
+      <w:lvlText w:val=""/>
+      <w:lvlJc w:val="left"/>
+      <w:pPr>
+        <w:tabs>
+          <w:tab w:val="num" w:pos="1440"/>
+        </w:tabs>
+        <w:ind w:left="1440" w:hanging="360"/>
+      </w:pPr>
+      <w:rPr>
+        <w:rFonts w:ascii="Symbol" w:hAnsi="Symbol" w:hint="default"/>
+        <w:sz w:val="20"/>
+      </w:rPr>
+    </w:lvl>
+    <w:lvl w:ilvl="2" w:tentative="1">
+      <w:start w:val="1"/>
+      <w:numFmt w:val="bullet"/>
+      <w:lvlText w:val=""/>
+      <w:lvlJc w:val="left"/>
+      <w:pPr>
+        <w:tabs>
+          <w:tab w:val="num" w:pos="2160"/>
+        </w:tabs>
+        <w:ind w:left="2160" w:hanging="360"/>
+      </w:pPr>
+      <w:rPr>
+        <w:rFonts w:ascii="Symbol" w:hAnsi="Symbol" w:hint="default"/>
+        <w:sz w:val="20"/>
+      </w:rPr>
+    </w:lvl>
+    <w:lvl w:ilvl="3" w:tentative="1">
+      <w:start w:val="1"/>
+      <w:numFmt w:val="bullet"/>
+      <w:lvlText w:val=""/>
+      <w:lvlJc w:val="left"/>
+      <w:pPr>
+        <w:tabs>
+          <w:tab w:val="num" w:pos="2880"/>
+        </w:tabs>
+        <w:ind w:left="2880" w:hanging="360"/>
+      </w:pPr>
+      <w:rPr>
+        <w:rFonts w:ascii="Symbol" w:hAnsi="Symbol" w:hint="default"/>
+        <w:sz w:val="20"/>
+      </w:rPr>
+    </w:lvl>
+    <w:lvl w:ilvl="4" w:tentative="1">
+      <w:start w:val="1"/>
+      <w:numFmt w:val="bullet"/>
+      <w:lvlText w:val=""/>
+      <w:lvlJc w:val="left"/>
+      <w:pPr>
+        <w:tabs>
+          <w:tab w:val="num" w:pos="3600"/>
+        </w:tabs>
+        <w:ind w:left="3600" w:hanging="360"/>
+      </w:pPr>
+      <w:rPr>
+        <w:rFonts w:ascii="Symbol" w:hAnsi="Symbol" w:hint="default"/>
+        <w:sz w:val="20"/>
+      </w:rPr>
+    </w:lvl>
+    <w:lvl w:ilvl="5" w:tentative="1">
+      <w:start w:val="1"/>
+      <w:numFmt w:val="bullet"/>
+      <w:lvlText w:val=""/>
+      <w:lvlJc w:val="left"/>
+      <w:pPr>
+        <w:tabs>
+          <w:tab w:val="num" w:pos="4320"/>
+        </w:tabs>
+        <w:ind w:left="4320" w:hanging="360"/>
+      </w:pPr>
+      <w:rPr>
+        <w:rFonts w:ascii="Symbol" w:hAnsi="Symbol" w:hint="default"/>
+        <w:sz w:val="20"/>
+      </w:rPr>
+    </w:lvl>
+    <w:lvl w:ilvl="6" w:tentative="1">
+      <w:start w:val="1"/>
+      <w:numFmt w:val="bullet"/>
+      <w:lvlText w:val=""/>
+      <w:lvlJc w:val="left"/>
+      <w:pPr>
+        <w:tabs>
+          <w:tab w:val="num" w:pos="5040"/>
+        </w:tabs>
+        <w:ind w:left="5040" w:hanging="360"/>
+      </w:pPr>
+      <w:rPr>
+        <w:rFonts w:ascii="Symbol" w:hAnsi="Symbol" w:hint="default"/>
+        <w:sz w:val="20"/>
+      </w:rPr>
+    </w:lvl>
+    <w:lvl w:ilvl="7" w:tentative="1">
+      <w:start w:val="1"/>
+      <w:numFmt w:val="bullet"/>
+      <w:lvlText w:val=""/>
+      <w:lvlJc w:val="left"/>
+      <w:pPr>
+        <w:tabs>
+          <w:tab w:val="num" w:pos="5760"/>
+        </w:tabs>
+        <w:ind w:left="5760" w:hanging="360"/>
+      </w:pPr>
+      <w:rPr>
+        <w:rFonts w:ascii="Symbol" w:hAnsi="Symbol" w:hint="default"/>
+        <w:sz w:val="20"/>
+      </w:rPr>
+    </w:lvl>
+    <w:lvl w:ilvl="8" w:tentative="1">
+      <w:start w:val="1"/>
+      <w:numFmt w:val="bullet"/>
+      <w:lvlText w:val=""/>
+      <w:lvlJc w:val="left"/>
+      <w:pPr>
+        <w:tabs>
+          <w:tab w:val="num" w:pos="6480"/>
+        </w:tabs>
+        <w:ind w:left="6480" w:hanging="360"/>
+      </w:pPr>
+      <w:rPr>
+        <w:rFonts w:ascii="Symbol" w:hAnsi="Symbol" w:hint="default"/>
+        <w:sz w:val="20"/>
+      </w:rPr>
+    </w:lvl>
+  </w:abstractNum>
+  <w:abstractNum w:abstractNumId="4" w15:restartNumberingAfterBreak="0">
+    <w:nsid w:val="4AC823DC"/>
+    <w:multiLevelType w:val="multilevel"/>
+    <w:tmpl w:val="B08A144A"/>
+    <w:lvl w:ilvl="0">
+      <w:start w:val="1"/>
+      <w:numFmt w:val="bullet"/>
+      <w:lvlText w:val=""/>
+      <w:lvlJc w:val="left"/>
+      <w:pPr>
+        <w:tabs>
+          <w:tab w:val="num" w:pos="720"/>
+        </w:tabs>
+        <w:ind w:left="720" w:hanging="360"/>
+      </w:pPr>
+      <w:rPr>
+        <w:rFonts w:ascii="Symbol" w:hAnsi="Symbol" w:hint="default"/>
+        <w:sz w:val="20"/>
+      </w:rPr>
+    </w:lvl>
+    <w:lvl w:ilvl="1" w:tentative="1">
+      <w:start w:val="1"/>
+      <w:numFmt w:val="bullet"/>
+      <w:lvlText w:val=""/>
+      <w:lvlJc w:val="left"/>
+      <w:pPr>
+        <w:tabs>
+          <w:tab w:val="num" w:pos="1440"/>
+        </w:tabs>
+        <w:ind w:left="1440" w:hanging="360"/>
+      </w:pPr>
+      <w:rPr>
+        <w:rFonts w:ascii="Symbol" w:hAnsi="Symbol" w:hint="default"/>
+        <w:sz w:val="20"/>
+      </w:rPr>
+    </w:lvl>
+    <w:lvl w:ilvl="2" w:tentative="1">
+      <w:start w:val="1"/>
+      <w:numFmt w:val="bullet"/>
+      <w:lvlText w:val=""/>
+      <w:lvlJc w:val="left"/>
+      <w:pPr>
+        <w:tabs>
+          <w:tab w:val="num" w:pos="2160"/>
+        </w:tabs>
+        <w:ind w:left="2160" w:hanging="360"/>
+      </w:pPr>
+      <w:rPr>
+        <w:rFonts w:ascii="Symbol" w:hAnsi="Symbol" w:hint="default"/>
+        <w:sz w:val="20"/>
+      </w:rPr>
+    </w:lvl>
+    <w:lvl w:ilvl="3" w:tentative="1">
+      <w:start w:val="1"/>
+      <w:numFmt w:val="bullet"/>
+      <w:lvlText w:val=""/>
+      <w:lvlJc w:val="left"/>
+      <w:pPr>
+        <w:tabs>
+          <w:tab w:val="num" w:pos="2880"/>
+        </w:tabs>
+        <w:ind w:left="2880" w:hanging="360"/>
+      </w:pPr>
+      <w:rPr>
+        <w:rFonts w:ascii="Symbol" w:hAnsi="Symbol" w:hint="default"/>
+        <w:sz w:val="20"/>
+      </w:rPr>
+    </w:lvl>
+    <w:lvl w:ilvl="4" w:tentative="1">
+      <w:start w:val="1"/>
+      <w:numFmt w:val="bullet"/>
+      <w:lvlText w:val=""/>
+      <w:lvlJc w:val="left"/>
+      <w:pPr>
+        <w:tabs>
+          <w:tab w:val="num" w:pos="3600"/>
+        </w:tabs>
+        <w:ind w:left="3600" w:hanging="360"/>
+      </w:pPr>
+      <w:rPr>
+        <w:rFonts w:ascii="Symbol" w:hAnsi="Symbol" w:hint="default"/>
+        <w:sz w:val="20"/>
+      </w:rPr>
+    </w:lvl>
+    <w:lvl w:ilvl="5" w:tentative="1">
+      <w:start w:val="1"/>
+      <w:numFmt w:val="bullet"/>
+      <w:lvlText w:val=""/>
+      <w:lvlJc w:val="left"/>
+      <w:pPr>
+        <w:tabs>
+          <w:tab w:val="num" w:pos="4320"/>
+        </w:tabs>
+        <w:ind w:left="4320" w:hanging="360"/>
+      </w:pPr>
+      <w:rPr>
+        <w:rFonts w:ascii="Symbol" w:hAnsi="Symbol" w:hint="default"/>
+        <w:sz w:val="20"/>
+      </w:rPr>
+    </w:lvl>
+    <w:lvl w:ilvl="6" w:tentative="1">
+      <w:start w:val="1"/>
+      <w:numFmt w:val="bullet"/>
+      <w:lvlText w:val=""/>
+      <w:lvlJc w:val="left"/>
+      <w:pPr>
+        <w:tabs>
+          <w:tab w:val="num" w:pos="5040"/>
+        </w:tabs>
+        <w:ind w:left="5040" w:hanging="360"/>
+      </w:pPr>
+      <w:rPr>
+        <w:rFonts w:ascii="Symbol" w:hAnsi="Symbol" w:hint="default"/>
+        <w:sz w:val="20"/>
+      </w:rPr>
+    </w:lvl>
+    <w:lvl w:ilvl="7" w:tentative="1">
+      <w:start w:val="1"/>
+      <w:numFmt w:val="bullet"/>
+      <w:lvlText w:val=""/>
+      <w:lvlJc w:val="left"/>
+      <w:pPr>
+        <w:tabs>
+          <w:tab w:val="num" w:pos="5760"/>
+        </w:tabs>
+        <w:ind w:left="5760" w:hanging="360"/>
+      </w:pPr>
+      <w:rPr>
+        <w:rFonts w:ascii="Symbol" w:hAnsi="Symbol" w:hint="default"/>
+        <w:sz w:val="20"/>
+      </w:rPr>
+    </w:lvl>
+    <w:lvl w:ilvl="8" w:tentative="1">
+      <w:start w:val="1"/>
+      <w:numFmt w:val="bullet"/>
+      <w:lvlText w:val=""/>
+      <w:lvlJc w:val="left"/>
+      <w:pPr>
+        <w:tabs>
+          <w:tab w:val="num" w:pos="6480"/>
+        </w:tabs>
+        <w:ind w:left="6480" w:hanging="360"/>
+      </w:pPr>
+      <w:rPr>
+        <w:rFonts w:ascii="Symbol" w:hAnsi="Symbol" w:hint="default"/>
+        <w:sz w:val="20"/>
+      </w:rPr>
+    </w:lvl>
+  </w:abstractNum>
+  <w:abstractNum w:abstractNumId="5" w15:restartNumberingAfterBreak="0">
+    <w:nsid w:val="748601AA"/>
+    <w:multiLevelType w:val="multilevel"/>
+    <w:tmpl w:val="1152B506"/>
     <w:lvl w:ilvl="0">
       <w:start w:val="1"/>
       <w:numFmt w:val="bullet"/>
@@ -8559,6 +9557,12 @@
   </w:num>
   <w:num w:numId="4">
     <w:abstractNumId w:val="2"/>
+  </w:num>
+  <w:num w:numId="5">
+    <w:abstractNumId w:val="5"/>
+  </w:num>
+  <w:num w:numId="6">
+    <w:abstractNumId w:val="4"/>
   </w:num>
 </w:numbering>
 </file>
@@ -8954,7 +9958,7 @@
   <w:style w:type="paragraph" w:default="1" w:styleId="a">
     <w:name w:val="Normal"/>
     <w:qFormat/>
-    <w:rsid w:val="008F2CB2"/>
+    <w:rsid w:val="00D074E7"/>
     <w:pPr>
       <w:widowControl w:val="0"/>
       <w:jc w:val="both"/>
@@ -9257,7 +10261,6 @@
     <w:name w:val="Normal (Web)"/>
     <w:basedOn w:val="a"/>
     <w:uiPriority w:val="99"/>
-    <w:semiHidden/>
     <w:unhideWhenUsed/>
     <w:rsid w:val="00CB21D3"/>
     <w:pPr>
